--- a/TS Jatai Ghanam Project/TS 3.4/TS 3.4 Jatai Tamil Corrections.docx
+++ b/TS Jatai Ghanam Project/TS 3.4/TS 3.4 Jatai Tamil Corrections.docx
@@ -1,7 +1,2979 @@
 
 <file path=word/document.xml><?xml version="1.0" encoding="utf-8"?>
-<w:document xmlns:wpc="http://schemas.microsoft.com/office/word/2010/wordprocessingCanvas" xmlns:cx="http://schemas.microsoft.com/office/drawing/2014/chartex" xmlns:cx1="http://schemas.microsoft.com/office/drawing/2015/9/8/chartex" xmlns:cx2="http://schemas.microsoft.com/office/drawing/2015/10/21/chartex" xmlns:cx3="http://schemas.microsoft.com/office/drawing/2016/5/9/chartex" xmlns:cx4="http://schemas.microsoft.com/office/drawing/2016/5/10/chartex" xmlns:cx5="http://schemas.microsoft.com/office/drawing/2016/5/11/chartex" xmlns:cx6="http://schemas.microsoft.com/office/drawing/2016/5/12/chartex" xmlns:cx7="http://schemas.microsoft.com/office/drawing/2016/5/13/chartex" xmlns:cx8="http://schemas.microsoft.com/office/drawing/2016/5/14/chartex" xmlns:mc="http://schemas.openxmlformats.org/markup-compatibility/2006" xmlns:aink="http://schemas.microsoft.com/office/drawing/2016/ink" xmlns:am3d="http://schemas.microsoft.com/office/drawing/2017/model3d" xmlns:o="urn:schemas-microsoft-com:office:office" xmlns:oel="http://schemas.microsoft.com/office/2019/extlst" xmlns:r="http://schemas.openxmlformats.org/officeDocument/2006/relationships" xmlns:m="http://schemas.openxmlformats.org/officeDocument/2006/math" xmlns:v="urn:schemas-microsoft-com:vml" xmlns:wp14="http://schemas.microsoft.com/office/word/2010/wordprocessingDrawing" xmlns:wp="http://schemas.openxmlformats.org/drawingml/2006/wordprocessingDrawing" xmlns:w10="urn:schemas-microsoft-com:office:word" xmlns:w="http://schemas.openxmlformats.org/wordprocessingml/2006/main" xmlns:w14="http://schemas.microsoft.com/office/word/2010/wordml" xmlns:w15="http://schemas.microsoft.com/office/word/2012/wordml" xmlns:w16cex="http://schemas.microsoft.com/office/word/2018/wordml/cex" xmlns:w16cid="http://schemas.microsoft.com/office/word/2016/wordml/cid" xmlns:w16="http://schemas.microsoft.com/office/word/2018/wordml" xmlns:w16sdtdh="http://schemas.microsoft.com/office/word/2020/wordml/sdtdatahash" xmlns:w16se="http://schemas.microsoft.com/office/word/2015/wordml/symex" xmlns:wpg="http://schemas.microsoft.com/office/word/2010/wordprocessingGroup" xmlns:wpi="http://schemas.microsoft.com/office/word/2010/wordprocessingInk" xmlns:wne="http://schemas.microsoft.com/office/word/2006/wordml" xmlns:wps="http://schemas.microsoft.com/office/word/2010/wordprocessingShape" mc:Ignorable="w14 w15 w16se w16cid w16 w16cex w16sdtdh wp14">
+<w:document xmlns:wpc="http://schemas.microsoft.com/office/word/2010/wordprocessingCanvas" xmlns:cx="http://schemas.microsoft.com/office/drawing/2014/chartex" xmlns:cx1="http://schemas.microsoft.com/office/drawing/2015/9/8/chartex" xmlns:cx2="http://schemas.microsoft.com/office/drawing/2015/10/21/chartex" xmlns:cx3="http://schemas.microsoft.com/office/drawing/2016/5/9/chartex" xmlns:cx4="http://schemas.microsoft.com/office/drawing/2016/5/10/chartex" xmlns:cx5="http://schemas.microsoft.com/office/drawing/2016/5/11/chartex" xmlns:cx6="http://schemas.microsoft.com/office/drawing/2016/5/12/chartex" xmlns:cx7="http://schemas.microsoft.com/office/drawing/2016/5/13/chartex" xmlns:cx8="http://schemas.microsoft.com/office/drawing/2016/5/14/chartex" xmlns:mc="http://schemas.openxmlformats.org/markup-compatibility/2006" xmlns:aink="http://schemas.microsoft.com/office/drawing/2016/ink" xmlns:am3d="http://schemas.microsoft.com/office/drawing/2017/model3d" xmlns:o="urn:schemas-microsoft-com:office:office" xmlns:oel="http://schemas.microsoft.com/office/2019/extlst" xmlns:r="http://schemas.openxmlformats.org/officeDocument/2006/relationships" xmlns:m="http://schemas.openxmlformats.org/officeDocument/2006/math" xmlns:v="urn:schemas-microsoft-com:vml" xmlns:wp14="http://schemas.microsoft.com/office/word/2010/wordprocessingDrawing" xmlns:wp="http://schemas.openxmlformats.org/drawingml/2006/wordprocessingDrawing" xmlns:w10="urn:schemas-microsoft-com:office:word" xmlns:w="http://schemas.openxmlformats.org/wordprocessingml/2006/main" xmlns:w14="http://schemas.microsoft.com/office/word/2010/wordml" xmlns:w15="http://schemas.microsoft.com/office/word/2012/wordml" xmlns:w16cei="http://schemas.microsoft.com/office/word/2026/wordml/cei" xmlns:w16cex="http://schemas.microsoft.com/office/word/2018/wordml/cex" xmlns:w16cid="http://schemas.microsoft.com/office/word/2016/wordml/cid" xmlns:w16="http://schemas.microsoft.com/office/word/2018/wordml" xmlns:w16du="http://schemas.microsoft.com/office/word/2023/wordml/word16du" xmlns:w16sdtdh="http://schemas.microsoft.com/office/word/2020/wordml/sdtdatahash" xmlns:w16sdtfl="http://schemas.microsoft.com/office/word/2024/wordml/sdtformatlock" xmlns:w16se="http://schemas.microsoft.com/office/word/2015/wordml/symex" xmlns:wpg="http://schemas.microsoft.com/office/word/2010/wordprocessingGroup" xmlns:wpi="http://schemas.microsoft.com/office/word/2010/wordprocessingInk" xmlns:wne="http://schemas.microsoft.com/office/word/2006/wordml" xmlns:wps="http://schemas.microsoft.com/office/word/2010/wordprocessingShape" mc:Ignorable="w14 w15 w16se w16cid w16 w16cex w16sdtdh w16sdtfl w16du wp14">
   <w:body>
+    <w:p>
+      <w:pPr>
+        <w:spacing w:before="0" w:line="240" w:lineRule="auto"/>
+        <w:jc w:val="center"/>
+        <w:rPr>
+          <w:b/>
+          <w:bCs/>
+          <w:sz w:val="32"/>
+          <w:szCs w:val="32"/>
+          <w:u w:val="single"/>
+        </w:rPr>
+      </w:pPr>
+      <w:r>
+        <w:rPr>
+          <w:b/>
+          <w:bCs/>
+          <w:sz w:val="32"/>
+          <w:szCs w:val="32"/>
+          <w:u w:val="single"/>
+        </w:rPr>
+        <w:t xml:space="preserve">TS </w:t>
+      </w:r>
+      <w:r>
+        <w:rPr>
+          <w:b/>
+          <w:bCs/>
+          <w:sz w:val="32"/>
+          <w:szCs w:val="32"/>
+          <w:u w:val="single"/>
+        </w:rPr>
+        <w:t>Jatai</w:t>
+      </w:r>
+      <w:r>
+        <w:rPr>
+          <w:b/>
+          <w:bCs/>
+          <w:sz w:val="32"/>
+          <w:szCs w:val="32"/>
+          <w:u w:val="single"/>
+        </w:rPr>
+        <w:t xml:space="preserve"> – TS </w:t>
+      </w:r>
+      <w:r>
+        <w:rPr>
+          <w:b/>
+          <w:bCs/>
+          <w:sz w:val="32"/>
+          <w:szCs w:val="32"/>
+          <w:u w:val="single"/>
+        </w:rPr>
+        <w:t>3.4</w:t>
+      </w:r>
+      <w:r>
+        <w:rPr>
+          <w:b/>
+          <w:bCs/>
+          <w:sz w:val="32"/>
+          <w:szCs w:val="32"/>
+          <w:u w:val="single"/>
+        </w:rPr>
+        <w:t xml:space="preserve"> </w:t>
+      </w:r>
+      <w:r>
+        <w:rPr>
+          <w:b/>
+          <w:bCs/>
+          <w:sz w:val="32"/>
+          <w:szCs w:val="32"/>
+          <w:u w:val="single"/>
+        </w:rPr>
+        <w:t>Tamil</w:t>
+      </w:r>
+      <w:r>
+        <w:rPr>
+          <w:b/>
+          <w:bCs/>
+          <w:sz w:val="32"/>
+          <w:szCs w:val="32"/>
+          <w:u w:val="single"/>
+        </w:rPr>
+        <w:t xml:space="preserve"> Corrections –</w:t>
+      </w:r>
+      <w:r>
+        <w:rPr>
+          <w:b/>
+          <w:bCs/>
+          <w:sz w:val="32"/>
+          <w:szCs w:val="32"/>
+          <w:u w:val="single"/>
+        </w:rPr>
+        <w:t xml:space="preserve"> </w:t>
+      </w:r>
+      <w:r>
+        <w:rPr>
+          <w:b/>
+          <w:bCs/>
+          <w:sz w:val="32"/>
+          <w:szCs w:val="32"/>
+          <w:u w:val="single"/>
+        </w:rPr>
+        <w:t xml:space="preserve">Observed </w:t>
+      </w:r>
+      <w:proofErr w:type="gramStart"/>
+      <w:r>
+        <w:rPr>
+          <w:b/>
+          <w:bCs/>
+          <w:sz w:val="32"/>
+          <w:szCs w:val="32"/>
+          <w:u w:val="single"/>
+        </w:rPr>
+        <w:t xml:space="preserve">till </w:t>
+      </w:r>
+      <w:r>
+        <w:rPr>
+          <w:b/>
+          <w:bCs/>
+          <w:sz w:val="32"/>
+          <w:szCs w:val="32"/>
+          <w:highlight w:val="red"/>
+          <w:u w:val="single"/>
+        </w:rPr>
+        <w:t>?????</w:t>
+      </w:r>
+      <w:proofErr w:type="gramEnd"/>
+    </w:p>
+    <w:p>
+      <w:pPr>
+        <w:spacing w:before="0" w:line="240" w:lineRule="auto"/>
+        <w:jc w:val="center"/>
+        <w:rPr>
+          <w:b/>
+          <w:bCs/>
+          <w:sz w:val="28"/>
+          <w:szCs w:val="32"/>
+        </w:rPr>
+      </w:pPr>
+      <w:r>
+        <w:rPr>
+          <w:b/>
+          <w:bCs/>
+          <w:sz w:val="28"/>
+          <w:szCs w:val="32"/>
+        </w:rPr>
+        <w:t>(ignore those which are already incorporated in your book’s version and date)</w:t>
+      </w:r>
+    </w:p>
+    <w:tbl>
+      <w:tblPr>
+        <w:tblW w:w="14537" w:type="dxa"/>
+        <w:tblInd w:w="-792" w:type="dxa"/>
+        <w:tblBorders>
+          <w:top w:val="single" w:sz="4" w:space="0" w:color="000000"/>
+          <w:left w:val="single" w:sz="4" w:space="0" w:color="000000"/>
+          <w:bottom w:val="single" w:sz="4" w:space="0" w:color="000000"/>
+          <w:right w:val="single" w:sz="4" w:space="0" w:color="000000"/>
+          <w:insideH w:val="single" w:sz="4" w:space="0" w:color="000000"/>
+          <w:insideV w:val="single" w:sz="4" w:space="0" w:color="000000"/>
+        </w:tblBorders>
+        <w:tblLook w:val="04A0" w:firstRow="1" w:lastRow="0" w:firstColumn="1" w:lastColumn="0" w:noHBand="0" w:noVBand="1"/>
+      </w:tblPr>
+      <w:tblGrid>
+        <w:gridCol w:w="7166"/>
+        <w:gridCol w:w="7371"/>
+      </w:tblGrid>
+      <w:tr>
+        <w:tc>
+          <w:tcPr>
+            <w:tcW w:w="7166" w:type="dxa"/>
+          </w:tcPr>
+          <w:p>
+            <w:pPr>
+              <w:spacing w:before="0" w:line="240" w:lineRule="auto"/>
+              <w:jc w:val="center"/>
+              <w:rPr>
+                <w:b/>
+                <w:sz w:val="32"/>
+                <w:szCs w:val="32"/>
+              </w:rPr>
+            </w:pPr>
+            <w:r>
+              <w:rPr>
+                <w:b/>
+                <w:sz w:val="32"/>
+                <w:szCs w:val="32"/>
+              </w:rPr>
+              <w:t>As Printed</w:t>
+            </w:r>
+          </w:p>
+        </w:tc>
+        <w:tc>
+          <w:tcPr>
+            <w:tcW w:w="7371" w:type="dxa"/>
+          </w:tcPr>
+          <w:p>
+            <w:pPr>
+              <w:spacing w:before="0" w:line="240" w:lineRule="auto"/>
+              <w:ind w:right="-18"/>
+              <w:jc w:val="center"/>
+              <w:rPr>
+                <w:b/>
+                <w:sz w:val="32"/>
+                <w:szCs w:val="32"/>
+              </w:rPr>
+            </w:pPr>
+            <w:r>
+              <w:rPr>
+                <w:b/>
+                <w:sz w:val="32"/>
+                <w:szCs w:val="32"/>
+              </w:rPr>
+              <w:t>To be read as or corrected as</w:t>
+            </w:r>
+            <w:r>
+              <w:rPr>
+                <w:b/>
+                <w:sz w:val="32"/>
+                <w:szCs w:val="32"/>
+              </w:rPr>
+              <w:t xml:space="preserve"> </w:t>
+            </w:r>
+          </w:p>
+        </w:tc>
+      </w:tr>
+      <w:tr>
+        <w:trPr>
+          <w:trHeight w:val="913"/>
+        </w:trPr>
+        <w:tc>
+          <w:tcPr>
+            <w:tcW w:w="7166" w:type="dxa"/>
+          </w:tcPr>
+          <w:p>
+            <w:pPr>
+              <w:autoSpaceDE w:val="0"/>
+              <w:autoSpaceDN w:val="0"/>
+              <w:adjustRightInd w:val="0"/>
+              <w:spacing w:before="0" w:line="240" w:lineRule="auto"/>
+              <w:rPr>
+                <w:rFonts w:ascii="Latha" w:hAnsi="Latha" w:cs="Latha"/>
+                <w:szCs w:val="24"/>
+                <w:lang w:bidi="ta-IN"/>
+              </w:rPr>
+            </w:pPr>
+            <w:r>
+              <w:rPr>
+                <w:rFonts w:ascii="Latha" w:hAnsi="Latha" w:cs="Latha"/>
+                <w:b/>
+                <w:bCs/>
+                <w:szCs w:val="24"/>
+                <w:cs/>
+                <w:lang w:bidi="ta-IN"/>
+              </w:rPr>
+              <w:t>34</w:t>
+            </w:r>
+            <w:r>
+              <w:rPr>
+                <w:rFonts w:ascii="Latha" w:hAnsi="Latha" w:cs="Latha"/>
+                <w:b/>
+                <w:bCs/>
+                <w:szCs w:val="24"/>
+                <w:cs/>
+                <w:lang w:bidi="ta-IN"/>
+              </w:rPr>
+              <w:t>)</w:t>
+            </w:r>
+            <w:r>
+              <w:rPr>
+                <w:rFonts w:ascii="Latha" w:hAnsi="Latha" w:cs="Latha"/>
+                <w:szCs w:val="24"/>
+                <w:lang w:bidi="ta-IN"/>
+              </w:rPr>
+              <w:tab/>
+            </w:r>
+            <w:r>
+              <w:rPr>
+                <w:rFonts w:ascii="Latha" w:hAnsi="Latha" w:cs="Latha"/>
+                <w:b/>
+                <w:bCs/>
+                <w:szCs w:val="24"/>
+                <w:cs/>
+                <w:lang w:bidi="ta-IN"/>
+              </w:rPr>
+              <w:t>3.4.9</w:t>
+            </w:r>
+            <w:r>
+              <w:rPr>
+                <w:rFonts w:ascii="Latha" w:hAnsi="Latha" w:cs="Latha"/>
+                <w:b/>
+                <w:bCs/>
+                <w:szCs w:val="24"/>
+                <w:lang w:bidi="ta-IN"/>
+              </w:rPr>
+              <w:t>.</w:t>
+            </w:r>
+            <w:r>
+              <w:rPr>
+                <w:rFonts w:ascii="Latha" w:hAnsi="Latha" w:cs="Latha"/>
+                <w:b/>
+                <w:bCs/>
+                <w:szCs w:val="24"/>
+                <w:cs/>
+                <w:lang w:bidi="ta-IN"/>
+              </w:rPr>
+              <w:t>1</w:t>
+            </w:r>
+            <w:r>
+              <w:rPr>
+                <w:rFonts w:ascii="Latha" w:hAnsi="Latha" w:cs="Latha"/>
+                <w:b/>
+                <w:bCs/>
+                <w:szCs w:val="24"/>
+                <w:lang w:bidi="ta-IN"/>
+              </w:rPr>
+              <w:t>(2</w:t>
+            </w:r>
+            <w:r>
+              <w:rPr>
+                <w:rFonts w:ascii="Latha" w:hAnsi="Latha" w:cs="Latha"/>
+                <w:b/>
+                <w:bCs/>
+                <w:szCs w:val="24"/>
+                <w:cs/>
+                <w:lang w:bidi="ta-IN"/>
+              </w:rPr>
+              <w:t>9</w:t>
+            </w:r>
+            <w:r>
+              <w:rPr>
+                <w:rFonts w:ascii="Latha" w:hAnsi="Latha" w:cs="Latha"/>
+                <w:b/>
+                <w:bCs/>
+                <w:szCs w:val="24"/>
+                <w:lang w:bidi="ta-IN"/>
+              </w:rPr>
+              <w:t>)</w:t>
+            </w:r>
+            <w:r>
+              <w:rPr>
+                <w:rFonts w:ascii="Latha" w:hAnsi="Latha" w:cs="Latha"/>
+                <w:szCs w:val="24"/>
+                <w:lang w:bidi="ta-IN"/>
+              </w:rPr>
+              <w:t xml:space="preserve">-  </w:t>
+            </w:r>
+            <w:r>
+              <w:rPr>
+                <w:rFonts w:ascii="Latha" w:hAnsi="Latha" w:cs="Latha"/>
+                <w:szCs w:val="24"/>
+                <w:cs/>
+                <w:lang w:bidi="ta-IN"/>
+              </w:rPr>
+              <w:t>அனு</w:t>
+            </w:r>
+            <w:r>
+              <w:rPr>
+                <w:rFonts w:ascii="BRH Tamil Tab Extra" w:hAnsi="BRH Tamil Tab Extra" w:cs="Latha"/>
+                <w:b/>
+                <w:bCs/>
+                <w:szCs w:val="28"/>
+                <w:lang w:bidi="ta-IN"/>
+              </w:rPr>
+              <w:t>†</w:t>
+            </w:r>
+            <w:r>
+              <w:rPr>
+                <w:rFonts w:ascii="Latha" w:hAnsi="Latha" w:cs="Latha"/>
+                <w:szCs w:val="24"/>
+                <w:cs/>
+                <w:lang w:bidi="ta-IN"/>
+              </w:rPr>
+              <w:t>மதி</w:t>
+            </w:r>
+            <w:r>
+              <w:rPr>
+                <w:rFonts w:ascii="Latha" w:hAnsi="Latha" w:cs="Latha"/>
+                <w:b/>
+                <w:bCs/>
+                <w:szCs w:val="24"/>
+                <w:cs/>
+                <w:lang w:bidi="ta-IN"/>
+              </w:rPr>
+              <w:t>:</w:t>
+            </w:r>
+            <w:r>
+              <w:rPr>
+                <w:rFonts w:ascii="Latha" w:hAnsi="Latha" w:cs="Latha"/>
+                <w:szCs w:val="24"/>
+                <w:cs/>
+                <w:lang w:bidi="ta-IN"/>
+              </w:rPr>
+              <w:t xml:space="preserve"> </w:t>
+            </w:r>
+            <w:r>
+              <w:rPr>
+                <w:rFonts w:ascii="Latha" w:hAnsi="Latha" w:cs="Latha"/>
+                <w:szCs w:val="24"/>
+                <w:lang w:bidi="ta-IN"/>
+              </w:rPr>
+              <w:t>|</w:t>
+            </w:r>
+          </w:p>
+          <w:p>
+            <w:pPr>
+              <w:autoSpaceDE w:val="0"/>
+              <w:autoSpaceDN w:val="0"/>
+              <w:adjustRightInd w:val="0"/>
+              <w:spacing w:before="0" w:line="240" w:lineRule="auto"/>
+              <w:rPr>
+                <w:rFonts w:cs="BRH Malayalam Extra"/>
+                <w:szCs w:val="40"/>
+              </w:rPr>
+            </w:pPr>
+            <w:r>
+              <w:rPr>
+                <w:rFonts w:ascii="Latha" w:hAnsi="Latha" w:cs="Latha"/>
+                <w:szCs w:val="24"/>
+                <w:cs/>
+                <w:lang w:bidi="ta-IN"/>
+              </w:rPr>
+              <w:t>அனு</w:t>
+            </w:r>
+            <w:r>
+              <w:rPr>
+                <w:rFonts w:ascii="BRH Tamil Tab Extra" w:hAnsi="BRH Tamil Tab Extra" w:cs="Latha"/>
+                <w:b/>
+                <w:bCs/>
+                <w:szCs w:val="28"/>
+                <w:lang w:bidi="ta-IN"/>
+              </w:rPr>
+              <w:t>†</w:t>
+            </w:r>
+            <w:r>
+              <w:rPr>
+                <w:rFonts w:ascii="Latha" w:hAnsi="Latha" w:cs="Latha"/>
+                <w:szCs w:val="24"/>
+                <w:cs/>
+                <w:lang w:bidi="ta-IN"/>
+              </w:rPr>
+              <w:t>மதி</w:t>
+            </w:r>
+            <w:r>
+              <w:rPr>
+                <w:rFonts w:ascii="BRH Tamil Tab Extra" w:hAnsi="BRH Tamil Tab Extra" w:cs="Latha"/>
+                <w:b/>
+                <w:bCs/>
+                <w:szCs w:val="28"/>
+                <w:lang w:bidi="ta-IN"/>
+              </w:rPr>
+              <w:t>…</w:t>
+            </w:r>
+            <w:r>
+              <w:rPr>
+                <w:rFonts w:ascii="Latha" w:hAnsi="Latha" w:cs="Latha"/>
+                <w:szCs w:val="24"/>
+                <w:cs/>
+                <w:lang w:bidi="ta-IN"/>
+              </w:rPr>
+              <w:t>ரித்</w:t>
+            </w:r>
+            <w:r>
+              <w:rPr>
+                <w:rFonts w:ascii="Latha" w:hAnsi="Latha" w:cs="Latha"/>
+                <w:szCs w:val="24"/>
+                <w:highlight w:val="yellow"/>
+                <w:cs/>
+                <w:lang w:bidi="ta-IN"/>
+              </w:rPr>
+              <w:t>ய</w:t>
+            </w:r>
+            <w:r>
+              <w:rPr>
+                <w:rFonts w:ascii="BRH Tamil Tab Extra" w:hAnsi="BRH Tamil Tab Extra" w:cs="Latha"/>
+                <w:b/>
+                <w:bCs/>
+                <w:szCs w:val="28"/>
+                <w:lang w:bidi="ta-IN"/>
+              </w:rPr>
+              <w:t>†</w:t>
+            </w:r>
+            <w:r>
+              <w:rPr>
+                <w:rFonts w:ascii="Latha" w:hAnsi="Latha" w:cs="Latha"/>
+                <w:szCs w:val="24"/>
+                <w:cs/>
+                <w:lang w:bidi="ta-IN"/>
+              </w:rPr>
+              <w:t xml:space="preserve">னு </w:t>
+            </w:r>
+            <w:r>
+              <w:rPr>
+                <w:rFonts w:ascii="Latha" w:hAnsi="Latha" w:cs="Latha"/>
+                <w:szCs w:val="24"/>
+                <w:lang w:bidi="ta-IN"/>
+              </w:rPr>
+              <w:t xml:space="preserve">- </w:t>
+            </w:r>
+            <w:r>
+              <w:rPr>
+                <w:rFonts w:ascii="Latha" w:hAnsi="Latha" w:cs="Latha"/>
+                <w:szCs w:val="24"/>
+                <w:cs/>
+                <w:lang w:bidi="ta-IN"/>
+              </w:rPr>
+              <w:t>ம</w:t>
+            </w:r>
+            <w:r>
+              <w:rPr>
+                <w:rFonts w:ascii="BRH Tamil Tab Extra" w:hAnsi="BRH Tamil Tab Extra" w:cs="Latha"/>
+                <w:b/>
+                <w:bCs/>
+                <w:szCs w:val="28"/>
+                <w:lang w:bidi="ta-IN"/>
+              </w:rPr>
+              <w:t>…</w:t>
+            </w:r>
+            <w:r>
+              <w:rPr>
+                <w:rFonts w:ascii="Latha" w:hAnsi="Latha" w:cs="Latha"/>
+                <w:szCs w:val="24"/>
+                <w:cs/>
+                <w:lang w:bidi="ta-IN"/>
+              </w:rPr>
+              <w:t>தி</w:t>
+            </w:r>
+            <w:r>
+              <w:rPr>
+                <w:rFonts w:ascii="BRH Tamil Tab Extra" w:hAnsi="BRH Tamil Tab Extra" w:cs="Latha"/>
+                <w:b/>
+                <w:bCs/>
+                <w:szCs w:val="28"/>
+                <w:lang w:bidi="ta-IN"/>
+              </w:rPr>
+              <w:t>…</w:t>
+            </w:r>
+            <w:r>
+              <w:rPr>
+                <w:rFonts w:ascii="Latha" w:hAnsi="Latha" w:cs="Latha"/>
+                <w:b/>
+                <w:bCs/>
+                <w:szCs w:val="24"/>
+                <w:cs/>
+                <w:lang w:bidi="ta-IN"/>
+              </w:rPr>
+              <w:t>:</w:t>
+            </w:r>
+            <w:r>
+              <w:rPr>
+                <w:rFonts w:ascii="Latha" w:hAnsi="Latha" w:cs="Latha"/>
+                <w:szCs w:val="24"/>
+                <w:cs/>
+                <w:lang w:bidi="ta-IN"/>
+              </w:rPr>
+              <w:t xml:space="preserve"> </w:t>
+            </w:r>
+            <w:r>
+              <w:rPr>
+                <w:rFonts w:ascii="Latha" w:hAnsi="Latha" w:cs="Latha"/>
+                <w:szCs w:val="24"/>
+                <w:lang w:bidi="ta-IN"/>
+              </w:rPr>
+              <w:t xml:space="preserve">| </w:t>
+            </w:r>
+          </w:p>
+        </w:tc>
+        <w:tc>
+          <w:tcPr>
+            <w:tcW w:w="7371" w:type="dxa"/>
+          </w:tcPr>
+          <w:p>
+            <w:pPr>
+              <w:autoSpaceDE w:val="0"/>
+              <w:autoSpaceDN w:val="0"/>
+              <w:adjustRightInd w:val="0"/>
+              <w:spacing w:before="0" w:line="240" w:lineRule="auto"/>
+              <w:rPr>
+                <w:rFonts w:ascii="Latha" w:hAnsi="Latha" w:cs="Latha"/>
+                <w:szCs w:val="24"/>
+                <w:lang w:bidi="ta-IN"/>
+              </w:rPr>
+            </w:pPr>
+            <w:r>
+              <w:rPr>
+                <w:rFonts w:ascii="Latha" w:hAnsi="Latha" w:cs="Latha"/>
+                <w:b/>
+                <w:bCs/>
+                <w:szCs w:val="24"/>
+                <w:cs/>
+                <w:lang w:bidi="ta-IN"/>
+              </w:rPr>
+              <w:t>34</w:t>
+            </w:r>
+            <w:r>
+              <w:rPr>
+                <w:rFonts w:ascii="Latha" w:hAnsi="Latha" w:cs="Latha"/>
+                <w:b/>
+                <w:bCs/>
+                <w:szCs w:val="24"/>
+                <w:cs/>
+                <w:lang w:bidi="ta-IN"/>
+              </w:rPr>
+              <w:t>)</w:t>
+            </w:r>
+            <w:r>
+              <w:rPr>
+                <w:rFonts w:ascii="Latha" w:hAnsi="Latha" w:cs="Latha"/>
+                <w:szCs w:val="24"/>
+                <w:lang w:bidi="ta-IN"/>
+              </w:rPr>
+              <w:tab/>
+            </w:r>
+            <w:r>
+              <w:rPr>
+                <w:rFonts w:ascii="Latha" w:hAnsi="Latha" w:cs="Latha"/>
+                <w:b/>
+                <w:bCs/>
+                <w:szCs w:val="24"/>
+                <w:cs/>
+                <w:lang w:bidi="ta-IN"/>
+              </w:rPr>
+              <w:t>3.4.9</w:t>
+            </w:r>
+            <w:r>
+              <w:rPr>
+                <w:rFonts w:ascii="Latha" w:hAnsi="Latha" w:cs="Latha"/>
+                <w:b/>
+                <w:bCs/>
+                <w:szCs w:val="24"/>
+                <w:lang w:bidi="ta-IN"/>
+              </w:rPr>
+              <w:t>.</w:t>
+            </w:r>
+            <w:r>
+              <w:rPr>
+                <w:rFonts w:ascii="Latha" w:hAnsi="Latha" w:cs="Latha"/>
+                <w:b/>
+                <w:bCs/>
+                <w:szCs w:val="24"/>
+                <w:cs/>
+                <w:lang w:bidi="ta-IN"/>
+              </w:rPr>
+              <w:t>1</w:t>
+            </w:r>
+            <w:r>
+              <w:rPr>
+                <w:rFonts w:ascii="Latha" w:hAnsi="Latha" w:cs="Latha"/>
+                <w:b/>
+                <w:bCs/>
+                <w:szCs w:val="24"/>
+                <w:lang w:bidi="ta-IN"/>
+              </w:rPr>
+              <w:t>(2</w:t>
+            </w:r>
+            <w:r>
+              <w:rPr>
+                <w:rFonts w:ascii="Latha" w:hAnsi="Latha" w:cs="Latha"/>
+                <w:b/>
+                <w:bCs/>
+                <w:szCs w:val="24"/>
+                <w:cs/>
+                <w:lang w:bidi="ta-IN"/>
+              </w:rPr>
+              <w:t>9</w:t>
+            </w:r>
+            <w:r>
+              <w:rPr>
+                <w:rFonts w:ascii="Latha" w:hAnsi="Latha" w:cs="Latha"/>
+                <w:b/>
+                <w:bCs/>
+                <w:szCs w:val="24"/>
+                <w:lang w:bidi="ta-IN"/>
+              </w:rPr>
+              <w:t>)</w:t>
+            </w:r>
+            <w:r>
+              <w:rPr>
+                <w:rFonts w:ascii="Latha" w:hAnsi="Latha" w:cs="Latha"/>
+                <w:szCs w:val="24"/>
+                <w:lang w:bidi="ta-IN"/>
+              </w:rPr>
+              <w:t xml:space="preserve">-  </w:t>
+            </w:r>
+            <w:r>
+              <w:rPr>
+                <w:rFonts w:ascii="Latha" w:hAnsi="Latha" w:cs="Latha"/>
+                <w:szCs w:val="24"/>
+                <w:cs/>
+                <w:lang w:bidi="ta-IN"/>
+              </w:rPr>
+              <w:t>அனு</w:t>
+            </w:r>
+            <w:r>
+              <w:rPr>
+                <w:rFonts w:ascii="BRH Tamil Tab Extra" w:hAnsi="BRH Tamil Tab Extra" w:cs="Latha"/>
+                <w:b/>
+                <w:bCs/>
+                <w:szCs w:val="28"/>
+                <w:lang w:bidi="ta-IN"/>
+              </w:rPr>
+              <w:t>†</w:t>
+            </w:r>
+            <w:r>
+              <w:rPr>
+                <w:rFonts w:ascii="Latha" w:hAnsi="Latha" w:cs="Latha"/>
+                <w:szCs w:val="24"/>
+                <w:cs/>
+                <w:lang w:bidi="ta-IN"/>
+              </w:rPr>
+              <w:t>மதி</w:t>
+            </w:r>
+            <w:r>
+              <w:rPr>
+                <w:rFonts w:ascii="Latha" w:hAnsi="Latha" w:cs="Latha"/>
+                <w:b/>
+                <w:bCs/>
+                <w:szCs w:val="24"/>
+                <w:cs/>
+                <w:lang w:bidi="ta-IN"/>
+              </w:rPr>
+              <w:t>:</w:t>
+            </w:r>
+            <w:r>
+              <w:rPr>
+                <w:rFonts w:ascii="Latha" w:hAnsi="Latha" w:cs="Latha"/>
+                <w:szCs w:val="24"/>
+                <w:cs/>
+                <w:lang w:bidi="ta-IN"/>
+              </w:rPr>
+              <w:t xml:space="preserve"> </w:t>
+            </w:r>
+            <w:r>
+              <w:rPr>
+                <w:rFonts w:ascii="Latha" w:hAnsi="Latha" w:cs="Latha"/>
+                <w:szCs w:val="24"/>
+                <w:lang w:bidi="ta-IN"/>
+              </w:rPr>
+              <w:t>|</w:t>
+            </w:r>
+          </w:p>
+          <w:p>
+            <w:pPr>
+              <w:autoSpaceDE w:val="0"/>
+              <w:autoSpaceDN w:val="0"/>
+              <w:adjustRightInd w:val="0"/>
+              <w:spacing w:before="0" w:line="240" w:lineRule="auto"/>
+              <w:rPr>
+                <w:rFonts w:cs="BRH Malayalam Extra"/>
+                <w:szCs w:val="40"/>
+              </w:rPr>
+            </w:pPr>
+            <w:r>
+              <w:rPr>
+                <w:rFonts w:ascii="Latha" w:hAnsi="Latha" w:cs="Latha"/>
+                <w:szCs w:val="24"/>
+                <w:cs/>
+                <w:lang w:bidi="ta-IN"/>
+              </w:rPr>
+              <w:t>அனு</w:t>
+            </w:r>
+            <w:r>
+              <w:rPr>
+                <w:rFonts w:ascii="BRH Tamil Tab Extra" w:hAnsi="BRH Tamil Tab Extra" w:cs="Latha"/>
+                <w:b/>
+                <w:bCs/>
+                <w:szCs w:val="28"/>
+                <w:lang w:bidi="ta-IN"/>
+              </w:rPr>
+              <w:t>†</w:t>
+            </w:r>
+            <w:r>
+              <w:rPr>
+                <w:rFonts w:ascii="Latha" w:hAnsi="Latha" w:cs="Latha"/>
+                <w:szCs w:val="24"/>
+                <w:cs/>
+                <w:lang w:bidi="ta-IN"/>
+              </w:rPr>
+              <w:t>மதி</w:t>
+            </w:r>
+            <w:r>
+              <w:rPr>
+                <w:rFonts w:ascii="BRH Tamil Tab Extra" w:hAnsi="BRH Tamil Tab Extra" w:cs="Latha"/>
+                <w:b/>
+                <w:bCs/>
+                <w:szCs w:val="28"/>
+                <w:lang w:bidi="ta-IN"/>
+              </w:rPr>
+              <w:t>…</w:t>
+            </w:r>
+            <w:r>
+              <w:rPr>
+                <w:rFonts w:ascii="Latha" w:hAnsi="Latha" w:cs="Latha"/>
+                <w:szCs w:val="24"/>
+                <w:cs/>
+                <w:lang w:bidi="ta-IN"/>
+              </w:rPr>
+              <w:t>ரித்ய</w:t>
+            </w:r>
+            <w:r>
+              <w:rPr>
+                <w:rFonts w:ascii="Latha" w:hAnsi="Latha" w:cs="Latha"/>
+                <w:szCs w:val="24"/>
+                <w:highlight w:val="green"/>
+                <w:cs/>
+                <w:lang w:bidi="ta-IN"/>
+              </w:rPr>
+              <w:t>னு</w:t>
+            </w:r>
+            <w:r>
+              <w:rPr>
+                <w:rFonts w:ascii="BRH Tamil Tab Extra" w:hAnsi="BRH Tamil Tab Extra" w:cs="Latha"/>
+                <w:b/>
+                <w:bCs/>
+                <w:szCs w:val="28"/>
+                <w:highlight w:val="green"/>
+                <w:lang w:bidi="ta-IN"/>
+              </w:rPr>
+              <w:t>†</w:t>
+            </w:r>
+            <w:r>
+              <w:rPr>
+                <w:rFonts w:ascii="Latha" w:hAnsi="Latha" w:cs="Latha"/>
+                <w:szCs w:val="24"/>
+                <w:cs/>
+                <w:lang w:bidi="ta-IN"/>
+              </w:rPr>
+              <w:t xml:space="preserve"> </w:t>
+            </w:r>
+            <w:r>
+              <w:rPr>
+                <w:rFonts w:ascii="Latha" w:hAnsi="Latha" w:cs="Latha"/>
+                <w:szCs w:val="24"/>
+                <w:lang w:bidi="ta-IN"/>
+              </w:rPr>
+              <w:t xml:space="preserve">- </w:t>
+            </w:r>
+            <w:r>
+              <w:rPr>
+                <w:rFonts w:ascii="Latha" w:hAnsi="Latha" w:cs="Latha"/>
+                <w:szCs w:val="24"/>
+                <w:cs/>
+                <w:lang w:bidi="ta-IN"/>
+              </w:rPr>
+              <w:t>ம</w:t>
+            </w:r>
+            <w:r>
+              <w:rPr>
+                <w:rFonts w:ascii="BRH Tamil Tab Extra" w:hAnsi="BRH Tamil Tab Extra" w:cs="Latha"/>
+                <w:b/>
+                <w:bCs/>
+                <w:szCs w:val="28"/>
+                <w:lang w:bidi="ta-IN"/>
+              </w:rPr>
+              <w:t>…</w:t>
+            </w:r>
+            <w:r>
+              <w:rPr>
+                <w:rFonts w:ascii="Latha" w:hAnsi="Latha" w:cs="Latha"/>
+                <w:szCs w:val="24"/>
+                <w:cs/>
+                <w:lang w:bidi="ta-IN"/>
+              </w:rPr>
+              <w:t>தி</w:t>
+            </w:r>
+            <w:r>
+              <w:rPr>
+                <w:rFonts w:ascii="BRH Tamil Tab Extra" w:hAnsi="BRH Tamil Tab Extra" w:cs="Latha"/>
+                <w:b/>
+                <w:bCs/>
+                <w:szCs w:val="28"/>
+                <w:lang w:bidi="ta-IN"/>
+              </w:rPr>
+              <w:t>…</w:t>
+            </w:r>
+            <w:r>
+              <w:rPr>
+                <w:rFonts w:ascii="Latha" w:hAnsi="Latha" w:cs="Latha"/>
+                <w:b/>
+                <w:bCs/>
+                <w:szCs w:val="24"/>
+                <w:cs/>
+                <w:lang w:bidi="ta-IN"/>
+              </w:rPr>
+              <w:t>:</w:t>
+            </w:r>
+            <w:r>
+              <w:rPr>
+                <w:rFonts w:ascii="Latha" w:hAnsi="Latha" w:cs="Latha"/>
+                <w:szCs w:val="24"/>
+                <w:cs/>
+                <w:lang w:bidi="ta-IN"/>
+              </w:rPr>
+              <w:t xml:space="preserve"> </w:t>
+            </w:r>
+            <w:r>
+              <w:rPr>
+                <w:rFonts w:ascii="Latha" w:hAnsi="Latha" w:cs="Latha"/>
+                <w:szCs w:val="24"/>
+                <w:lang w:bidi="ta-IN"/>
+              </w:rPr>
+              <w:t xml:space="preserve">| </w:t>
+            </w:r>
+          </w:p>
+        </w:tc>
+      </w:tr>
+      <w:tr>
+        <w:trPr>
+          <w:trHeight w:val="967"/>
+        </w:trPr>
+        <w:tc>
+          <w:tcPr>
+            <w:tcW w:w="7166" w:type="dxa"/>
+          </w:tcPr>
+          <w:p>
+            <w:pPr>
+              <w:autoSpaceDE w:val="0"/>
+              <w:autoSpaceDN w:val="0"/>
+              <w:adjustRightInd w:val="0"/>
+              <w:spacing w:before="0" w:line="240" w:lineRule="auto"/>
+              <w:rPr>
+                <w:rFonts w:ascii="Latha" w:hAnsi="Latha" w:cs="Latha"/>
+                <w:szCs w:val="24"/>
+                <w:lang w:bidi="ta-IN"/>
+              </w:rPr>
+            </w:pPr>
+            <w:r>
+              <w:rPr>
+                <w:rFonts w:ascii="Latha" w:hAnsi="Latha" w:cs="Latha"/>
+                <w:b/>
+                <w:bCs/>
+                <w:szCs w:val="24"/>
+                <w:lang w:bidi="ta-IN"/>
+              </w:rPr>
+              <w:t>23)</w:t>
+            </w:r>
+            <w:r>
+              <w:rPr>
+                <w:rFonts w:ascii="Latha" w:hAnsi="Latha" w:cs="Latha"/>
+                <w:szCs w:val="24"/>
+                <w:lang w:bidi="ta-IN"/>
+              </w:rPr>
+              <w:tab/>
+            </w:r>
+            <w:r>
+              <w:rPr>
+                <w:rFonts w:ascii="Latha" w:hAnsi="Latha" w:cs="Latha"/>
+                <w:b/>
+                <w:bCs/>
+                <w:szCs w:val="24"/>
+                <w:cs/>
+                <w:lang w:bidi="ta-IN"/>
+              </w:rPr>
+              <w:t>3.4.9</w:t>
+            </w:r>
+            <w:r>
+              <w:rPr>
+                <w:rFonts w:ascii="Latha" w:hAnsi="Latha" w:cs="Latha"/>
+                <w:b/>
+                <w:bCs/>
+                <w:szCs w:val="24"/>
+                <w:lang w:bidi="ta-IN"/>
+              </w:rPr>
+              <w:t>.</w:t>
+            </w:r>
+            <w:r>
+              <w:rPr>
+                <w:rFonts w:ascii="Latha" w:hAnsi="Latha" w:cs="Latha"/>
+                <w:b/>
+                <w:bCs/>
+                <w:szCs w:val="24"/>
+                <w:lang w:bidi="ta-IN"/>
+              </w:rPr>
+              <w:t>2(</w:t>
+            </w:r>
+            <w:r>
+              <w:rPr>
+                <w:rFonts w:ascii="Latha" w:hAnsi="Latha" w:cs="Latha"/>
+                <w:b/>
+                <w:bCs/>
+                <w:szCs w:val="24"/>
+                <w:lang w:bidi="ta-IN"/>
+              </w:rPr>
+              <w:t>(2</w:t>
+            </w:r>
+            <w:r>
+              <w:rPr>
+                <w:rFonts w:ascii="Latha" w:hAnsi="Latha" w:cs="Latha"/>
+                <w:b/>
+                <w:bCs/>
+                <w:szCs w:val="24"/>
+                <w:lang w:bidi="ta-IN"/>
+              </w:rPr>
+              <w:t>1</w:t>
+            </w:r>
+            <w:r>
+              <w:rPr>
+                <w:rFonts w:ascii="Latha" w:hAnsi="Latha" w:cs="Latha"/>
+                <w:b/>
+                <w:bCs/>
+                <w:szCs w:val="24"/>
+                <w:lang w:bidi="ta-IN"/>
+              </w:rPr>
+              <w:t>)</w:t>
+            </w:r>
+            <w:proofErr w:type="gramStart"/>
+            <w:r>
+              <w:rPr>
+                <w:rFonts w:ascii="Latha" w:hAnsi="Latha" w:cs="Latha"/>
+                <w:szCs w:val="24"/>
+                <w:lang w:bidi="ta-IN"/>
+              </w:rPr>
+              <w:t xml:space="preserve">-  </w:t>
+            </w:r>
+            <w:r>
+              <w:rPr>
+                <w:rFonts w:ascii="Latha" w:hAnsi="Latha" w:cs="Latha"/>
+                <w:szCs w:val="24"/>
+                <w:cs/>
+                <w:lang w:bidi="ta-IN"/>
+              </w:rPr>
+              <w:t>அனு</w:t>
+            </w:r>
+            <w:proofErr w:type="gramEnd"/>
+            <w:r>
+              <w:rPr>
+                <w:rFonts w:ascii="BRH Tamil Tab Extra" w:hAnsi="BRH Tamil Tab Extra" w:cs="Latha"/>
+                <w:b/>
+                <w:bCs/>
+                <w:szCs w:val="28"/>
+                <w:lang w:bidi="ta-IN"/>
+              </w:rPr>
+              <w:t>†</w:t>
+            </w:r>
+            <w:r>
+              <w:rPr>
+                <w:rFonts w:ascii="Latha" w:hAnsi="Latha" w:cs="Latha"/>
+                <w:szCs w:val="24"/>
+                <w:cs/>
+                <w:lang w:bidi="ta-IN"/>
+              </w:rPr>
+              <w:t>மதி</w:t>
+            </w:r>
+            <w:r>
+              <w:rPr>
+                <w:rFonts w:ascii="Latha" w:hAnsi="Latha" w:cs="Latha"/>
+                <w:b/>
+                <w:bCs/>
+                <w:szCs w:val="24"/>
+                <w:cs/>
+                <w:lang w:bidi="ta-IN"/>
+              </w:rPr>
+              <w:t>:</w:t>
+            </w:r>
+            <w:r>
+              <w:rPr>
+                <w:rFonts w:ascii="Latha" w:hAnsi="Latha" w:cs="Latha"/>
+                <w:szCs w:val="24"/>
+                <w:cs/>
+                <w:lang w:bidi="ta-IN"/>
+              </w:rPr>
+              <w:t xml:space="preserve"> </w:t>
+            </w:r>
+            <w:r>
+              <w:rPr>
+                <w:rFonts w:ascii="Latha" w:hAnsi="Latha" w:cs="Latha"/>
+                <w:szCs w:val="24"/>
+                <w:lang w:bidi="ta-IN"/>
+              </w:rPr>
+              <w:t>|</w:t>
+            </w:r>
+          </w:p>
+          <w:p>
+            <w:pPr>
+              <w:autoSpaceDE w:val="0"/>
+              <w:autoSpaceDN w:val="0"/>
+              <w:adjustRightInd w:val="0"/>
+              <w:spacing w:before="0" w:line="240" w:lineRule="auto"/>
+              <w:rPr>
+                <w:rFonts w:cs="BRH Malayalam Extra"/>
+                <w:szCs w:val="40"/>
+              </w:rPr>
+            </w:pPr>
+            <w:r>
+              <w:rPr>
+                <w:rFonts w:ascii="Latha" w:hAnsi="Latha" w:cs="Latha"/>
+                <w:szCs w:val="24"/>
+                <w:cs/>
+                <w:lang w:bidi="ta-IN"/>
+              </w:rPr>
+              <w:t>அனு</w:t>
+            </w:r>
+            <w:r>
+              <w:rPr>
+                <w:rFonts w:ascii="BRH Tamil Tab Extra" w:hAnsi="BRH Tamil Tab Extra" w:cs="Latha"/>
+                <w:b/>
+                <w:bCs/>
+                <w:szCs w:val="28"/>
+                <w:lang w:bidi="ta-IN"/>
+              </w:rPr>
+              <w:t>†</w:t>
+            </w:r>
+            <w:r>
+              <w:rPr>
+                <w:rFonts w:ascii="Latha" w:hAnsi="Latha" w:cs="Latha"/>
+                <w:szCs w:val="24"/>
+                <w:cs/>
+                <w:lang w:bidi="ta-IN"/>
+              </w:rPr>
+              <w:t>மதி</w:t>
+            </w:r>
+            <w:r>
+              <w:rPr>
+                <w:rFonts w:ascii="BRH Tamil Tab Extra" w:hAnsi="BRH Tamil Tab Extra" w:cs="Latha"/>
+                <w:b/>
+                <w:bCs/>
+                <w:szCs w:val="28"/>
+                <w:lang w:bidi="ta-IN"/>
+              </w:rPr>
+              <w:t>…</w:t>
+            </w:r>
+            <w:r>
+              <w:rPr>
+                <w:rFonts w:ascii="Latha" w:hAnsi="Latha" w:cs="Latha"/>
+                <w:szCs w:val="24"/>
+                <w:cs/>
+                <w:lang w:bidi="ta-IN"/>
+              </w:rPr>
+              <w:t>ரித்</w:t>
+            </w:r>
+            <w:r>
+              <w:rPr>
+                <w:rFonts w:ascii="Latha" w:hAnsi="Latha" w:cs="Latha"/>
+                <w:szCs w:val="24"/>
+                <w:highlight w:val="yellow"/>
+                <w:cs/>
+                <w:lang w:bidi="ta-IN"/>
+              </w:rPr>
+              <w:t>ய</w:t>
+            </w:r>
+            <w:r>
+              <w:rPr>
+                <w:rFonts w:ascii="BRH Tamil Tab Extra" w:hAnsi="BRH Tamil Tab Extra" w:cs="Latha"/>
+                <w:b/>
+                <w:bCs/>
+                <w:szCs w:val="28"/>
+                <w:lang w:bidi="ta-IN"/>
+              </w:rPr>
+              <w:t>†</w:t>
+            </w:r>
+            <w:r>
+              <w:rPr>
+                <w:rFonts w:ascii="Latha" w:hAnsi="Latha" w:cs="Latha"/>
+                <w:szCs w:val="24"/>
+                <w:cs/>
+                <w:lang w:bidi="ta-IN"/>
+              </w:rPr>
+              <w:t xml:space="preserve">னு </w:t>
+            </w:r>
+            <w:r>
+              <w:rPr>
+                <w:rFonts w:ascii="Latha" w:hAnsi="Latha" w:cs="Latha"/>
+                <w:szCs w:val="24"/>
+                <w:lang w:bidi="ta-IN"/>
+              </w:rPr>
+              <w:t xml:space="preserve">- </w:t>
+            </w:r>
+            <w:r>
+              <w:rPr>
+                <w:rFonts w:ascii="Latha" w:hAnsi="Latha" w:cs="Latha"/>
+                <w:szCs w:val="24"/>
+                <w:cs/>
+                <w:lang w:bidi="ta-IN"/>
+              </w:rPr>
+              <w:t>ம</w:t>
+            </w:r>
+            <w:r>
+              <w:rPr>
+                <w:rFonts w:ascii="BRH Tamil Tab Extra" w:hAnsi="BRH Tamil Tab Extra" w:cs="Latha"/>
+                <w:b/>
+                <w:bCs/>
+                <w:szCs w:val="28"/>
+                <w:lang w:bidi="ta-IN"/>
+              </w:rPr>
+              <w:t>…</w:t>
+            </w:r>
+            <w:r>
+              <w:rPr>
+                <w:rFonts w:ascii="Latha" w:hAnsi="Latha" w:cs="Latha"/>
+                <w:szCs w:val="24"/>
+                <w:cs/>
+                <w:lang w:bidi="ta-IN"/>
+              </w:rPr>
+              <w:t>தி</w:t>
+            </w:r>
+            <w:r>
+              <w:rPr>
+                <w:rFonts w:ascii="BRH Tamil Tab Extra" w:hAnsi="BRH Tamil Tab Extra" w:cs="Latha"/>
+                <w:b/>
+                <w:bCs/>
+                <w:szCs w:val="28"/>
+                <w:lang w:bidi="ta-IN"/>
+              </w:rPr>
+              <w:t>…</w:t>
+            </w:r>
+            <w:r>
+              <w:rPr>
+                <w:rFonts w:ascii="Latha" w:hAnsi="Latha" w:cs="Latha"/>
+                <w:b/>
+                <w:bCs/>
+                <w:szCs w:val="24"/>
+                <w:cs/>
+                <w:lang w:bidi="ta-IN"/>
+              </w:rPr>
+              <w:t>:</w:t>
+            </w:r>
+            <w:r>
+              <w:rPr>
+                <w:rFonts w:ascii="Latha" w:hAnsi="Latha" w:cs="Latha"/>
+                <w:szCs w:val="24"/>
+                <w:cs/>
+                <w:lang w:bidi="ta-IN"/>
+              </w:rPr>
+              <w:t xml:space="preserve"> </w:t>
+            </w:r>
+            <w:r>
+              <w:rPr>
+                <w:rFonts w:ascii="Latha" w:hAnsi="Latha" w:cs="Latha"/>
+                <w:szCs w:val="24"/>
+                <w:lang w:bidi="ta-IN"/>
+              </w:rPr>
+              <w:t xml:space="preserve">| </w:t>
+            </w:r>
+          </w:p>
+        </w:tc>
+        <w:tc>
+          <w:tcPr>
+            <w:tcW w:w="7371" w:type="dxa"/>
+          </w:tcPr>
+          <w:p>
+            <w:pPr>
+              <w:autoSpaceDE w:val="0"/>
+              <w:autoSpaceDN w:val="0"/>
+              <w:adjustRightInd w:val="0"/>
+              <w:spacing w:before="0" w:line="240" w:lineRule="auto"/>
+              <w:rPr>
+                <w:rFonts w:ascii="Latha" w:hAnsi="Latha" w:cs="Latha"/>
+                <w:szCs w:val="24"/>
+                <w:lang w:bidi="ta-IN"/>
+              </w:rPr>
+            </w:pPr>
+            <w:r>
+              <w:rPr>
+                <w:rFonts w:ascii="Latha" w:hAnsi="Latha" w:cs="Latha"/>
+                <w:b/>
+                <w:bCs/>
+                <w:szCs w:val="24"/>
+                <w:lang w:bidi="ta-IN"/>
+              </w:rPr>
+              <w:t>23)</w:t>
+            </w:r>
+            <w:r>
+              <w:rPr>
+                <w:rFonts w:ascii="Latha" w:hAnsi="Latha" w:cs="Latha"/>
+                <w:szCs w:val="24"/>
+                <w:lang w:bidi="ta-IN"/>
+              </w:rPr>
+              <w:tab/>
+            </w:r>
+            <w:r>
+              <w:rPr>
+                <w:rFonts w:ascii="Latha" w:hAnsi="Latha" w:cs="Latha"/>
+                <w:b/>
+                <w:bCs/>
+                <w:szCs w:val="24"/>
+                <w:cs/>
+                <w:lang w:bidi="ta-IN"/>
+              </w:rPr>
+              <w:t>3.4.9</w:t>
+            </w:r>
+            <w:r>
+              <w:rPr>
+                <w:rFonts w:ascii="Latha" w:hAnsi="Latha" w:cs="Latha"/>
+                <w:b/>
+                <w:bCs/>
+                <w:szCs w:val="24"/>
+                <w:lang w:bidi="ta-IN"/>
+              </w:rPr>
+              <w:t>.</w:t>
+            </w:r>
+            <w:r>
+              <w:rPr>
+                <w:rFonts w:ascii="Latha" w:hAnsi="Latha" w:cs="Latha"/>
+                <w:b/>
+                <w:bCs/>
+                <w:szCs w:val="24"/>
+                <w:lang w:bidi="ta-IN"/>
+              </w:rPr>
+              <w:t>2(</w:t>
+            </w:r>
+            <w:r>
+              <w:rPr>
+                <w:rFonts w:ascii="Latha" w:hAnsi="Latha" w:cs="Latha"/>
+                <w:b/>
+                <w:bCs/>
+                <w:szCs w:val="24"/>
+                <w:lang w:bidi="ta-IN"/>
+              </w:rPr>
+              <w:t>(2</w:t>
+            </w:r>
+            <w:r>
+              <w:rPr>
+                <w:rFonts w:ascii="Latha" w:hAnsi="Latha" w:cs="Latha"/>
+                <w:b/>
+                <w:bCs/>
+                <w:szCs w:val="24"/>
+                <w:lang w:bidi="ta-IN"/>
+              </w:rPr>
+              <w:t>1</w:t>
+            </w:r>
+            <w:r>
+              <w:rPr>
+                <w:rFonts w:ascii="Latha" w:hAnsi="Latha" w:cs="Latha"/>
+                <w:b/>
+                <w:bCs/>
+                <w:szCs w:val="24"/>
+                <w:lang w:bidi="ta-IN"/>
+              </w:rPr>
+              <w:t>)</w:t>
+            </w:r>
+            <w:proofErr w:type="gramStart"/>
+            <w:r>
+              <w:rPr>
+                <w:rFonts w:ascii="Latha" w:hAnsi="Latha" w:cs="Latha"/>
+                <w:szCs w:val="24"/>
+                <w:lang w:bidi="ta-IN"/>
+              </w:rPr>
+              <w:t xml:space="preserve">-  </w:t>
+            </w:r>
+            <w:r>
+              <w:rPr>
+                <w:rFonts w:ascii="Latha" w:hAnsi="Latha" w:cs="Latha"/>
+                <w:szCs w:val="24"/>
+                <w:cs/>
+                <w:lang w:bidi="ta-IN"/>
+              </w:rPr>
+              <w:t>அனு</w:t>
+            </w:r>
+            <w:proofErr w:type="gramEnd"/>
+            <w:r>
+              <w:rPr>
+                <w:rFonts w:ascii="BRH Tamil Tab Extra" w:hAnsi="BRH Tamil Tab Extra" w:cs="Latha"/>
+                <w:b/>
+                <w:bCs/>
+                <w:szCs w:val="28"/>
+                <w:lang w:bidi="ta-IN"/>
+              </w:rPr>
+              <w:t>†</w:t>
+            </w:r>
+            <w:r>
+              <w:rPr>
+                <w:rFonts w:ascii="Latha" w:hAnsi="Latha" w:cs="Latha"/>
+                <w:szCs w:val="24"/>
+                <w:cs/>
+                <w:lang w:bidi="ta-IN"/>
+              </w:rPr>
+              <w:t>மதி</w:t>
+            </w:r>
+            <w:r>
+              <w:rPr>
+                <w:rFonts w:ascii="Latha" w:hAnsi="Latha" w:cs="Latha"/>
+                <w:b/>
+                <w:bCs/>
+                <w:szCs w:val="24"/>
+                <w:cs/>
+                <w:lang w:bidi="ta-IN"/>
+              </w:rPr>
+              <w:t>:</w:t>
+            </w:r>
+            <w:r>
+              <w:rPr>
+                <w:rFonts w:ascii="Latha" w:hAnsi="Latha" w:cs="Latha"/>
+                <w:szCs w:val="24"/>
+                <w:cs/>
+                <w:lang w:bidi="ta-IN"/>
+              </w:rPr>
+              <w:t xml:space="preserve"> </w:t>
+            </w:r>
+            <w:r>
+              <w:rPr>
+                <w:rFonts w:ascii="Latha" w:hAnsi="Latha" w:cs="Latha"/>
+                <w:szCs w:val="24"/>
+                <w:lang w:bidi="ta-IN"/>
+              </w:rPr>
+              <w:t>|</w:t>
+            </w:r>
+          </w:p>
+          <w:p>
+            <w:pPr>
+              <w:autoSpaceDE w:val="0"/>
+              <w:autoSpaceDN w:val="0"/>
+              <w:adjustRightInd w:val="0"/>
+              <w:spacing w:before="0" w:line="240" w:lineRule="auto"/>
+              <w:rPr>
+                <w:rFonts w:cs="BRH Malayalam Extra"/>
+                <w:szCs w:val="40"/>
+              </w:rPr>
+            </w:pPr>
+            <w:r>
+              <w:rPr>
+                <w:rFonts w:ascii="Latha" w:hAnsi="Latha" w:cs="Latha"/>
+                <w:szCs w:val="24"/>
+                <w:cs/>
+                <w:lang w:bidi="ta-IN"/>
+              </w:rPr>
+              <w:t>அனு</w:t>
+            </w:r>
+            <w:r>
+              <w:rPr>
+                <w:rFonts w:ascii="BRH Tamil Tab Extra" w:hAnsi="BRH Tamil Tab Extra" w:cs="Latha"/>
+                <w:b/>
+                <w:bCs/>
+                <w:szCs w:val="28"/>
+                <w:lang w:bidi="ta-IN"/>
+              </w:rPr>
+              <w:t>†</w:t>
+            </w:r>
+            <w:r>
+              <w:rPr>
+                <w:rFonts w:ascii="Latha" w:hAnsi="Latha" w:cs="Latha"/>
+                <w:szCs w:val="24"/>
+                <w:cs/>
+                <w:lang w:bidi="ta-IN"/>
+              </w:rPr>
+              <w:t>மதி</w:t>
+            </w:r>
+            <w:r>
+              <w:rPr>
+                <w:rFonts w:ascii="BRH Tamil Tab Extra" w:hAnsi="BRH Tamil Tab Extra" w:cs="Latha"/>
+                <w:b/>
+                <w:bCs/>
+                <w:szCs w:val="28"/>
+                <w:lang w:bidi="ta-IN"/>
+              </w:rPr>
+              <w:t>…</w:t>
+            </w:r>
+            <w:r>
+              <w:rPr>
+                <w:rFonts w:ascii="Latha" w:hAnsi="Latha" w:cs="Latha"/>
+                <w:szCs w:val="24"/>
+                <w:cs/>
+                <w:lang w:bidi="ta-IN"/>
+              </w:rPr>
+              <w:t>ரித்ய</w:t>
+            </w:r>
+            <w:r>
+              <w:rPr>
+                <w:rFonts w:ascii="Latha" w:hAnsi="Latha" w:cs="Latha"/>
+                <w:szCs w:val="24"/>
+                <w:highlight w:val="green"/>
+                <w:cs/>
+                <w:lang w:bidi="ta-IN"/>
+              </w:rPr>
+              <w:t>னு</w:t>
+            </w:r>
+            <w:r>
+              <w:rPr>
+                <w:rFonts w:ascii="BRH Tamil Tab Extra" w:hAnsi="BRH Tamil Tab Extra" w:cs="Latha"/>
+                <w:b/>
+                <w:bCs/>
+                <w:szCs w:val="28"/>
+                <w:highlight w:val="green"/>
+                <w:lang w:bidi="ta-IN"/>
+              </w:rPr>
+              <w:t>†</w:t>
+            </w:r>
+            <w:r>
+              <w:rPr>
+                <w:rFonts w:ascii="Latha" w:hAnsi="Latha" w:cs="Latha"/>
+                <w:szCs w:val="24"/>
+                <w:cs/>
+                <w:lang w:bidi="ta-IN"/>
+              </w:rPr>
+              <w:t xml:space="preserve"> </w:t>
+            </w:r>
+            <w:r>
+              <w:rPr>
+                <w:rFonts w:ascii="Latha" w:hAnsi="Latha" w:cs="Latha"/>
+                <w:szCs w:val="24"/>
+                <w:lang w:bidi="ta-IN"/>
+              </w:rPr>
+              <w:t xml:space="preserve">- </w:t>
+            </w:r>
+            <w:r>
+              <w:rPr>
+                <w:rFonts w:ascii="Latha" w:hAnsi="Latha" w:cs="Latha"/>
+                <w:szCs w:val="24"/>
+                <w:cs/>
+                <w:lang w:bidi="ta-IN"/>
+              </w:rPr>
+              <w:t>ம</w:t>
+            </w:r>
+            <w:r>
+              <w:rPr>
+                <w:rFonts w:ascii="BRH Tamil Tab Extra" w:hAnsi="BRH Tamil Tab Extra" w:cs="Latha"/>
+                <w:b/>
+                <w:bCs/>
+                <w:szCs w:val="28"/>
+                <w:lang w:bidi="ta-IN"/>
+              </w:rPr>
+              <w:t>…</w:t>
+            </w:r>
+            <w:r>
+              <w:rPr>
+                <w:rFonts w:ascii="Latha" w:hAnsi="Latha" w:cs="Latha"/>
+                <w:szCs w:val="24"/>
+                <w:cs/>
+                <w:lang w:bidi="ta-IN"/>
+              </w:rPr>
+              <w:t>தி</w:t>
+            </w:r>
+            <w:r>
+              <w:rPr>
+                <w:rFonts w:ascii="BRH Tamil Tab Extra" w:hAnsi="BRH Tamil Tab Extra" w:cs="Latha"/>
+                <w:b/>
+                <w:bCs/>
+                <w:szCs w:val="28"/>
+                <w:lang w:bidi="ta-IN"/>
+              </w:rPr>
+              <w:t>…</w:t>
+            </w:r>
+            <w:r>
+              <w:rPr>
+                <w:rFonts w:ascii="Latha" w:hAnsi="Latha" w:cs="Latha"/>
+                <w:b/>
+                <w:bCs/>
+                <w:szCs w:val="24"/>
+                <w:cs/>
+                <w:lang w:bidi="ta-IN"/>
+              </w:rPr>
+              <w:t>:</w:t>
+            </w:r>
+            <w:r>
+              <w:rPr>
+                <w:rFonts w:ascii="Latha" w:hAnsi="Latha" w:cs="Latha"/>
+                <w:szCs w:val="24"/>
+                <w:cs/>
+                <w:lang w:bidi="ta-IN"/>
+              </w:rPr>
+              <w:t xml:space="preserve"> </w:t>
+            </w:r>
+            <w:r>
+              <w:rPr>
+                <w:rFonts w:ascii="Latha" w:hAnsi="Latha" w:cs="Latha"/>
+                <w:szCs w:val="24"/>
+                <w:lang w:bidi="ta-IN"/>
+              </w:rPr>
+              <w:t xml:space="preserve">| </w:t>
+            </w:r>
+          </w:p>
+        </w:tc>
+      </w:tr>
+      <w:tr>
+        <w:trPr>
+          <w:trHeight w:val="908"/>
+        </w:trPr>
+        <w:tc>
+          <w:tcPr>
+            <w:tcW w:w="7166" w:type="dxa"/>
+          </w:tcPr>
+          <w:p>
+            <w:pPr>
+              <w:autoSpaceDE w:val="0"/>
+              <w:autoSpaceDN w:val="0"/>
+              <w:adjustRightInd w:val="0"/>
+              <w:spacing w:before="0" w:line="240" w:lineRule="auto"/>
+              <w:rPr>
+                <w:rFonts w:ascii="Latha" w:hAnsi="Latha" w:cs="Latha"/>
+                <w:szCs w:val="24"/>
+                <w:lang w:bidi="ta-IN"/>
+              </w:rPr>
+            </w:pPr>
+            <w:r>
+              <w:rPr>
+                <w:rFonts w:ascii="Latha" w:hAnsi="Latha" w:cs="Latha"/>
+                <w:b/>
+                <w:bCs/>
+                <w:szCs w:val="24"/>
+                <w:cs/>
+                <w:lang w:bidi="ta-IN"/>
+              </w:rPr>
+              <w:t>34</w:t>
+            </w:r>
+            <w:r>
+              <w:rPr>
+                <w:rFonts w:ascii="Latha" w:hAnsi="Latha" w:cs="Latha"/>
+                <w:b/>
+                <w:bCs/>
+                <w:szCs w:val="24"/>
+                <w:cs/>
+                <w:lang w:bidi="ta-IN"/>
+              </w:rPr>
+              <w:t>)</w:t>
+            </w:r>
+            <w:r>
+              <w:rPr>
+                <w:rFonts w:ascii="Latha" w:hAnsi="Latha" w:cs="Latha"/>
+                <w:szCs w:val="24"/>
+                <w:lang w:bidi="ta-IN"/>
+              </w:rPr>
+              <w:tab/>
+            </w:r>
+            <w:r>
+              <w:rPr>
+                <w:rFonts w:ascii="Latha" w:hAnsi="Latha" w:cs="Latha"/>
+                <w:b/>
+                <w:bCs/>
+                <w:szCs w:val="24"/>
+                <w:cs/>
+                <w:lang w:bidi="ta-IN"/>
+              </w:rPr>
+              <w:t>3.4.9</w:t>
+            </w:r>
+            <w:r>
+              <w:rPr>
+                <w:rFonts w:ascii="Latha" w:hAnsi="Latha" w:cs="Latha"/>
+                <w:b/>
+                <w:bCs/>
+                <w:szCs w:val="24"/>
+                <w:lang w:bidi="ta-IN"/>
+              </w:rPr>
+              <w:t>.</w:t>
+            </w:r>
+            <w:r>
+              <w:rPr>
+                <w:rFonts w:ascii="Latha" w:hAnsi="Latha" w:cs="Latha"/>
+                <w:b/>
+                <w:bCs/>
+                <w:szCs w:val="24"/>
+                <w:cs/>
+                <w:lang w:bidi="ta-IN"/>
+              </w:rPr>
+              <w:t>6</w:t>
+            </w:r>
+            <w:r>
+              <w:rPr>
+                <w:rFonts w:ascii="Latha" w:hAnsi="Latha" w:cs="Latha"/>
+                <w:b/>
+                <w:bCs/>
+                <w:szCs w:val="24"/>
+                <w:lang w:bidi="ta-IN"/>
+              </w:rPr>
+              <w:t>(3</w:t>
+            </w:r>
+            <w:r>
+              <w:rPr>
+                <w:rFonts w:ascii="Latha" w:hAnsi="Latha" w:cs="Latha"/>
+                <w:b/>
+                <w:bCs/>
+                <w:szCs w:val="24"/>
+                <w:cs/>
+                <w:lang w:bidi="ta-IN"/>
+              </w:rPr>
+              <w:t>1</w:t>
+            </w:r>
+            <w:r>
+              <w:rPr>
+                <w:rFonts w:ascii="Latha" w:hAnsi="Latha" w:cs="Latha"/>
+                <w:b/>
+                <w:bCs/>
+                <w:szCs w:val="24"/>
+                <w:lang w:bidi="ta-IN"/>
+              </w:rPr>
+              <w:t>)</w:t>
+            </w:r>
+            <w:r>
+              <w:rPr>
+                <w:rFonts w:ascii="Latha" w:hAnsi="Latha" w:cs="Latha"/>
+                <w:szCs w:val="24"/>
+                <w:lang w:bidi="ta-IN"/>
+              </w:rPr>
+              <w:t xml:space="preserve">-  </w:t>
+            </w:r>
+            <w:r>
+              <w:rPr>
+                <w:rFonts w:ascii="Latha" w:hAnsi="Latha" w:cs="Latha"/>
+                <w:szCs w:val="24"/>
+                <w:cs/>
+                <w:lang w:bidi="ta-IN"/>
+              </w:rPr>
+              <w:t>அனு</w:t>
+            </w:r>
+            <w:r>
+              <w:rPr>
+                <w:rFonts w:ascii="BRH Tamil Tab Extra" w:hAnsi="BRH Tamil Tab Extra" w:cs="Latha"/>
+                <w:b/>
+                <w:bCs/>
+                <w:szCs w:val="28"/>
+                <w:lang w:bidi="ta-IN"/>
+              </w:rPr>
+              <w:t>†</w:t>
+            </w:r>
+            <w:r>
+              <w:rPr>
+                <w:rFonts w:ascii="Latha" w:hAnsi="Latha" w:cs="Latha"/>
+                <w:szCs w:val="24"/>
+                <w:cs/>
+                <w:lang w:bidi="ta-IN"/>
+              </w:rPr>
+              <w:t>மதி</w:t>
+            </w:r>
+            <w:r>
+              <w:rPr>
+                <w:rFonts w:ascii="Latha" w:hAnsi="Latha" w:cs="Latha"/>
+                <w:b/>
+                <w:bCs/>
+                <w:szCs w:val="24"/>
+                <w:cs/>
+                <w:lang w:bidi="ta-IN"/>
+              </w:rPr>
+              <w:t>:</w:t>
+            </w:r>
+            <w:r>
+              <w:rPr>
+                <w:rFonts w:ascii="Latha" w:hAnsi="Latha" w:cs="Latha"/>
+                <w:szCs w:val="24"/>
+                <w:cs/>
+                <w:lang w:bidi="ta-IN"/>
+              </w:rPr>
+              <w:t xml:space="preserve"> </w:t>
+            </w:r>
+            <w:r>
+              <w:rPr>
+                <w:rFonts w:ascii="Latha" w:hAnsi="Latha" w:cs="Latha"/>
+                <w:szCs w:val="24"/>
+                <w:lang w:bidi="ta-IN"/>
+              </w:rPr>
+              <w:t>|</w:t>
+            </w:r>
+          </w:p>
+          <w:p>
+            <w:pPr>
+              <w:autoSpaceDE w:val="0"/>
+              <w:autoSpaceDN w:val="0"/>
+              <w:adjustRightInd w:val="0"/>
+              <w:spacing w:before="0" w:line="240" w:lineRule="auto"/>
+              <w:rPr>
+                <w:rFonts w:ascii="Latha" w:hAnsi="Latha" w:cs="Latha"/>
+                <w:b/>
+                <w:bCs/>
+                <w:szCs w:val="24"/>
+                <w:cs/>
+                <w:lang w:bidi="ta-IN"/>
+              </w:rPr>
+            </w:pPr>
+            <w:r>
+              <w:rPr>
+                <w:rFonts w:ascii="Latha" w:hAnsi="Latha" w:cs="Latha"/>
+                <w:szCs w:val="24"/>
+                <w:cs/>
+                <w:lang w:bidi="ta-IN"/>
+              </w:rPr>
+              <w:t>அனு</w:t>
+            </w:r>
+            <w:r>
+              <w:rPr>
+                <w:rFonts w:ascii="BRH Tamil Tab Extra" w:hAnsi="BRH Tamil Tab Extra" w:cs="Latha"/>
+                <w:b/>
+                <w:bCs/>
+                <w:szCs w:val="28"/>
+                <w:lang w:bidi="ta-IN"/>
+              </w:rPr>
+              <w:t>†</w:t>
+            </w:r>
+            <w:r>
+              <w:rPr>
+                <w:rFonts w:ascii="Latha" w:hAnsi="Latha" w:cs="Latha"/>
+                <w:szCs w:val="24"/>
+                <w:cs/>
+                <w:lang w:bidi="ta-IN"/>
+              </w:rPr>
+              <w:t>மதி</w:t>
+            </w:r>
+            <w:r>
+              <w:rPr>
+                <w:rFonts w:ascii="BRH Tamil Tab Extra" w:hAnsi="BRH Tamil Tab Extra" w:cs="Latha"/>
+                <w:b/>
+                <w:bCs/>
+                <w:szCs w:val="28"/>
+                <w:lang w:bidi="ta-IN"/>
+              </w:rPr>
+              <w:t>…</w:t>
+            </w:r>
+            <w:r>
+              <w:rPr>
+                <w:rFonts w:ascii="Latha" w:hAnsi="Latha" w:cs="Latha"/>
+                <w:szCs w:val="24"/>
+                <w:cs/>
+                <w:lang w:bidi="ta-IN"/>
+              </w:rPr>
+              <w:t>ரித்</w:t>
+            </w:r>
+            <w:r>
+              <w:rPr>
+                <w:rFonts w:ascii="Latha" w:hAnsi="Latha" w:cs="Latha"/>
+                <w:szCs w:val="24"/>
+                <w:highlight w:val="yellow"/>
+                <w:cs/>
+                <w:lang w:bidi="ta-IN"/>
+              </w:rPr>
+              <w:t>ய</w:t>
+            </w:r>
+            <w:r>
+              <w:rPr>
+                <w:rFonts w:ascii="BRH Tamil Tab Extra" w:hAnsi="BRH Tamil Tab Extra" w:cs="Latha"/>
+                <w:b/>
+                <w:bCs/>
+                <w:szCs w:val="28"/>
+                <w:lang w:bidi="ta-IN"/>
+              </w:rPr>
+              <w:t>†</w:t>
+            </w:r>
+            <w:r>
+              <w:rPr>
+                <w:rFonts w:ascii="Latha" w:hAnsi="Latha" w:cs="Latha"/>
+                <w:szCs w:val="24"/>
+                <w:cs/>
+                <w:lang w:bidi="ta-IN"/>
+              </w:rPr>
+              <w:t xml:space="preserve">னு </w:t>
+            </w:r>
+            <w:r>
+              <w:rPr>
+                <w:rFonts w:ascii="Latha" w:hAnsi="Latha" w:cs="Latha"/>
+                <w:szCs w:val="24"/>
+                <w:lang w:bidi="ta-IN"/>
+              </w:rPr>
+              <w:t xml:space="preserve">- </w:t>
+            </w:r>
+            <w:r>
+              <w:rPr>
+                <w:rFonts w:ascii="Latha" w:hAnsi="Latha" w:cs="Latha"/>
+                <w:szCs w:val="24"/>
+                <w:cs/>
+                <w:lang w:bidi="ta-IN"/>
+              </w:rPr>
+              <w:t>ம</w:t>
+            </w:r>
+            <w:r>
+              <w:rPr>
+                <w:rFonts w:ascii="BRH Tamil Tab Extra" w:hAnsi="BRH Tamil Tab Extra" w:cs="Latha"/>
+                <w:b/>
+                <w:bCs/>
+                <w:szCs w:val="28"/>
+                <w:lang w:bidi="ta-IN"/>
+              </w:rPr>
+              <w:t>…</w:t>
+            </w:r>
+            <w:r>
+              <w:rPr>
+                <w:rFonts w:ascii="Latha" w:hAnsi="Latha" w:cs="Latha"/>
+                <w:szCs w:val="24"/>
+                <w:cs/>
+                <w:lang w:bidi="ta-IN"/>
+              </w:rPr>
+              <w:t>தி</w:t>
+            </w:r>
+            <w:r>
+              <w:rPr>
+                <w:rFonts w:ascii="BRH Tamil Tab Extra" w:hAnsi="BRH Tamil Tab Extra" w:cs="Latha"/>
+                <w:b/>
+                <w:bCs/>
+                <w:szCs w:val="28"/>
+                <w:lang w:bidi="ta-IN"/>
+              </w:rPr>
+              <w:t>…</w:t>
+            </w:r>
+            <w:r>
+              <w:rPr>
+                <w:rFonts w:ascii="Latha" w:hAnsi="Latha" w:cs="Latha"/>
+                <w:b/>
+                <w:bCs/>
+                <w:szCs w:val="24"/>
+                <w:cs/>
+                <w:lang w:bidi="ta-IN"/>
+              </w:rPr>
+              <w:t>:</w:t>
+            </w:r>
+            <w:r>
+              <w:rPr>
+                <w:rFonts w:ascii="Latha" w:hAnsi="Latha" w:cs="Latha"/>
+                <w:szCs w:val="24"/>
+                <w:cs/>
+                <w:lang w:bidi="ta-IN"/>
+              </w:rPr>
+              <w:t xml:space="preserve"> </w:t>
+            </w:r>
+            <w:r>
+              <w:rPr>
+                <w:rFonts w:ascii="Latha" w:hAnsi="Latha" w:cs="Latha"/>
+                <w:szCs w:val="24"/>
+                <w:lang w:bidi="ta-IN"/>
+              </w:rPr>
+              <w:t xml:space="preserve">| </w:t>
+            </w:r>
+          </w:p>
+        </w:tc>
+        <w:tc>
+          <w:tcPr>
+            <w:tcW w:w="7371" w:type="dxa"/>
+          </w:tcPr>
+          <w:p>
+            <w:pPr>
+              <w:autoSpaceDE w:val="0"/>
+              <w:autoSpaceDN w:val="0"/>
+              <w:adjustRightInd w:val="0"/>
+              <w:spacing w:before="0" w:line="240" w:lineRule="auto"/>
+              <w:rPr>
+                <w:rFonts w:ascii="Latha" w:hAnsi="Latha" w:cs="Latha"/>
+                <w:szCs w:val="24"/>
+                <w:lang w:bidi="ta-IN"/>
+              </w:rPr>
+            </w:pPr>
+            <w:r>
+              <w:rPr>
+                <w:rFonts w:ascii="Latha" w:hAnsi="Latha" w:cs="Latha"/>
+                <w:b/>
+                <w:bCs/>
+                <w:szCs w:val="24"/>
+                <w:cs/>
+                <w:lang w:bidi="ta-IN"/>
+              </w:rPr>
+              <w:t>34</w:t>
+            </w:r>
+            <w:r>
+              <w:rPr>
+                <w:rFonts w:ascii="Latha" w:hAnsi="Latha" w:cs="Latha"/>
+                <w:b/>
+                <w:bCs/>
+                <w:szCs w:val="24"/>
+                <w:cs/>
+                <w:lang w:bidi="ta-IN"/>
+              </w:rPr>
+              <w:t>)</w:t>
+            </w:r>
+            <w:r>
+              <w:rPr>
+                <w:rFonts w:ascii="Latha" w:hAnsi="Latha" w:cs="Latha"/>
+                <w:szCs w:val="24"/>
+                <w:lang w:bidi="ta-IN"/>
+              </w:rPr>
+              <w:tab/>
+            </w:r>
+            <w:r>
+              <w:rPr>
+                <w:rFonts w:ascii="Latha" w:hAnsi="Latha" w:cs="Latha"/>
+                <w:b/>
+                <w:bCs/>
+                <w:szCs w:val="24"/>
+                <w:cs/>
+                <w:lang w:bidi="ta-IN"/>
+              </w:rPr>
+              <w:t>3.4.9</w:t>
+            </w:r>
+            <w:r>
+              <w:rPr>
+                <w:rFonts w:ascii="Latha" w:hAnsi="Latha" w:cs="Latha"/>
+                <w:b/>
+                <w:bCs/>
+                <w:szCs w:val="24"/>
+                <w:lang w:bidi="ta-IN"/>
+              </w:rPr>
+              <w:t>.</w:t>
+            </w:r>
+            <w:r>
+              <w:rPr>
+                <w:rFonts w:ascii="Latha" w:hAnsi="Latha" w:cs="Latha"/>
+                <w:b/>
+                <w:bCs/>
+                <w:szCs w:val="24"/>
+                <w:cs/>
+                <w:lang w:bidi="ta-IN"/>
+              </w:rPr>
+              <w:t>6</w:t>
+            </w:r>
+            <w:r>
+              <w:rPr>
+                <w:rFonts w:ascii="Latha" w:hAnsi="Latha" w:cs="Latha"/>
+                <w:b/>
+                <w:bCs/>
+                <w:szCs w:val="24"/>
+                <w:lang w:bidi="ta-IN"/>
+              </w:rPr>
+              <w:t>(3</w:t>
+            </w:r>
+            <w:r>
+              <w:rPr>
+                <w:rFonts w:ascii="Latha" w:hAnsi="Latha" w:cs="Latha"/>
+                <w:b/>
+                <w:bCs/>
+                <w:szCs w:val="24"/>
+                <w:cs/>
+                <w:lang w:bidi="ta-IN"/>
+              </w:rPr>
+              <w:t>1</w:t>
+            </w:r>
+            <w:r>
+              <w:rPr>
+                <w:rFonts w:ascii="Latha" w:hAnsi="Latha" w:cs="Latha"/>
+                <w:b/>
+                <w:bCs/>
+                <w:szCs w:val="24"/>
+                <w:lang w:bidi="ta-IN"/>
+              </w:rPr>
+              <w:t>)</w:t>
+            </w:r>
+            <w:r>
+              <w:rPr>
+                <w:rFonts w:ascii="Latha" w:hAnsi="Latha" w:cs="Latha"/>
+                <w:szCs w:val="24"/>
+                <w:lang w:bidi="ta-IN"/>
+              </w:rPr>
+              <w:t xml:space="preserve">-  </w:t>
+            </w:r>
+            <w:r>
+              <w:rPr>
+                <w:rFonts w:ascii="Latha" w:hAnsi="Latha" w:cs="Latha"/>
+                <w:szCs w:val="24"/>
+                <w:cs/>
+                <w:lang w:bidi="ta-IN"/>
+              </w:rPr>
+              <w:t>அனு</w:t>
+            </w:r>
+            <w:r>
+              <w:rPr>
+                <w:rFonts w:ascii="BRH Tamil Tab Extra" w:hAnsi="BRH Tamil Tab Extra" w:cs="Latha"/>
+                <w:b/>
+                <w:bCs/>
+                <w:szCs w:val="28"/>
+                <w:lang w:bidi="ta-IN"/>
+              </w:rPr>
+              <w:t>†</w:t>
+            </w:r>
+            <w:r>
+              <w:rPr>
+                <w:rFonts w:ascii="Latha" w:hAnsi="Latha" w:cs="Latha"/>
+                <w:szCs w:val="24"/>
+                <w:cs/>
+                <w:lang w:bidi="ta-IN"/>
+              </w:rPr>
+              <w:t>மதி</w:t>
+            </w:r>
+            <w:r>
+              <w:rPr>
+                <w:rFonts w:ascii="Latha" w:hAnsi="Latha" w:cs="Latha"/>
+                <w:b/>
+                <w:bCs/>
+                <w:szCs w:val="24"/>
+                <w:cs/>
+                <w:lang w:bidi="ta-IN"/>
+              </w:rPr>
+              <w:t>:</w:t>
+            </w:r>
+            <w:r>
+              <w:rPr>
+                <w:rFonts w:ascii="Latha" w:hAnsi="Latha" w:cs="Latha"/>
+                <w:szCs w:val="24"/>
+                <w:cs/>
+                <w:lang w:bidi="ta-IN"/>
+              </w:rPr>
+              <w:t xml:space="preserve"> </w:t>
+            </w:r>
+            <w:r>
+              <w:rPr>
+                <w:rFonts w:ascii="Latha" w:hAnsi="Latha" w:cs="Latha"/>
+                <w:szCs w:val="24"/>
+                <w:lang w:bidi="ta-IN"/>
+              </w:rPr>
+              <w:t>|</w:t>
+            </w:r>
+          </w:p>
+          <w:p>
+            <w:pPr>
+              <w:autoSpaceDE w:val="0"/>
+              <w:autoSpaceDN w:val="0"/>
+              <w:adjustRightInd w:val="0"/>
+              <w:spacing w:before="0" w:line="240" w:lineRule="auto"/>
+              <w:rPr>
+                <w:rFonts w:ascii="Latha" w:hAnsi="Latha" w:cs="Latha"/>
+                <w:b/>
+                <w:bCs/>
+                <w:szCs w:val="24"/>
+                <w:cs/>
+                <w:lang w:bidi="ta-IN"/>
+              </w:rPr>
+            </w:pPr>
+            <w:r>
+              <w:rPr>
+                <w:rFonts w:ascii="Latha" w:hAnsi="Latha" w:cs="Latha"/>
+                <w:szCs w:val="24"/>
+                <w:cs/>
+                <w:lang w:bidi="ta-IN"/>
+              </w:rPr>
+              <w:t>அனு</w:t>
+            </w:r>
+            <w:r>
+              <w:rPr>
+                <w:rFonts w:ascii="BRH Tamil Tab Extra" w:hAnsi="BRH Tamil Tab Extra" w:cs="Latha"/>
+                <w:b/>
+                <w:bCs/>
+                <w:szCs w:val="28"/>
+                <w:lang w:bidi="ta-IN"/>
+              </w:rPr>
+              <w:t>†</w:t>
+            </w:r>
+            <w:r>
+              <w:rPr>
+                <w:rFonts w:ascii="Latha" w:hAnsi="Latha" w:cs="Latha"/>
+                <w:szCs w:val="24"/>
+                <w:cs/>
+                <w:lang w:bidi="ta-IN"/>
+              </w:rPr>
+              <w:t>மதி</w:t>
+            </w:r>
+            <w:r>
+              <w:rPr>
+                <w:rFonts w:ascii="BRH Tamil Tab Extra" w:hAnsi="BRH Tamil Tab Extra" w:cs="Latha"/>
+                <w:b/>
+                <w:bCs/>
+                <w:szCs w:val="28"/>
+                <w:lang w:bidi="ta-IN"/>
+              </w:rPr>
+              <w:t>…</w:t>
+            </w:r>
+            <w:r>
+              <w:rPr>
+                <w:rFonts w:ascii="Latha" w:hAnsi="Latha" w:cs="Latha"/>
+                <w:szCs w:val="24"/>
+                <w:cs/>
+                <w:lang w:bidi="ta-IN"/>
+              </w:rPr>
+              <w:t>ரித்ய</w:t>
+            </w:r>
+            <w:r>
+              <w:rPr>
+                <w:rFonts w:ascii="Latha" w:hAnsi="Latha" w:cs="Latha"/>
+                <w:szCs w:val="24"/>
+                <w:highlight w:val="green"/>
+                <w:cs/>
+                <w:lang w:bidi="ta-IN"/>
+              </w:rPr>
+              <w:t>னு</w:t>
+            </w:r>
+            <w:r>
+              <w:rPr>
+                <w:rFonts w:ascii="BRH Tamil Tab Extra" w:hAnsi="BRH Tamil Tab Extra" w:cs="Latha"/>
+                <w:b/>
+                <w:bCs/>
+                <w:szCs w:val="28"/>
+                <w:lang w:bidi="ta-IN"/>
+              </w:rPr>
+              <w:t>†</w:t>
+            </w:r>
+            <w:r>
+              <w:rPr>
+                <w:rFonts w:ascii="Latha" w:hAnsi="Latha" w:cs="Latha"/>
+                <w:szCs w:val="24"/>
+                <w:cs/>
+                <w:lang w:bidi="ta-IN"/>
+              </w:rPr>
+              <w:t xml:space="preserve"> </w:t>
+            </w:r>
+            <w:r>
+              <w:rPr>
+                <w:rFonts w:ascii="Latha" w:hAnsi="Latha" w:cs="Latha"/>
+                <w:szCs w:val="24"/>
+                <w:lang w:bidi="ta-IN"/>
+              </w:rPr>
+              <w:t xml:space="preserve">- </w:t>
+            </w:r>
+            <w:r>
+              <w:rPr>
+                <w:rFonts w:ascii="Latha" w:hAnsi="Latha" w:cs="Latha"/>
+                <w:szCs w:val="24"/>
+                <w:cs/>
+                <w:lang w:bidi="ta-IN"/>
+              </w:rPr>
+              <w:t>ம</w:t>
+            </w:r>
+            <w:r>
+              <w:rPr>
+                <w:rFonts w:ascii="BRH Tamil Tab Extra" w:hAnsi="BRH Tamil Tab Extra" w:cs="Latha"/>
+                <w:b/>
+                <w:bCs/>
+                <w:szCs w:val="28"/>
+                <w:lang w:bidi="ta-IN"/>
+              </w:rPr>
+              <w:t>…</w:t>
+            </w:r>
+            <w:r>
+              <w:rPr>
+                <w:rFonts w:ascii="Latha" w:hAnsi="Latha" w:cs="Latha"/>
+                <w:szCs w:val="24"/>
+                <w:cs/>
+                <w:lang w:bidi="ta-IN"/>
+              </w:rPr>
+              <w:t>தி</w:t>
+            </w:r>
+            <w:r>
+              <w:rPr>
+                <w:rFonts w:ascii="BRH Tamil Tab Extra" w:hAnsi="BRH Tamil Tab Extra" w:cs="Latha"/>
+                <w:b/>
+                <w:bCs/>
+                <w:szCs w:val="28"/>
+                <w:lang w:bidi="ta-IN"/>
+              </w:rPr>
+              <w:t>…</w:t>
+            </w:r>
+            <w:r>
+              <w:rPr>
+                <w:rFonts w:ascii="Latha" w:hAnsi="Latha" w:cs="Latha"/>
+                <w:b/>
+                <w:bCs/>
+                <w:szCs w:val="24"/>
+                <w:cs/>
+                <w:lang w:bidi="ta-IN"/>
+              </w:rPr>
+              <w:t>:</w:t>
+            </w:r>
+            <w:r>
+              <w:rPr>
+                <w:rFonts w:ascii="Latha" w:hAnsi="Latha" w:cs="Latha"/>
+                <w:szCs w:val="24"/>
+                <w:cs/>
+                <w:lang w:bidi="ta-IN"/>
+              </w:rPr>
+              <w:t xml:space="preserve"> </w:t>
+            </w:r>
+            <w:r>
+              <w:rPr>
+                <w:rFonts w:ascii="Latha" w:hAnsi="Latha" w:cs="Latha"/>
+                <w:szCs w:val="24"/>
+                <w:lang w:bidi="ta-IN"/>
+              </w:rPr>
+              <w:t xml:space="preserve">| </w:t>
+            </w:r>
+          </w:p>
+        </w:tc>
+      </w:tr>
+      <w:tr>
+        <w:trPr>
+          <w:trHeight w:val="978"/>
+        </w:trPr>
+        <w:tc>
+          <w:tcPr>
+            <w:tcW w:w="7166" w:type="dxa"/>
+          </w:tcPr>
+          <w:p>
+            <w:pPr>
+              <w:autoSpaceDE w:val="0"/>
+              <w:autoSpaceDN w:val="0"/>
+              <w:adjustRightInd w:val="0"/>
+              <w:spacing w:before="0" w:line="240" w:lineRule="auto"/>
+              <w:rPr>
+                <w:rFonts w:ascii="Latha" w:hAnsi="Latha" w:cs="Latha"/>
+                <w:szCs w:val="24"/>
+                <w:lang w:bidi="ta-IN"/>
+              </w:rPr>
+            </w:pPr>
+            <w:r>
+              <w:rPr>
+                <w:rFonts w:ascii="Latha" w:hAnsi="Latha" w:cs="Latha"/>
+                <w:b/>
+                <w:bCs/>
+                <w:szCs w:val="24"/>
+                <w:cs/>
+                <w:lang w:bidi="ta-IN"/>
+              </w:rPr>
+              <w:t>57</w:t>
+            </w:r>
+            <w:r>
+              <w:rPr>
+                <w:rFonts w:ascii="Latha" w:hAnsi="Latha" w:cs="Latha"/>
+                <w:b/>
+                <w:bCs/>
+                <w:szCs w:val="24"/>
+                <w:lang w:bidi="ta-IN"/>
+              </w:rPr>
+              <w:t>)</w:t>
+            </w:r>
+            <w:r>
+              <w:rPr>
+                <w:rFonts w:ascii="Latha" w:hAnsi="Latha" w:cs="Latha"/>
+                <w:szCs w:val="24"/>
+                <w:lang w:bidi="ta-IN"/>
+              </w:rPr>
+              <w:tab/>
+            </w:r>
+            <w:r>
+              <w:rPr>
+                <w:rFonts w:ascii="Latha" w:hAnsi="Latha" w:cs="Latha"/>
+                <w:b/>
+                <w:bCs/>
+                <w:szCs w:val="24"/>
+                <w:cs/>
+                <w:lang w:bidi="ta-IN"/>
+              </w:rPr>
+              <w:t>3.4.9</w:t>
+            </w:r>
+            <w:r>
+              <w:rPr>
+                <w:rFonts w:ascii="Latha" w:hAnsi="Latha" w:cs="Latha"/>
+                <w:b/>
+                <w:bCs/>
+                <w:szCs w:val="24"/>
+                <w:lang w:bidi="ta-IN"/>
+              </w:rPr>
+              <w:t>.</w:t>
+            </w:r>
+            <w:r>
+              <w:rPr>
+                <w:rFonts w:ascii="Latha" w:hAnsi="Latha" w:cs="Latha"/>
+                <w:b/>
+                <w:bCs/>
+                <w:szCs w:val="24"/>
+                <w:cs/>
+                <w:lang w:bidi="ta-IN"/>
+              </w:rPr>
+              <w:t>6</w:t>
+            </w:r>
+            <w:r>
+              <w:rPr>
+                <w:rFonts w:ascii="Latha" w:hAnsi="Latha" w:cs="Latha"/>
+                <w:b/>
+                <w:bCs/>
+                <w:szCs w:val="24"/>
+                <w:lang w:bidi="ta-IN"/>
+              </w:rPr>
+              <w:t>(4</w:t>
+            </w:r>
+            <w:r>
+              <w:rPr>
+                <w:rFonts w:ascii="Latha" w:hAnsi="Latha" w:cs="Latha"/>
+                <w:b/>
+                <w:bCs/>
+                <w:szCs w:val="24"/>
+                <w:cs/>
+                <w:lang w:bidi="ta-IN"/>
+              </w:rPr>
+              <w:t>7</w:t>
+            </w:r>
+            <w:r>
+              <w:rPr>
+                <w:rFonts w:ascii="Latha" w:hAnsi="Latha" w:cs="Latha"/>
+                <w:b/>
+                <w:bCs/>
+                <w:szCs w:val="24"/>
+                <w:lang w:bidi="ta-IN"/>
+              </w:rPr>
+              <w:t>)</w:t>
+            </w:r>
+            <w:r>
+              <w:rPr>
+                <w:rFonts w:ascii="Latha" w:hAnsi="Latha" w:cs="Latha"/>
+                <w:szCs w:val="24"/>
+                <w:lang w:bidi="ta-IN"/>
+              </w:rPr>
+              <w:t xml:space="preserve">-  </w:t>
+            </w:r>
+            <w:r>
+              <w:rPr>
+                <w:rFonts w:ascii="Latha" w:hAnsi="Latha" w:cs="Latha"/>
+                <w:szCs w:val="24"/>
+                <w:cs/>
+                <w:lang w:bidi="ta-IN"/>
+              </w:rPr>
+              <w:t>அனு</w:t>
+            </w:r>
+            <w:r>
+              <w:rPr>
+                <w:rFonts w:ascii="BRH Tamil Tab Extra" w:hAnsi="BRH Tamil Tab Extra" w:cs="Latha"/>
+                <w:b/>
+                <w:bCs/>
+                <w:szCs w:val="28"/>
+                <w:lang w:bidi="ta-IN"/>
+              </w:rPr>
+              <w:t>†</w:t>
+            </w:r>
+            <w:r>
+              <w:rPr>
+                <w:rFonts w:ascii="Latha" w:hAnsi="Latha" w:cs="Latha"/>
+                <w:szCs w:val="24"/>
+                <w:cs/>
+                <w:lang w:bidi="ta-IN"/>
+              </w:rPr>
+              <w:t>மதி</w:t>
+            </w:r>
+            <w:r>
+              <w:rPr>
+                <w:rFonts w:ascii="Latha" w:hAnsi="Latha" w:cs="Latha"/>
+                <w:b/>
+                <w:bCs/>
+                <w:szCs w:val="24"/>
+                <w:cs/>
+                <w:lang w:bidi="ta-IN"/>
+              </w:rPr>
+              <w:t>:</w:t>
+            </w:r>
+            <w:r>
+              <w:rPr>
+                <w:rFonts w:ascii="Latha" w:hAnsi="Latha" w:cs="Latha"/>
+                <w:szCs w:val="24"/>
+                <w:cs/>
+                <w:lang w:bidi="ta-IN"/>
+              </w:rPr>
+              <w:t xml:space="preserve"> </w:t>
+            </w:r>
+            <w:r>
+              <w:rPr>
+                <w:rFonts w:ascii="Latha" w:hAnsi="Latha" w:cs="Latha"/>
+                <w:szCs w:val="24"/>
+                <w:lang w:bidi="ta-IN"/>
+              </w:rPr>
+              <w:t>|</w:t>
+            </w:r>
+          </w:p>
+          <w:p>
+            <w:pPr>
+              <w:autoSpaceDE w:val="0"/>
+              <w:autoSpaceDN w:val="0"/>
+              <w:adjustRightInd w:val="0"/>
+              <w:spacing w:before="0" w:line="240" w:lineRule="auto"/>
+              <w:rPr>
+                <w:rFonts w:ascii="Latha" w:hAnsi="Latha" w:cs="Latha"/>
+                <w:b/>
+                <w:bCs/>
+                <w:szCs w:val="24"/>
+                <w:cs/>
+                <w:lang w:bidi="ta-IN"/>
+              </w:rPr>
+            </w:pPr>
+            <w:r>
+              <w:rPr>
+                <w:rFonts w:ascii="Latha" w:hAnsi="Latha" w:cs="Latha"/>
+                <w:szCs w:val="24"/>
+                <w:cs/>
+                <w:lang w:bidi="ta-IN"/>
+              </w:rPr>
+              <w:t>அனு</w:t>
+            </w:r>
+            <w:r>
+              <w:rPr>
+                <w:rFonts w:ascii="BRH Tamil Tab Extra" w:hAnsi="BRH Tamil Tab Extra" w:cs="Latha"/>
+                <w:b/>
+                <w:bCs/>
+                <w:szCs w:val="28"/>
+                <w:lang w:bidi="ta-IN"/>
+              </w:rPr>
+              <w:t>†</w:t>
+            </w:r>
+            <w:r>
+              <w:rPr>
+                <w:rFonts w:ascii="Latha" w:hAnsi="Latha" w:cs="Latha"/>
+                <w:szCs w:val="24"/>
+                <w:cs/>
+                <w:lang w:bidi="ta-IN"/>
+              </w:rPr>
+              <w:t>மதி</w:t>
+            </w:r>
+            <w:r>
+              <w:rPr>
+                <w:rFonts w:ascii="BRH Tamil Tab Extra" w:hAnsi="BRH Tamil Tab Extra" w:cs="Latha"/>
+                <w:b/>
+                <w:bCs/>
+                <w:szCs w:val="28"/>
+                <w:lang w:bidi="ta-IN"/>
+              </w:rPr>
+              <w:t>…</w:t>
+            </w:r>
+            <w:r>
+              <w:rPr>
+                <w:rFonts w:ascii="Latha" w:hAnsi="Latha" w:cs="Latha"/>
+                <w:szCs w:val="24"/>
+                <w:cs/>
+                <w:lang w:bidi="ta-IN"/>
+              </w:rPr>
+              <w:t>ரித்</w:t>
+            </w:r>
+            <w:r>
+              <w:rPr>
+                <w:rFonts w:ascii="Latha" w:hAnsi="Latha" w:cs="Latha"/>
+                <w:szCs w:val="24"/>
+                <w:highlight w:val="yellow"/>
+                <w:cs/>
+                <w:lang w:bidi="ta-IN"/>
+              </w:rPr>
+              <w:t>ய</w:t>
+            </w:r>
+            <w:r>
+              <w:rPr>
+                <w:rFonts w:ascii="BRH Tamil Tab Extra" w:hAnsi="BRH Tamil Tab Extra" w:cs="Latha"/>
+                <w:b/>
+                <w:bCs/>
+                <w:szCs w:val="28"/>
+                <w:lang w:bidi="ta-IN"/>
+              </w:rPr>
+              <w:t>†</w:t>
+            </w:r>
+            <w:r>
+              <w:rPr>
+                <w:rFonts w:ascii="Latha" w:hAnsi="Latha" w:cs="Latha"/>
+                <w:szCs w:val="24"/>
+                <w:cs/>
+                <w:lang w:bidi="ta-IN"/>
+              </w:rPr>
+              <w:t xml:space="preserve">னு </w:t>
+            </w:r>
+            <w:r>
+              <w:rPr>
+                <w:rFonts w:ascii="Latha" w:hAnsi="Latha" w:cs="Latha"/>
+                <w:szCs w:val="24"/>
+                <w:lang w:bidi="ta-IN"/>
+              </w:rPr>
+              <w:t xml:space="preserve">- </w:t>
+            </w:r>
+            <w:r>
+              <w:rPr>
+                <w:rFonts w:ascii="Latha" w:hAnsi="Latha" w:cs="Latha"/>
+                <w:szCs w:val="24"/>
+                <w:cs/>
+                <w:lang w:bidi="ta-IN"/>
+              </w:rPr>
+              <w:t>ம</w:t>
+            </w:r>
+            <w:r>
+              <w:rPr>
+                <w:rFonts w:ascii="BRH Tamil Tab Extra" w:hAnsi="BRH Tamil Tab Extra" w:cs="Latha"/>
+                <w:b/>
+                <w:bCs/>
+                <w:szCs w:val="28"/>
+                <w:lang w:bidi="ta-IN"/>
+              </w:rPr>
+              <w:t>…</w:t>
+            </w:r>
+            <w:r>
+              <w:rPr>
+                <w:rFonts w:ascii="Latha" w:hAnsi="Latha" w:cs="Latha"/>
+                <w:szCs w:val="24"/>
+                <w:cs/>
+                <w:lang w:bidi="ta-IN"/>
+              </w:rPr>
+              <w:t>தி</w:t>
+            </w:r>
+            <w:r>
+              <w:rPr>
+                <w:rFonts w:ascii="BRH Tamil Tab Extra" w:hAnsi="BRH Tamil Tab Extra" w:cs="Latha"/>
+                <w:b/>
+                <w:bCs/>
+                <w:szCs w:val="28"/>
+                <w:lang w:bidi="ta-IN"/>
+              </w:rPr>
+              <w:t>…</w:t>
+            </w:r>
+            <w:r>
+              <w:rPr>
+                <w:rFonts w:ascii="Latha" w:hAnsi="Latha" w:cs="Latha"/>
+                <w:b/>
+                <w:bCs/>
+                <w:szCs w:val="24"/>
+                <w:cs/>
+                <w:lang w:bidi="ta-IN"/>
+              </w:rPr>
+              <w:t>:</w:t>
+            </w:r>
+            <w:r>
+              <w:rPr>
+                <w:rFonts w:ascii="Latha" w:hAnsi="Latha" w:cs="Latha"/>
+                <w:szCs w:val="24"/>
+                <w:cs/>
+                <w:lang w:bidi="ta-IN"/>
+              </w:rPr>
+              <w:t xml:space="preserve"> </w:t>
+            </w:r>
+            <w:r>
+              <w:rPr>
+                <w:rFonts w:ascii="Latha" w:hAnsi="Latha" w:cs="Latha"/>
+                <w:szCs w:val="24"/>
+                <w:lang w:bidi="ta-IN"/>
+              </w:rPr>
+              <w:t xml:space="preserve">| </w:t>
+            </w:r>
+          </w:p>
+        </w:tc>
+        <w:tc>
+          <w:tcPr>
+            <w:tcW w:w="7371" w:type="dxa"/>
+          </w:tcPr>
+          <w:p>
+            <w:pPr>
+              <w:autoSpaceDE w:val="0"/>
+              <w:autoSpaceDN w:val="0"/>
+              <w:adjustRightInd w:val="0"/>
+              <w:spacing w:before="0" w:line="240" w:lineRule="auto"/>
+              <w:rPr>
+                <w:rFonts w:ascii="Latha" w:hAnsi="Latha" w:cs="Latha"/>
+                <w:szCs w:val="24"/>
+                <w:lang w:bidi="ta-IN"/>
+              </w:rPr>
+            </w:pPr>
+            <w:r>
+              <w:rPr>
+                <w:rFonts w:ascii="Latha" w:hAnsi="Latha" w:cs="Latha"/>
+                <w:b/>
+                <w:bCs/>
+                <w:szCs w:val="24"/>
+                <w:cs/>
+                <w:lang w:bidi="ta-IN"/>
+              </w:rPr>
+              <w:t>57</w:t>
+            </w:r>
+            <w:r>
+              <w:rPr>
+                <w:rFonts w:ascii="Latha" w:hAnsi="Latha" w:cs="Latha"/>
+                <w:b/>
+                <w:bCs/>
+                <w:szCs w:val="24"/>
+                <w:lang w:bidi="ta-IN"/>
+              </w:rPr>
+              <w:t>)</w:t>
+            </w:r>
+            <w:r>
+              <w:rPr>
+                <w:rFonts w:ascii="Latha" w:hAnsi="Latha" w:cs="Latha"/>
+                <w:szCs w:val="24"/>
+                <w:lang w:bidi="ta-IN"/>
+              </w:rPr>
+              <w:tab/>
+            </w:r>
+            <w:r>
+              <w:rPr>
+                <w:rFonts w:ascii="Latha" w:hAnsi="Latha" w:cs="Latha"/>
+                <w:b/>
+                <w:bCs/>
+                <w:szCs w:val="24"/>
+                <w:cs/>
+                <w:lang w:bidi="ta-IN"/>
+              </w:rPr>
+              <w:t>3.4.9</w:t>
+            </w:r>
+            <w:r>
+              <w:rPr>
+                <w:rFonts w:ascii="Latha" w:hAnsi="Latha" w:cs="Latha"/>
+                <w:b/>
+                <w:bCs/>
+                <w:szCs w:val="24"/>
+                <w:lang w:bidi="ta-IN"/>
+              </w:rPr>
+              <w:t>.</w:t>
+            </w:r>
+            <w:r>
+              <w:rPr>
+                <w:rFonts w:ascii="Latha" w:hAnsi="Latha" w:cs="Latha"/>
+                <w:b/>
+                <w:bCs/>
+                <w:szCs w:val="24"/>
+                <w:cs/>
+                <w:lang w:bidi="ta-IN"/>
+              </w:rPr>
+              <w:t>6</w:t>
+            </w:r>
+            <w:r>
+              <w:rPr>
+                <w:rFonts w:ascii="Latha" w:hAnsi="Latha" w:cs="Latha"/>
+                <w:b/>
+                <w:bCs/>
+                <w:szCs w:val="24"/>
+                <w:lang w:bidi="ta-IN"/>
+              </w:rPr>
+              <w:t>(4</w:t>
+            </w:r>
+            <w:r>
+              <w:rPr>
+                <w:rFonts w:ascii="Latha" w:hAnsi="Latha" w:cs="Latha"/>
+                <w:b/>
+                <w:bCs/>
+                <w:szCs w:val="24"/>
+                <w:cs/>
+                <w:lang w:bidi="ta-IN"/>
+              </w:rPr>
+              <w:t>7</w:t>
+            </w:r>
+            <w:r>
+              <w:rPr>
+                <w:rFonts w:ascii="Latha" w:hAnsi="Latha" w:cs="Latha"/>
+                <w:b/>
+                <w:bCs/>
+                <w:szCs w:val="24"/>
+                <w:lang w:bidi="ta-IN"/>
+              </w:rPr>
+              <w:t>)</w:t>
+            </w:r>
+            <w:r>
+              <w:rPr>
+                <w:rFonts w:ascii="Latha" w:hAnsi="Latha" w:cs="Latha"/>
+                <w:szCs w:val="24"/>
+                <w:lang w:bidi="ta-IN"/>
+              </w:rPr>
+              <w:t xml:space="preserve">-  </w:t>
+            </w:r>
+            <w:r>
+              <w:rPr>
+                <w:rFonts w:ascii="Latha" w:hAnsi="Latha" w:cs="Latha"/>
+                <w:szCs w:val="24"/>
+                <w:cs/>
+                <w:lang w:bidi="ta-IN"/>
+              </w:rPr>
+              <w:t>அனு</w:t>
+            </w:r>
+            <w:r>
+              <w:rPr>
+                <w:rFonts w:ascii="BRH Tamil Tab Extra" w:hAnsi="BRH Tamil Tab Extra" w:cs="Latha"/>
+                <w:b/>
+                <w:bCs/>
+                <w:szCs w:val="28"/>
+                <w:lang w:bidi="ta-IN"/>
+              </w:rPr>
+              <w:t>†</w:t>
+            </w:r>
+            <w:r>
+              <w:rPr>
+                <w:rFonts w:ascii="Latha" w:hAnsi="Latha" w:cs="Latha"/>
+                <w:szCs w:val="24"/>
+                <w:cs/>
+                <w:lang w:bidi="ta-IN"/>
+              </w:rPr>
+              <w:t>மதி</w:t>
+            </w:r>
+            <w:r>
+              <w:rPr>
+                <w:rFonts w:ascii="Latha" w:hAnsi="Latha" w:cs="Latha"/>
+                <w:b/>
+                <w:bCs/>
+                <w:szCs w:val="24"/>
+                <w:cs/>
+                <w:lang w:bidi="ta-IN"/>
+              </w:rPr>
+              <w:t>:</w:t>
+            </w:r>
+            <w:r>
+              <w:rPr>
+                <w:rFonts w:ascii="Latha" w:hAnsi="Latha" w:cs="Latha"/>
+                <w:szCs w:val="24"/>
+                <w:cs/>
+                <w:lang w:bidi="ta-IN"/>
+              </w:rPr>
+              <w:t xml:space="preserve"> </w:t>
+            </w:r>
+            <w:r>
+              <w:rPr>
+                <w:rFonts w:ascii="Latha" w:hAnsi="Latha" w:cs="Latha"/>
+                <w:szCs w:val="24"/>
+                <w:lang w:bidi="ta-IN"/>
+              </w:rPr>
+              <w:t>|</w:t>
+            </w:r>
+          </w:p>
+          <w:p>
+            <w:pPr>
+              <w:autoSpaceDE w:val="0"/>
+              <w:autoSpaceDN w:val="0"/>
+              <w:adjustRightInd w:val="0"/>
+              <w:spacing w:before="0" w:line="240" w:lineRule="auto"/>
+              <w:rPr>
+                <w:rFonts w:ascii="Latha" w:hAnsi="Latha" w:cs="Latha"/>
+                <w:b/>
+                <w:bCs/>
+                <w:szCs w:val="24"/>
+                <w:cs/>
+                <w:lang w:bidi="ta-IN"/>
+              </w:rPr>
+            </w:pPr>
+            <w:r>
+              <w:rPr>
+                <w:rFonts w:ascii="Latha" w:hAnsi="Latha" w:cs="Latha"/>
+                <w:szCs w:val="24"/>
+                <w:cs/>
+                <w:lang w:bidi="ta-IN"/>
+              </w:rPr>
+              <w:t>அனு</w:t>
+            </w:r>
+            <w:r>
+              <w:rPr>
+                <w:rFonts w:ascii="BRH Tamil Tab Extra" w:hAnsi="BRH Tamil Tab Extra" w:cs="Latha"/>
+                <w:b/>
+                <w:bCs/>
+                <w:szCs w:val="28"/>
+                <w:lang w:bidi="ta-IN"/>
+              </w:rPr>
+              <w:t>†</w:t>
+            </w:r>
+            <w:r>
+              <w:rPr>
+                <w:rFonts w:ascii="Latha" w:hAnsi="Latha" w:cs="Latha"/>
+                <w:szCs w:val="24"/>
+                <w:cs/>
+                <w:lang w:bidi="ta-IN"/>
+              </w:rPr>
+              <w:t>மதி</w:t>
+            </w:r>
+            <w:r>
+              <w:rPr>
+                <w:rFonts w:ascii="BRH Tamil Tab Extra" w:hAnsi="BRH Tamil Tab Extra" w:cs="Latha"/>
+                <w:b/>
+                <w:bCs/>
+                <w:szCs w:val="28"/>
+                <w:lang w:bidi="ta-IN"/>
+              </w:rPr>
+              <w:t>…</w:t>
+            </w:r>
+            <w:r>
+              <w:rPr>
+                <w:rFonts w:ascii="Latha" w:hAnsi="Latha" w:cs="Latha"/>
+                <w:szCs w:val="24"/>
+                <w:cs/>
+                <w:lang w:bidi="ta-IN"/>
+              </w:rPr>
+              <w:t>ரித்ய</w:t>
+            </w:r>
+            <w:r>
+              <w:rPr>
+                <w:rFonts w:ascii="Latha" w:hAnsi="Latha" w:cs="Latha"/>
+                <w:szCs w:val="24"/>
+                <w:highlight w:val="green"/>
+                <w:cs/>
+                <w:lang w:bidi="ta-IN"/>
+              </w:rPr>
+              <w:t>னு</w:t>
+            </w:r>
+            <w:r>
+              <w:rPr>
+                <w:rFonts w:ascii="BRH Tamil Tab Extra" w:hAnsi="BRH Tamil Tab Extra" w:cs="Latha"/>
+                <w:b/>
+                <w:bCs/>
+                <w:szCs w:val="28"/>
+                <w:lang w:bidi="ta-IN"/>
+              </w:rPr>
+              <w:t>†</w:t>
+            </w:r>
+            <w:r>
+              <w:rPr>
+                <w:rFonts w:ascii="Latha" w:hAnsi="Latha" w:cs="Latha"/>
+                <w:szCs w:val="24"/>
+                <w:cs/>
+                <w:lang w:bidi="ta-IN"/>
+              </w:rPr>
+              <w:t xml:space="preserve"> </w:t>
+            </w:r>
+            <w:r>
+              <w:rPr>
+                <w:rFonts w:ascii="Latha" w:hAnsi="Latha" w:cs="Latha"/>
+                <w:szCs w:val="24"/>
+                <w:lang w:bidi="ta-IN"/>
+              </w:rPr>
+              <w:t xml:space="preserve">- </w:t>
+            </w:r>
+            <w:r>
+              <w:rPr>
+                <w:rFonts w:ascii="Latha" w:hAnsi="Latha" w:cs="Latha"/>
+                <w:szCs w:val="24"/>
+                <w:cs/>
+                <w:lang w:bidi="ta-IN"/>
+              </w:rPr>
+              <w:t>ம</w:t>
+            </w:r>
+            <w:r>
+              <w:rPr>
+                <w:rFonts w:ascii="BRH Tamil Tab Extra" w:hAnsi="BRH Tamil Tab Extra" w:cs="Latha"/>
+                <w:b/>
+                <w:bCs/>
+                <w:szCs w:val="28"/>
+                <w:lang w:bidi="ta-IN"/>
+              </w:rPr>
+              <w:t>…</w:t>
+            </w:r>
+            <w:r>
+              <w:rPr>
+                <w:rFonts w:ascii="Latha" w:hAnsi="Latha" w:cs="Latha"/>
+                <w:szCs w:val="24"/>
+                <w:cs/>
+                <w:lang w:bidi="ta-IN"/>
+              </w:rPr>
+              <w:t>தி</w:t>
+            </w:r>
+            <w:r>
+              <w:rPr>
+                <w:rFonts w:ascii="BRH Tamil Tab Extra" w:hAnsi="BRH Tamil Tab Extra" w:cs="Latha"/>
+                <w:b/>
+                <w:bCs/>
+                <w:szCs w:val="28"/>
+                <w:lang w:bidi="ta-IN"/>
+              </w:rPr>
+              <w:t>…</w:t>
+            </w:r>
+            <w:r>
+              <w:rPr>
+                <w:rFonts w:ascii="Latha" w:hAnsi="Latha" w:cs="Latha"/>
+                <w:b/>
+                <w:bCs/>
+                <w:szCs w:val="24"/>
+                <w:cs/>
+                <w:lang w:bidi="ta-IN"/>
+              </w:rPr>
+              <w:t>:</w:t>
+            </w:r>
+            <w:r>
+              <w:rPr>
+                <w:rFonts w:ascii="Latha" w:hAnsi="Latha" w:cs="Latha"/>
+                <w:szCs w:val="24"/>
+                <w:cs/>
+                <w:lang w:bidi="ta-IN"/>
+              </w:rPr>
+              <w:t xml:space="preserve"> </w:t>
+            </w:r>
+            <w:r>
+              <w:rPr>
+                <w:rFonts w:ascii="Latha" w:hAnsi="Latha" w:cs="Latha"/>
+                <w:szCs w:val="24"/>
+                <w:lang w:bidi="ta-IN"/>
+              </w:rPr>
+              <w:t xml:space="preserve">| </w:t>
+            </w:r>
+          </w:p>
+        </w:tc>
+      </w:tr>
+    </w:tbl>
+    <w:p>
+      <w:pPr>
+        <w:spacing w:before="0" w:line="240" w:lineRule="auto"/>
+        <w:jc w:val="center"/>
+        <w:rPr>
+          <w:b/>
+          <w:bCs/>
+          <w:sz w:val="32"/>
+          <w:szCs w:val="32"/>
+          <w:u w:val="single"/>
+        </w:rPr>
+      </w:pPr>
+    </w:p>
+    <w:p>
+      <w:pPr>
+        <w:spacing w:before="0" w:line="240" w:lineRule="auto"/>
+        <w:jc w:val="center"/>
+        <w:rPr>
+          <w:b/>
+          <w:bCs/>
+          <w:sz w:val="32"/>
+          <w:szCs w:val="32"/>
+          <w:u w:val="single"/>
+        </w:rPr>
+      </w:pPr>
+    </w:p>
+    <w:p>
+      <w:pPr>
+        <w:spacing w:before="0" w:line="240" w:lineRule="auto"/>
+        <w:jc w:val="center"/>
+        <w:rPr>
+          <w:b/>
+          <w:bCs/>
+          <w:sz w:val="32"/>
+          <w:szCs w:val="32"/>
+          <w:u w:val="single"/>
+        </w:rPr>
+      </w:pPr>
+    </w:p>
     <w:p>
       <w:pPr>
         <w:spacing w:before="0" w:line="240" w:lineRule="auto"/>
@@ -1003,6 +3975,7 @@
                 <w:cs/>
                 <w:lang w:bidi="ta-IN"/>
               </w:rPr>
+              <w:lastRenderedPageBreak/>
               <w:t>44</w:t>
             </w:r>
             <w:r>
@@ -5214,7 +8187,6 @@
                 <w:cs/>
                 <w:lang w:bidi="ta-IN"/>
               </w:rPr>
-              <w:lastRenderedPageBreak/>
               <w:t>29</w:t>
             </w:r>
             <w:r>
@@ -6743,6 +9715,7 @@
                 <w:cs/>
                 <w:lang w:bidi="ta-IN"/>
               </w:rPr>
+              <w:lastRenderedPageBreak/>
               <w:t>36</w:t>
             </w:r>
             <w:r>
@@ -10674,7 +13647,6 @@
                 <w:cs/>
                 <w:lang w:bidi="ta-IN"/>
               </w:rPr>
-              <w:lastRenderedPageBreak/>
               <w:t>36</w:t>
             </w:r>
             <w:r>
@@ -12016,6 +14988,7 @@
                 <w:cs/>
                 <w:lang w:bidi="ta-IN"/>
               </w:rPr>
+              <w:lastRenderedPageBreak/>
               <w:t>ஸூர்ய</w:t>
             </w:r>
             <w:r>
@@ -12212,6 +15185,7 @@
                 <w:cs/>
                 <w:lang w:bidi="ta-IN"/>
               </w:rPr>
+              <w:lastRenderedPageBreak/>
               <w:t>36</w:t>
             </w:r>
             <w:r>
@@ -13668,6 +16642,7 @@
                 <w:cs/>
                 <w:lang w:bidi="ta-IN"/>
               </w:rPr>
+              <w:lastRenderedPageBreak/>
               <w:t>ஸூர்ய</w:t>
             </w:r>
             <w:r>
@@ -13869,6 +16844,7 @@
                 <w:cs/>
                 <w:lang w:bidi="ta-IN"/>
               </w:rPr>
+              <w:lastRenderedPageBreak/>
               <w:t>51</w:t>
             </w:r>
             <w:r>
@@ -27813,7 +30789,6 @@
           <w:szCs w:val="32"/>
           <w:u w:val="single"/>
         </w:rPr>
-        <w:lastRenderedPageBreak/>
         <w:t xml:space="preserve">TS </w:t>
       </w:r>
       <w:r>
@@ -27935,6 +30910,7 @@
           <w:sz w:val="28"/>
           <w:szCs w:val="32"/>
         </w:rPr>
+        <w:lastRenderedPageBreak/>
         <w:t>(ignore those which are already incorporated in your book’s version and date)</w:t>
       </w:r>
     </w:p>
@@ -28232,7 +31208,7 @@
 </file>
 
 <file path=word/endnotes.xml><?xml version="1.0" encoding="utf-8"?>
-<w:endnotes xmlns:wpc="http://schemas.microsoft.com/office/word/2010/wordprocessingCanvas" xmlns:cx="http://schemas.microsoft.com/office/drawing/2014/chartex" xmlns:cx1="http://schemas.microsoft.com/office/drawing/2015/9/8/chartex" xmlns:cx2="http://schemas.microsoft.com/office/drawing/2015/10/21/chartex" xmlns:cx3="http://schemas.microsoft.com/office/drawing/2016/5/9/chartex" xmlns:cx4="http://schemas.microsoft.com/office/drawing/2016/5/10/chartex" xmlns:cx5="http://schemas.microsoft.com/office/drawing/2016/5/11/chartex" xmlns:cx6="http://schemas.microsoft.com/office/drawing/2016/5/12/chartex" xmlns:cx7="http://schemas.microsoft.com/office/drawing/2016/5/13/chartex" xmlns:cx8="http://schemas.microsoft.com/office/drawing/2016/5/14/chartex" xmlns:mc="http://schemas.openxmlformats.org/markup-compatibility/2006" xmlns:aink="http://schemas.microsoft.com/office/drawing/2016/ink" xmlns:am3d="http://schemas.microsoft.com/office/drawing/2017/model3d" xmlns:o="urn:schemas-microsoft-com:office:office" xmlns:oel="http://schemas.microsoft.com/office/2019/extlst" xmlns:r="http://schemas.openxmlformats.org/officeDocument/2006/relationships" xmlns:m="http://schemas.openxmlformats.org/officeDocument/2006/math" xmlns:v="urn:schemas-microsoft-com:vml" xmlns:wp14="http://schemas.microsoft.com/office/word/2010/wordprocessingDrawing" xmlns:wp="http://schemas.openxmlformats.org/drawingml/2006/wordprocessingDrawing" xmlns:w10="urn:schemas-microsoft-com:office:word" xmlns:w="http://schemas.openxmlformats.org/wordprocessingml/2006/main" xmlns:w14="http://schemas.microsoft.com/office/word/2010/wordml" xmlns:w15="http://schemas.microsoft.com/office/word/2012/wordml" xmlns:w16cex="http://schemas.microsoft.com/office/word/2018/wordml/cex" xmlns:w16cid="http://schemas.microsoft.com/office/word/2016/wordml/cid" xmlns:w16="http://schemas.microsoft.com/office/word/2018/wordml" xmlns:w16sdtdh="http://schemas.microsoft.com/office/word/2020/wordml/sdtdatahash" xmlns:w16se="http://schemas.microsoft.com/office/word/2015/wordml/symex" xmlns:wpg="http://schemas.microsoft.com/office/word/2010/wordprocessingGroup" xmlns:wpi="http://schemas.microsoft.com/office/word/2010/wordprocessingInk" xmlns:wne="http://schemas.microsoft.com/office/word/2006/wordml" xmlns:wps="http://schemas.microsoft.com/office/word/2010/wordprocessingShape" mc:Ignorable="w14 w15 w16se w16cid w16 w16cex w16sdtdh wp14">
+<w:endnotes xmlns:wpc="http://schemas.microsoft.com/office/word/2010/wordprocessingCanvas" xmlns:cx="http://schemas.microsoft.com/office/drawing/2014/chartex" xmlns:cx1="http://schemas.microsoft.com/office/drawing/2015/9/8/chartex" xmlns:cx2="http://schemas.microsoft.com/office/drawing/2015/10/21/chartex" xmlns:cx3="http://schemas.microsoft.com/office/drawing/2016/5/9/chartex" xmlns:cx4="http://schemas.microsoft.com/office/drawing/2016/5/10/chartex" xmlns:cx5="http://schemas.microsoft.com/office/drawing/2016/5/11/chartex" xmlns:cx6="http://schemas.microsoft.com/office/drawing/2016/5/12/chartex" xmlns:cx7="http://schemas.microsoft.com/office/drawing/2016/5/13/chartex" xmlns:cx8="http://schemas.microsoft.com/office/drawing/2016/5/14/chartex" xmlns:mc="http://schemas.openxmlformats.org/markup-compatibility/2006" xmlns:aink="http://schemas.microsoft.com/office/drawing/2016/ink" xmlns:am3d="http://schemas.microsoft.com/office/drawing/2017/model3d" xmlns:o="urn:schemas-microsoft-com:office:office" xmlns:oel="http://schemas.microsoft.com/office/2019/extlst" xmlns:r="http://schemas.openxmlformats.org/officeDocument/2006/relationships" xmlns:m="http://schemas.openxmlformats.org/officeDocument/2006/math" xmlns:v="urn:schemas-microsoft-com:vml" xmlns:wp14="http://schemas.microsoft.com/office/word/2010/wordprocessingDrawing" xmlns:wp="http://schemas.openxmlformats.org/drawingml/2006/wordprocessingDrawing" xmlns:w10="urn:schemas-microsoft-com:office:word" xmlns:w="http://schemas.openxmlformats.org/wordprocessingml/2006/main" xmlns:w14="http://schemas.microsoft.com/office/word/2010/wordml" xmlns:w15="http://schemas.microsoft.com/office/word/2012/wordml" xmlns:w16cei="http://schemas.microsoft.com/office/word/2026/wordml/cei" xmlns:w16cex="http://schemas.microsoft.com/office/word/2018/wordml/cex" xmlns:w16cid="http://schemas.microsoft.com/office/word/2016/wordml/cid" xmlns:w16="http://schemas.microsoft.com/office/word/2018/wordml" xmlns:w16du="http://schemas.microsoft.com/office/word/2023/wordml/word16du" xmlns:w16sdtdh="http://schemas.microsoft.com/office/word/2020/wordml/sdtdatahash" xmlns:w16sdtfl="http://schemas.microsoft.com/office/word/2024/wordml/sdtformatlock" xmlns:w16se="http://schemas.microsoft.com/office/word/2015/wordml/symex" xmlns:wpg="http://schemas.microsoft.com/office/word/2010/wordprocessingGroup" xmlns:wpi="http://schemas.microsoft.com/office/word/2010/wordprocessingInk" xmlns:wne="http://schemas.microsoft.com/office/word/2006/wordml" xmlns:wps="http://schemas.microsoft.com/office/word/2010/wordprocessingShape" mc:Ignorable="w14 w15 w16se w16cid w16 w16cex w16sdtdh w16sdtfl w16du wp14">
   <w:endnote w:type="separator" w:id="-1">
     <w:p>
       <w:pPr>
@@ -28257,7 +31233,7 @@
 </file>
 
 <file path=word/footer1.xml><?xml version="1.0" encoding="utf-8"?>
-<w:ftr xmlns:wpc="http://schemas.microsoft.com/office/word/2010/wordprocessingCanvas" xmlns:cx="http://schemas.microsoft.com/office/drawing/2014/chartex" xmlns:cx1="http://schemas.microsoft.com/office/drawing/2015/9/8/chartex" xmlns:cx2="http://schemas.microsoft.com/office/drawing/2015/10/21/chartex" xmlns:cx3="http://schemas.microsoft.com/office/drawing/2016/5/9/chartex" xmlns:cx4="http://schemas.microsoft.com/office/drawing/2016/5/10/chartex" xmlns:cx5="http://schemas.microsoft.com/office/drawing/2016/5/11/chartex" xmlns:cx6="http://schemas.microsoft.com/office/drawing/2016/5/12/chartex" xmlns:cx7="http://schemas.microsoft.com/office/drawing/2016/5/13/chartex" xmlns:cx8="http://schemas.microsoft.com/office/drawing/2016/5/14/chartex" xmlns:mc="http://schemas.openxmlformats.org/markup-compatibility/2006" xmlns:aink="http://schemas.microsoft.com/office/drawing/2016/ink" xmlns:am3d="http://schemas.microsoft.com/office/drawing/2017/model3d" xmlns:o="urn:schemas-microsoft-com:office:office" xmlns:oel="http://schemas.microsoft.com/office/2019/extlst" xmlns:r="http://schemas.openxmlformats.org/officeDocument/2006/relationships" xmlns:m="http://schemas.openxmlformats.org/officeDocument/2006/math" xmlns:v="urn:schemas-microsoft-com:vml" xmlns:wp14="http://schemas.microsoft.com/office/word/2010/wordprocessingDrawing" xmlns:wp="http://schemas.openxmlformats.org/drawingml/2006/wordprocessingDrawing" xmlns:w10="urn:schemas-microsoft-com:office:word" xmlns:w="http://schemas.openxmlformats.org/wordprocessingml/2006/main" xmlns:w14="http://schemas.microsoft.com/office/word/2010/wordml" xmlns:w15="http://schemas.microsoft.com/office/word/2012/wordml" xmlns:w16cex="http://schemas.microsoft.com/office/word/2018/wordml/cex" xmlns:w16cid="http://schemas.microsoft.com/office/word/2016/wordml/cid" xmlns:w16="http://schemas.microsoft.com/office/word/2018/wordml" xmlns:w16sdtdh="http://schemas.microsoft.com/office/word/2020/wordml/sdtdatahash" xmlns:w16se="http://schemas.microsoft.com/office/word/2015/wordml/symex" xmlns:wpg="http://schemas.microsoft.com/office/word/2010/wordprocessingGroup" xmlns:wpi="http://schemas.microsoft.com/office/word/2010/wordprocessingInk" xmlns:wne="http://schemas.microsoft.com/office/word/2006/wordml" xmlns:wps="http://schemas.microsoft.com/office/word/2010/wordprocessingShape" mc:Ignorable="w14 w15 w16se w16cid w16 w16cex w16sdtdh wp14">
+<w:ftr xmlns:wpc="http://schemas.microsoft.com/office/word/2010/wordprocessingCanvas" xmlns:cx="http://schemas.microsoft.com/office/drawing/2014/chartex" xmlns:cx1="http://schemas.microsoft.com/office/drawing/2015/9/8/chartex" xmlns:cx2="http://schemas.microsoft.com/office/drawing/2015/10/21/chartex" xmlns:cx3="http://schemas.microsoft.com/office/drawing/2016/5/9/chartex" xmlns:cx4="http://schemas.microsoft.com/office/drawing/2016/5/10/chartex" xmlns:cx5="http://schemas.microsoft.com/office/drawing/2016/5/11/chartex" xmlns:cx6="http://schemas.microsoft.com/office/drawing/2016/5/12/chartex" xmlns:cx7="http://schemas.microsoft.com/office/drawing/2016/5/13/chartex" xmlns:cx8="http://schemas.microsoft.com/office/drawing/2016/5/14/chartex" xmlns:mc="http://schemas.openxmlformats.org/markup-compatibility/2006" xmlns:aink="http://schemas.microsoft.com/office/drawing/2016/ink" xmlns:am3d="http://schemas.microsoft.com/office/drawing/2017/model3d" xmlns:o="urn:schemas-microsoft-com:office:office" xmlns:oel="http://schemas.microsoft.com/office/2019/extlst" xmlns:r="http://schemas.openxmlformats.org/officeDocument/2006/relationships" xmlns:m="http://schemas.openxmlformats.org/officeDocument/2006/math" xmlns:v="urn:schemas-microsoft-com:vml" xmlns:wp14="http://schemas.microsoft.com/office/word/2010/wordprocessingDrawing" xmlns:wp="http://schemas.openxmlformats.org/drawingml/2006/wordprocessingDrawing" xmlns:w10="urn:schemas-microsoft-com:office:word" xmlns:w="http://schemas.openxmlformats.org/wordprocessingml/2006/main" xmlns:w14="http://schemas.microsoft.com/office/word/2010/wordml" xmlns:w15="http://schemas.microsoft.com/office/word/2012/wordml" xmlns:w16cei="http://schemas.microsoft.com/office/word/2026/wordml/cei" xmlns:w16cex="http://schemas.microsoft.com/office/word/2018/wordml/cex" xmlns:w16cid="http://schemas.microsoft.com/office/word/2016/wordml/cid" xmlns:w16="http://schemas.microsoft.com/office/word/2018/wordml" xmlns:w16du="http://schemas.microsoft.com/office/word/2023/wordml/word16du" xmlns:w16sdtdh="http://schemas.microsoft.com/office/word/2020/wordml/sdtdatahash" xmlns:w16sdtfl="http://schemas.microsoft.com/office/word/2024/wordml/sdtformatlock" xmlns:w16se="http://schemas.microsoft.com/office/word/2015/wordml/symex" xmlns:wpg="http://schemas.microsoft.com/office/word/2010/wordprocessingGroup" xmlns:wpi="http://schemas.microsoft.com/office/word/2010/wordprocessingInk" xmlns:wne="http://schemas.microsoft.com/office/word/2006/wordml" xmlns:wps="http://schemas.microsoft.com/office/word/2010/wordprocessingShape" mc:Ignorable="w14 w15 w16se w16cid w16 w16cex w16sdtdh w16sdtfl w16du wp14">
   <w:p>
     <w:pPr>
       <w:pBdr>
@@ -28439,7 +31415,7 @@
 </file>
 
 <file path=word/footer2.xml><?xml version="1.0" encoding="utf-8"?>
-<w:ftr xmlns:wpc="http://schemas.microsoft.com/office/word/2010/wordprocessingCanvas" xmlns:cx="http://schemas.microsoft.com/office/drawing/2014/chartex" xmlns:cx1="http://schemas.microsoft.com/office/drawing/2015/9/8/chartex" xmlns:cx2="http://schemas.microsoft.com/office/drawing/2015/10/21/chartex" xmlns:cx3="http://schemas.microsoft.com/office/drawing/2016/5/9/chartex" xmlns:cx4="http://schemas.microsoft.com/office/drawing/2016/5/10/chartex" xmlns:cx5="http://schemas.microsoft.com/office/drawing/2016/5/11/chartex" xmlns:cx6="http://schemas.microsoft.com/office/drawing/2016/5/12/chartex" xmlns:cx7="http://schemas.microsoft.com/office/drawing/2016/5/13/chartex" xmlns:cx8="http://schemas.microsoft.com/office/drawing/2016/5/14/chartex" xmlns:mc="http://schemas.openxmlformats.org/markup-compatibility/2006" xmlns:aink="http://schemas.microsoft.com/office/drawing/2016/ink" xmlns:am3d="http://schemas.microsoft.com/office/drawing/2017/model3d" xmlns:o="urn:schemas-microsoft-com:office:office" xmlns:oel="http://schemas.microsoft.com/office/2019/extlst" xmlns:r="http://schemas.openxmlformats.org/officeDocument/2006/relationships" xmlns:m="http://schemas.openxmlformats.org/officeDocument/2006/math" xmlns:v="urn:schemas-microsoft-com:vml" xmlns:wp14="http://schemas.microsoft.com/office/word/2010/wordprocessingDrawing" xmlns:wp="http://schemas.openxmlformats.org/drawingml/2006/wordprocessingDrawing" xmlns:w10="urn:schemas-microsoft-com:office:word" xmlns:w="http://schemas.openxmlformats.org/wordprocessingml/2006/main" xmlns:w14="http://schemas.microsoft.com/office/word/2010/wordml" xmlns:w15="http://schemas.microsoft.com/office/word/2012/wordml" xmlns:w16cex="http://schemas.microsoft.com/office/word/2018/wordml/cex" xmlns:w16cid="http://schemas.microsoft.com/office/word/2016/wordml/cid" xmlns:w16="http://schemas.microsoft.com/office/word/2018/wordml" xmlns:w16sdtdh="http://schemas.microsoft.com/office/word/2020/wordml/sdtdatahash" xmlns:w16se="http://schemas.microsoft.com/office/word/2015/wordml/symex" xmlns:wpg="http://schemas.microsoft.com/office/word/2010/wordprocessingGroup" xmlns:wpi="http://schemas.microsoft.com/office/word/2010/wordprocessingInk" xmlns:wne="http://schemas.microsoft.com/office/word/2006/wordml" xmlns:wps="http://schemas.microsoft.com/office/word/2010/wordprocessingShape" mc:Ignorable="w14 w15 w16se w16cid w16 w16cex w16sdtdh wp14">
+<w:ftr xmlns:wpc="http://schemas.microsoft.com/office/word/2010/wordprocessingCanvas" xmlns:cx="http://schemas.microsoft.com/office/drawing/2014/chartex" xmlns:cx1="http://schemas.microsoft.com/office/drawing/2015/9/8/chartex" xmlns:cx2="http://schemas.microsoft.com/office/drawing/2015/10/21/chartex" xmlns:cx3="http://schemas.microsoft.com/office/drawing/2016/5/9/chartex" xmlns:cx4="http://schemas.microsoft.com/office/drawing/2016/5/10/chartex" xmlns:cx5="http://schemas.microsoft.com/office/drawing/2016/5/11/chartex" xmlns:cx6="http://schemas.microsoft.com/office/drawing/2016/5/12/chartex" xmlns:cx7="http://schemas.microsoft.com/office/drawing/2016/5/13/chartex" xmlns:cx8="http://schemas.microsoft.com/office/drawing/2016/5/14/chartex" xmlns:mc="http://schemas.openxmlformats.org/markup-compatibility/2006" xmlns:aink="http://schemas.microsoft.com/office/drawing/2016/ink" xmlns:am3d="http://schemas.microsoft.com/office/drawing/2017/model3d" xmlns:o="urn:schemas-microsoft-com:office:office" xmlns:oel="http://schemas.microsoft.com/office/2019/extlst" xmlns:r="http://schemas.openxmlformats.org/officeDocument/2006/relationships" xmlns:m="http://schemas.openxmlformats.org/officeDocument/2006/math" xmlns:v="urn:schemas-microsoft-com:vml" xmlns:wp14="http://schemas.microsoft.com/office/word/2010/wordprocessingDrawing" xmlns:wp="http://schemas.openxmlformats.org/drawingml/2006/wordprocessingDrawing" xmlns:w10="urn:schemas-microsoft-com:office:word" xmlns:w="http://schemas.openxmlformats.org/wordprocessingml/2006/main" xmlns:w14="http://schemas.microsoft.com/office/word/2010/wordml" xmlns:w15="http://schemas.microsoft.com/office/word/2012/wordml" xmlns:w16cei="http://schemas.microsoft.com/office/word/2026/wordml/cei" xmlns:w16cex="http://schemas.microsoft.com/office/word/2018/wordml/cex" xmlns:w16cid="http://schemas.microsoft.com/office/word/2016/wordml/cid" xmlns:w16="http://schemas.microsoft.com/office/word/2018/wordml" xmlns:w16du="http://schemas.microsoft.com/office/word/2023/wordml/word16du" xmlns:w16sdtdh="http://schemas.microsoft.com/office/word/2020/wordml/sdtdatahash" xmlns:w16sdtfl="http://schemas.microsoft.com/office/word/2024/wordml/sdtformatlock" xmlns:w16se="http://schemas.microsoft.com/office/word/2015/wordml/symex" xmlns:wpg="http://schemas.microsoft.com/office/word/2010/wordprocessingGroup" xmlns:wpi="http://schemas.microsoft.com/office/word/2010/wordprocessingInk" xmlns:wne="http://schemas.microsoft.com/office/word/2006/wordml" xmlns:wps="http://schemas.microsoft.com/office/word/2010/wordprocessingShape" mc:Ignorable="w14 w15 w16se w16cid w16 w16cex w16sdtdh w16sdtfl w16du wp14">
   <w:p>
     <w:pPr>
       <w:pBdr>
@@ -28659,7 +31635,7 @@
 </file>
 
 <file path=word/footnotes.xml><?xml version="1.0" encoding="utf-8"?>
-<w:footnotes xmlns:wpc="http://schemas.microsoft.com/office/word/2010/wordprocessingCanvas" xmlns:cx="http://schemas.microsoft.com/office/drawing/2014/chartex" xmlns:cx1="http://schemas.microsoft.com/office/drawing/2015/9/8/chartex" xmlns:cx2="http://schemas.microsoft.com/office/drawing/2015/10/21/chartex" xmlns:cx3="http://schemas.microsoft.com/office/drawing/2016/5/9/chartex" xmlns:cx4="http://schemas.microsoft.com/office/drawing/2016/5/10/chartex" xmlns:cx5="http://schemas.microsoft.com/office/drawing/2016/5/11/chartex" xmlns:cx6="http://schemas.microsoft.com/office/drawing/2016/5/12/chartex" xmlns:cx7="http://schemas.microsoft.com/office/drawing/2016/5/13/chartex" xmlns:cx8="http://schemas.microsoft.com/office/drawing/2016/5/14/chartex" xmlns:mc="http://schemas.openxmlformats.org/markup-compatibility/2006" xmlns:aink="http://schemas.microsoft.com/office/drawing/2016/ink" xmlns:am3d="http://schemas.microsoft.com/office/drawing/2017/model3d" xmlns:o="urn:schemas-microsoft-com:office:office" xmlns:oel="http://schemas.microsoft.com/office/2019/extlst" xmlns:r="http://schemas.openxmlformats.org/officeDocument/2006/relationships" xmlns:m="http://schemas.openxmlformats.org/officeDocument/2006/math" xmlns:v="urn:schemas-microsoft-com:vml" xmlns:wp14="http://schemas.microsoft.com/office/word/2010/wordprocessingDrawing" xmlns:wp="http://schemas.openxmlformats.org/drawingml/2006/wordprocessingDrawing" xmlns:w10="urn:schemas-microsoft-com:office:word" xmlns:w="http://schemas.openxmlformats.org/wordprocessingml/2006/main" xmlns:w14="http://schemas.microsoft.com/office/word/2010/wordml" xmlns:w15="http://schemas.microsoft.com/office/word/2012/wordml" xmlns:w16cex="http://schemas.microsoft.com/office/word/2018/wordml/cex" xmlns:w16cid="http://schemas.microsoft.com/office/word/2016/wordml/cid" xmlns:w16="http://schemas.microsoft.com/office/word/2018/wordml" xmlns:w16sdtdh="http://schemas.microsoft.com/office/word/2020/wordml/sdtdatahash" xmlns:w16se="http://schemas.microsoft.com/office/word/2015/wordml/symex" xmlns:wpg="http://schemas.microsoft.com/office/word/2010/wordprocessingGroup" xmlns:wpi="http://schemas.microsoft.com/office/word/2010/wordprocessingInk" xmlns:wne="http://schemas.microsoft.com/office/word/2006/wordml" xmlns:wps="http://schemas.microsoft.com/office/word/2010/wordprocessingShape" mc:Ignorable="w14 w15 w16se w16cid w16 w16cex w16sdtdh wp14">
+<w:footnotes xmlns:wpc="http://schemas.microsoft.com/office/word/2010/wordprocessingCanvas" xmlns:cx="http://schemas.microsoft.com/office/drawing/2014/chartex" xmlns:cx1="http://schemas.microsoft.com/office/drawing/2015/9/8/chartex" xmlns:cx2="http://schemas.microsoft.com/office/drawing/2015/10/21/chartex" xmlns:cx3="http://schemas.microsoft.com/office/drawing/2016/5/9/chartex" xmlns:cx4="http://schemas.microsoft.com/office/drawing/2016/5/10/chartex" xmlns:cx5="http://schemas.microsoft.com/office/drawing/2016/5/11/chartex" xmlns:cx6="http://schemas.microsoft.com/office/drawing/2016/5/12/chartex" xmlns:cx7="http://schemas.microsoft.com/office/drawing/2016/5/13/chartex" xmlns:cx8="http://schemas.microsoft.com/office/drawing/2016/5/14/chartex" xmlns:mc="http://schemas.openxmlformats.org/markup-compatibility/2006" xmlns:aink="http://schemas.microsoft.com/office/drawing/2016/ink" xmlns:am3d="http://schemas.microsoft.com/office/drawing/2017/model3d" xmlns:o="urn:schemas-microsoft-com:office:office" xmlns:oel="http://schemas.microsoft.com/office/2019/extlst" xmlns:r="http://schemas.openxmlformats.org/officeDocument/2006/relationships" xmlns:m="http://schemas.openxmlformats.org/officeDocument/2006/math" xmlns:v="urn:schemas-microsoft-com:vml" xmlns:wp14="http://schemas.microsoft.com/office/word/2010/wordprocessingDrawing" xmlns:wp="http://schemas.openxmlformats.org/drawingml/2006/wordprocessingDrawing" xmlns:w10="urn:schemas-microsoft-com:office:word" xmlns:w="http://schemas.openxmlformats.org/wordprocessingml/2006/main" xmlns:w14="http://schemas.microsoft.com/office/word/2010/wordml" xmlns:w15="http://schemas.microsoft.com/office/word/2012/wordml" xmlns:w16cei="http://schemas.microsoft.com/office/word/2026/wordml/cei" xmlns:w16cex="http://schemas.microsoft.com/office/word/2018/wordml/cex" xmlns:w16cid="http://schemas.microsoft.com/office/word/2016/wordml/cid" xmlns:w16="http://schemas.microsoft.com/office/word/2018/wordml" xmlns:w16du="http://schemas.microsoft.com/office/word/2023/wordml/word16du" xmlns:w16sdtdh="http://schemas.microsoft.com/office/word/2020/wordml/sdtdatahash" xmlns:w16sdtfl="http://schemas.microsoft.com/office/word/2024/wordml/sdtformatlock" xmlns:w16se="http://schemas.microsoft.com/office/word/2015/wordml/symex" xmlns:wpg="http://schemas.microsoft.com/office/word/2010/wordprocessingGroup" xmlns:wpi="http://schemas.microsoft.com/office/word/2010/wordprocessingInk" xmlns:wne="http://schemas.microsoft.com/office/word/2006/wordml" xmlns:wps="http://schemas.microsoft.com/office/word/2010/wordprocessingShape" mc:Ignorable="w14 w15 w16se w16cid w16 w16cex w16sdtdh w16sdtfl w16du wp14">
   <w:footnote w:type="separator" w:id="-1">
     <w:p>
       <w:pPr>
@@ -28684,7 +31660,7 @@
 </file>
 
 <file path=word/header1.xml><?xml version="1.0" encoding="utf-8"?>
-<w:hdr xmlns:wpc="http://schemas.microsoft.com/office/word/2010/wordprocessingCanvas" xmlns:cx="http://schemas.microsoft.com/office/drawing/2014/chartex" xmlns:cx1="http://schemas.microsoft.com/office/drawing/2015/9/8/chartex" xmlns:cx2="http://schemas.microsoft.com/office/drawing/2015/10/21/chartex" xmlns:cx3="http://schemas.microsoft.com/office/drawing/2016/5/9/chartex" xmlns:cx4="http://schemas.microsoft.com/office/drawing/2016/5/10/chartex" xmlns:cx5="http://schemas.microsoft.com/office/drawing/2016/5/11/chartex" xmlns:cx6="http://schemas.microsoft.com/office/drawing/2016/5/12/chartex" xmlns:cx7="http://schemas.microsoft.com/office/drawing/2016/5/13/chartex" xmlns:cx8="http://schemas.microsoft.com/office/drawing/2016/5/14/chartex" xmlns:mc="http://schemas.openxmlformats.org/markup-compatibility/2006" xmlns:aink="http://schemas.microsoft.com/office/drawing/2016/ink" xmlns:am3d="http://schemas.microsoft.com/office/drawing/2017/model3d" xmlns:o="urn:schemas-microsoft-com:office:office" xmlns:oel="http://schemas.microsoft.com/office/2019/extlst" xmlns:r="http://schemas.openxmlformats.org/officeDocument/2006/relationships" xmlns:m="http://schemas.openxmlformats.org/officeDocument/2006/math" xmlns:v="urn:schemas-microsoft-com:vml" xmlns:wp14="http://schemas.microsoft.com/office/word/2010/wordprocessingDrawing" xmlns:wp="http://schemas.openxmlformats.org/drawingml/2006/wordprocessingDrawing" xmlns:w10="urn:schemas-microsoft-com:office:word" xmlns:w="http://schemas.openxmlformats.org/wordprocessingml/2006/main" xmlns:w14="http://schemas.microsoft.com/office/word/2010/wordml" xmlns:w15="http://schemas.microsoft.com/office/word/2012/wordml" xmlns:w16cex="http://schemas.microsoft.com/office/word/2018/wordml/cex" xmlns:w16cid="http://schemas.microsoft.com/office/word/2016/wordml/cid" xmlns:w16="http://schemas.microsoft.com/office/word/2018/wordml" xmlns:w16sdtdh="http://schemas.microsoft.com/office/word/2020/wordml/sdtdatahash" xmlns:w16se="http://schemas.microsoft.com/office/word/2015/wordml/symex" xmlns:wpg="http://schemas.microsoft.com/office/word/2010/wordprocessingGroup" xmlns:wpi="http://schemas.microsoft.com/office/word/2010/wordprocessingInk" xmlns:wne="http://schemas.microsoft.com/office/word/2006/wordml" xmlns:wps="http://schemas.microsoft.com/office/word/2010/wordprocessingShape" mc:Ignorable="w14 w15 w16se w16cid w16 w16cex w16sdtdh wp14">
+<w:hdr xmlns:wpc="http://schemas.microsoft.com/office/word/2010/wordprocessingCanvas" xmlns:cx="http://schemas.microsoft.com/office/drawing/2014/chartex" xmlns:cx1="http://schemas.microsoft.com/office/drawing/2015/9/8/chartex" xmlns:cx2="http://schemas.microsoft.com/office/drawing/2015/10/21/chartex" xmlns:cx3="http://schemas.microsoft.com/office/drawing/2016/5/9/chartex" xmlns:cx4="http://schemas.microsoft.com/office/drawing/2016/5/10/chartex" xmlns:cx5="http://schemas.microsoft.com/office/drawing/2016/5/11/chartex" xmlns:cx6="http://schemas.microsoft.com/office/drawing/2016/5/12/chartex" xmlns:cx7="http://schemas.microsoft.com/office/drawing/2016/5/13/chartex" xmlns:cx8="http://schemas.microsoft.com/office/drawing/2016/5/14/chartex" xmlns:mc="http://schemas.openxmlformats.org/markup-compatibility/2006" xmlns:aink="http://schemas.microsoft.com/office/drawing/2016/ink" xmlns:am3d="http://schemas.microsoft.com/office/drawing/2017/model3d" xmlns:o="urn:schemas-microsoft-com:office:office" xmlns:oel="http://schemas.microsoft.com/office/2019/extlst" xmlns:r="http://schemas.openxmlformats.org/officeDocument/2006/relationships" xmlns:m="http://schemas.openxmlformats.org/officeDocument/2006/math" xmlns:v="urn:schemas-microsoft-com:vml" xmlns:wp14="http://schemas.microsoft.com/office/word/2010/wordprocessingDrawing" xmlns:wp="http://schemas.openxmlformats.org/drawingml/2006/wordprocessingDrawing" xmlns:w10="urn:schemas-microsoft-com:office:word" xmlns:w="http://schemas.openxmlformats.org/wordprocessingml/2006/main" xmlns:w14="http://schemas.microsoft.com/office/word/2010/wordml" xmlns:w15="http://schemas.microsoft.com/office/word/2012/wordml" xmlns:w16cei="http://schemas.microsoft.com/office/word/2026/wordml/cei" xmlns:w16cex="http://schemas.microsoft.com/office/word/2018/wordml/cex" xmlns:w16cid="http://schemas.microsoft.com/office/word/2016/wordml/cid" xmlns:w16="http://schemas.microsoft.com/office/word/2018/wordml" xmlns:w16du="http://schemas.microsoft.com/office/word/2023/wordml/word16du" xmlns:w16sdtdh="http://schemas.microsoft.com/office/word/2020/wordml/sdtdatahash" xmlns:w16sdtfl="http://schemas.microsoft.com/office/word/2024/wordml/sdtformatlock" xmlns:w16se="http://schemas.microsoft.com/office/word/2015/wordml/symex" xmlns:wpg="http://schemas.microsoft.com/office/word/2010/wordprocessingGroup" xmlns:wpi="http://schemas.microsoft.com/office/word/2010/wordprocessingInk" xmlns:wne="http://schemas.microsoft.com/office/word/2006/wordml" xmlns:wps="http://schemas.microsoft.com/office/word/2010/wordprocessingShape" mc:Ignorable="w14 w15 w16se w16cid w16 w16cex w16sdtdh w16sdtfl w16du wp14">
   <w:p>
     <w:pPr>
       <w:pStyle w:val="Header"/>
@@ -28705,7 +31681,7 @@
 </file>
 
 <file path=word/header2.xml><?xml version="1.0" encoding="utf-8"?>
-<w:hdr xmlns:wpc="http://schemas.microsoft.com/office/word/2010/wordprocessingCanvas" xmlns:cx="http://schemas.microsoft.com/office/drawing/2014/chartex" xmlns:cx1="http://schemas.microsoft.com/office/drawing/2015/9/8/chartex" xmlns:cx2="http://schemas.microsoft.com/office/drawing/2015/10/21/chartex" xmlns:cx3="http://schemas.microsoft.com/office/drawing/2016/5/9/chartex" xmlns:cx4="http://schemas.microsoft.com/office/drawing/2016/5/10/chartex" xmlns:cx5="http://schemas.microsoft.com/office/drawing/2016/5/11/chartex" xmlns:cx6="http://schemas.microsoft.com/office/drawing/2016/5/12/chartex" xmlns:cx7="http://schemas.microsoft.com/office/drawing/2016/5/13/chartex" xmlns:cx8="http://schemas.microsoft.com/office/drawing/2016/5/14/chartex" xmlns:mc="http://schemas.openxmlformats.org/markup-compatibility/2006" xmlns:aink="http://schemas.microsoft.com/office/drawing/2016/ink" xmlns:am3d="http://schemas.microsoft.com/office/drawing/2017/model3d" xmlns:o="urn:schemas-microsoft-com:office:office" xmlns:oel="http://schemas.microsoft.com/office/2019/extlst" xmlns:r="http://schemas.openxmlformats.org/officeDocument/2006/relationships" xmlns:m="http://schemas.openxmlformats.org/officeDocument/2006/math" xmlns:v="urn:schemas-microsoft-com:vml" xmlns:wp14="http://schemas.microsoft.com/office/word/2010/wordprocessingDrawing" xmlns:wp="http://schemas.openxmlformats.org/drawingml/2006/wordprocessingDrawing" xmlns:w10="urn:schemas-microsoft-com:office:word" xmlns:w="http://schemas.openxmlformats.org/wordprocessingml/2006/main" xmlns:w14="http://schemas.microsoft.com/office/word/2010/wordml" xmlns:w15="http://schemas.microsoft.com/office/word/2012/wordml" xmlns:w16cex="http://schemas.microsoft.com/office/word/2018/wordml/cex" xmlns:w16cid="http://schemas.microsoft.com/office/word/2016/wordml/cid" xmlns:w16="http://schemas.microsoft.com/office/word/2018/wordml" xmlns:w16sdtdh="http://schemas.microsoft.com/office/word/2020/wordml/sdtdatahash" xmlns:w16se="http://schemas.microsoft.com/office/word/2015/wordml/symex" xmlns:wpg="http://schemas.microsoft.com/office/word/2010/wordprocessingGroup" xmlns:wpi="http://schemas.microsoft.com/office/word/2010/wordprocessingInk" xmlns:wne="http://schemas.microsoft.com/office/word/2006/wordml" xmlns:wps="http://schemas.microsoft.com/office/word/2010/wordprocessingShape" mc:Ignorable="w14 w15 w16se w16cid w16 w16cex w16sdtdh wp14">
+<w:hdr xmlns:wpc="http://schemas.microsoft.com/office/word/2010/wordprocessingCanvas" xmlns:cx="http://schemas.microsoft.com/office/drawing/2014/chartex" xmlns:cx1="http://schemas.microsoft.com/office/drawing/2015/9/8/chartex" xmlns:cx2="http://schemas.microsoft.com/office/drawing/2015/10/21/chartex" xmlns:cx3="http://schemas.microsoft.com/office/drawing/2016/5/9/chartex" xmlns:cx4="http://schemas.microsoft.com/office/drawing/2016/5/10/chartex" xmlns:cx5="http://schemas.microsoft.com/office/drawing/2016/5/11/chartex" xmlns:cx6="http://schemas.microsoft.com/office/drawing/2016/5/12/chartex" xmlns:cx7="http://schemas.microsoft.com/office/drawing/2016/5/13/chartex" xmlns:cx8="http://schemas.microsoft.com/office/drawing/2016/5/14/chartex" xmlns:mc="http://schemas.openxmlformats.org/markup-compatibility/2006" xmlns:aink="http://schemas.microsoft.com/office/drawing/2016/ink" xmlns:am3d="http://schemas.microsoft.com/office/drawing/2017/model3d" xmlns:o="urn:schemas-microsoft-com:office:office" xmlns:oel="http://schemas.microsoft.com/office/2019/extlst" xmlns:r="http://schemas.openxmlformats.org/officeDocument/2006/relationships" xmlns:m="http://schemas.openxmlformats.org/officeDocument/2006/math" xmlns:v="urn:schemas-microsoft-com:vml" xmlns:wp14="http://schemas.microsoft.com/office/word/2010/wordprocessingDrawing" xmlns:wp="http://schemas.openxmlformats.org/drawingml/2006/wordprocessingDrawing" xmlns:w10="urn:schemas-microsoft-com:office:word" xmlns:w="http://schemas.openxmlformats.org/wordprocessingml/2006/main" xmlns:w14="http://schemas.microsoft.com/office/word/2010/wordml" xmlns:w15="http://schemas.microsoft.com/office/word/2012/wordml" xmlns:w16cei="http://schemas.microsoft.com/office/word/2026/wordml/cei" xmlns:w16cex="http://schemas.microsoft.com/office/word/2018/wordml/cex" xmlns:w16cid="http://schemas.microsoft.com/office/word/2016/wordml/cid" xmlns:w16="http://schemas.microsoft.com/office/word/2018/wordml" xmlns:w16du="http://schemas.microsoft.com/office/word/2023/wordml/word16du" xmlns:w16sdtdh="http://schemas.microsoft.com/office/word/2020/wordml/sdtdatahash" xmlns:w16sdtfl="http://schemas.microsoft.com/office/word/2024/wordml/sdtformatlock" xmlns:w16se="http://schemas.microsoft.com/office/word/2015/wordml/symex" xmlns:wpg="http://schemas.microsoft.com/office/word/2010/wordprocessingGroup" xmlns:wpi="http://schemas.microsoft.com/office/word/2010/wordprocessingInk" xmlns:wne="http://schemas.microsoft.com/office/word/2006/wordml" xmlns:wps="http://schemas.microsoft.com/office/word/2010/wordprocessingShape" mc:Ignorable="w14 w15 w16se w16cid w16 w16cex w16sdtdh w16sdtfl w16du wp14">
   <w:p>
     <w:pPr>
       <w:pStyle w:val="Header"/>
@@ -28718,7 +31694,7 @@
 </file>
 
 <file path=word/styles.xml><?xml version="1.0" encoding="utf-8"?>
-<w:styles xmlns:mc="http://schemas.openxmlformats.org/markup-compatibility/2006" xmlns:r="http://schemas.openxmlformats.org/officeDocument/2006/relationships" xmlns:w="http://schemas.openxmlformats.org/wordprocessingml/2006/main" xmlns:w14="http://schemas.microsoft.com/office/word/2010/wordml" xmlns:w15="http://schemas.microsoft.com/office/word/2012/wordml" xmlns:w16cex="http://schemas.microsoft.com/office/word/2018/wordml/cex" xmlns:w16cid="http://schemas.microsoft.com/office/word/2016/wordml/cid" xmlns:w16="http://schemas.microsoft.com/office/word/2018/wordml" xmlns:w16sdtdh="http://schemas.microsoft.com/office/word/2020/wordml/sdtdatahash" xmlns:w16se="http://schemas.microsoft.com/office/word/2015/wordml/symex" mc:Ignorable="w14 w15 w16se w16cid w16 w16cex w16sdtdh">
+<w:styles xmlns:mc="http://schemas.openxmlformats.org/markup-compatibility/2006" xmlns:r="http://schemas.openxmlformats.org/officeDocument/2006/relationships" xmlns:w="http://schemas.openxmlformats.org/wordprocessingml/2006/main" xmlns:w14="http://schemas.microsoft.com/office/word/2010/wordml" xmlns:w15="http://schemas.microsoft.com/office/word/2012/wordml" xmlns:w16cex="http://schemas.microsoft.com/office/word/2018/wordml/cex" xmlns:w16cid="http://schemas.microsoft.com/office/word/2016/wordml/cid" xmlns:w16="http://schemas.microsoft.com/office/word/2018/wordml" xmlns:w16du="http://schemas.microsoft.com/office/word/2023/wordml/word16du" xmlns:w16sdtdh="http://schemas.microsoft.com/office/word/2020/wordml/sdtdatahash" xmlns:w16sdtfl="http://schemas.microsoft.com/office/word/2024/wordml/sdtformatlock" xmlns:w16se="http://schemas.microsoft.com/office/word/2015/wordml/symex" mc:Ignorable="w14 w15 w16se w16cid w16 w16cex w16sdtdh w16sdtfl w16du">
   <w:docDefaults>
     <w:rPrDefault>
       <w:rPr>

--- a/TS Jatai Ghanam Project/TS 3.4/TS 3.4 Jatai Tamil Corrections.docx
+++ b/TS Jatai Ghanam Project/TS 3.4/TS 3.4 Jatai Tamil Corrections.docx
@@ -102,18 +102,7 @@
           <w:szCs w:val="32"/>
           <w:u w:val="single"/>
         </w:rPr>
-        <w:t xml:space="preserve">Observed </w:t>
-      </w:r>
-      <w:proofErr w:type="gramStart"/>
-      <w:r>
-        <w:rPr>
-          <w:b/>
-          <w:bCs/>
-          <w:sz w:val="32"/>
-          <w:szCs w:val="32"/>
-          <w:u w:val="single"/>
-        </w:rPr>
-        <w:t xml:space="preserve">till </w:t>
+        <w:t xml:space="preserve">Observed till </w:t>
       </w:r>
       <w:r>
         <w:rPr>
@@ -126,7 +115,6 @@
         </w:rPr>
         <w:t>?????</w:t>
       </w:r>
-      <w:proofErr w:type="gramEnd"/>
     </w:p>
     <w:p>
       <w:pPr>
@@ -1005,7 +993,6 @@
               </w:rPr>
               <w:t>)</w:t>
             </w:r>
-            <w:proofErr w:type="gramStart"/>
             <w:r>
               <w:rPr>
                 <w:rFonts w:ascii="Latha" w:hAnsi="Latha" w:cs="Latha"/>
@@ -1023,7 +1010,6 @@
               </w:rPr>
               <w:t>அனு</w:t>
             </w:r>
-            <w:proofErr w:type="gramEnd"/>
             <w:r>
               <w:rPr>
                 <w:rFonts w:ascii="BRH Tamil Tab Extra" w:hAnsi="BRH Tamil Tab Extra" w:cs="Latha"/>
@@ -1330,7 +1316,6 @@
               </w:rPr>
               <w:t>)</w:t>
             </w:r>
-            <w:proofErr w:type="gramStart"/>
             <w:r>
               <w:rPr>
                 <w:rFonts w:ascii="Latha" w:hAnsi="Latha" w:cs="Latha"/>
@@ -1348,7 +1333,6 @@
               </w:rPr>
               <w:t>அனு</w:t>
             </w:r>
-            <w:proofErr w:type="gramEnd"/>
             <w:r>
               <w:rPr>
                 <w:rFonts w:ascii="BRH Tamil Tab Extra" w:hAnsi="BRH Tamil Tab Extra" w:cs="Latha"/>
@@ -2931,6 +2915,783 @@
               </w:rPr>
               <w:t xml:space="preserve">| </w:t>
             </w:r>
+          </w:p>
+        </w:tc>
+      </w:tr>
+      <w:tr>
+        <w:trPr>
+          <w:trHeight w:val="924"/>
+        </w:trPr>
+        <w:tc>
+          <w:tcPr>
+            <w:tcW w:w="7166" w:type="dxa"/>
+          </w:tcPr>
+          <w:p>
+            <w:pPr>
+              <w:autoSpaceDE w:val="0"/>
+              <w:autoSpaceDN w:val="0"/>
+              <w:adjustRightInd w:val="0"/>
+              <w:spacing w:before="0" w:line="240" w:lineRule="auto"/>
+              <w:rPr>
+                <w:rFonts w:ascii="Latha" w:hAnsi="Latha" w:cs="Latha"/>
+                <w:szCs w:val="24"/>
+                <w:lang w:bidi="ta-IN"/>
+              </w:rPr>
+            </w:pPr>
+            <w:r>
+              <w:rPr>
+                <w:rFonts w:ascii="Latha" w:hAnsi="Latha" w:cs="Latha"/>
+                <w:b/>
+                <w:bCs/>
+                <w:szCs w:val="24"/>
+                <w:cs/>
+                <w:lang w:bidi="ta-IN"/>
+              </w:rPr>
+              <w:t>34</w:t>
+            </w:r>
+            <w:r>
+              <w:rPr>
+                <w:rFonts w:ascii="Latha" w:hAnsi="Latha" w:cs="Latha"/>
+                <w:b/>
+                <w:bCs/>
+                <w:szCs w:val="24"/>
+                <w:cs/>
+                <w:lang w:bidi="ta-IN"/>
+              </w:rPr>
+              <w:t>)</w:t>
+            </w:r>
+            <w:r>
+              <w:rPr>
+                <w:rFonts w:ascii="Latha" w:hAnsi="Latha" w:cs="Latha"/>
+                <w:szCs w:val="24"/>
+                <w:lang w:bidi="ta-IN"/>
+              </w:rPr>
+              <w:tab/>
+            </w:r>
+            <w:r>
+              <w:rPr>
+                <w:rFonts w:ascii="Latha" w:hAnsi="Latha" w:cs="Latha"/>
+                <w:b/>
+                <w:bCs/>
+                <w:szCs w:val="24"/>
+                <w:cs/>
+                <w:lang w:bidi="ta-IN"/>
+              </w:rPr>
+              <w:t>3.4.11</w:t>
+            </w:r>
+            <w:r>
+              <w:rPr>
+                <w:rFonts w:ascii="Latha" w:hAnsi="Latha" w:cs="Latha"/>
+                <w:b/>
+                <w:bCs/>
+                <w:szCs w:val="24"/>
+                <w:lang w:bidi="ta-IN"/>
+              </w:rPr>
+              <w:t>.</w:t>
+            </w:r>
+            <w:r>
+              <w:rPr>
+                <w:rFonts w:ascii="Latha" w:hAnsi="Latha" w:cs="Latha"/>
+                <w:b/>
+                <w:bCs/>
+                <w:szCs w:val="24"/>
+                <w:cs/>
+                <w:lang w:bidi="ta-IN"/>
+              </w:rPr>
+              <w:t>1</w:t>
+            </w:r>
+            <w:r>
+              <w:rPr>
+                <w:rFonts w:ascii="Latha" w:hAnsi="Latha" w:cs="Latha"/>
+                <w:b/>
+                <w:bCs/>
+                <w:szCs w:val="24"/>
+                <w:lang w:bidi="ta-IN"/>
+              </w:rPr>
+              <w:t>(2</w:t>
+            </w:r>
+            <w:r>
+              <w:rPr>
+                <w:rFonts w:ascii="Latha" w:hAnsi="Latha" w:cs="Latha"/>
+                <w:b/>
+                <w:bCs/>
+                <w:szCs w:val="24"/>
+                <w:cs/>
+                <w:lang w:bidi="ta-IN"/>
+              </w:rPr>
+              <w:t>7</w:t>
+            </w:r>
+            <w:r>
+              <w:rPr>
+                <w:rFonts w:ascii="Latha" w:hAnsi="Latha" w:cs="Latha"/>
+                <w:b/>
+                <w:bCs/>
+                <w:szCs w:val="24"/>
+                <w:lang w:bidi="ta-IN"/>
+              </w:rPr>
+              <w:t>)</w:t>
+            </w:r>
+            <w:r>
+              <w:rPr>
+                <w:rFonts w:ascii="Latha" w:hAnsi="Latha" w:cs="Latha"/>
+                <w:szCs w:val="24"/>
+                <w:lang w:bidi="ta-IN"/>
+              </w:rPr>
+              <w:t xml:space="preserve">-  </w:t>
+            </w:r>
+            <w:r>
+              <w:rPr>
+                <w:rFonts w:ascii="Latha" w:hAnsi="Latha" w:cs="Latha"/>
+                <w:szCs w:val="24"/>
+                <w:cs/>
+                <w:lang w:bidi="ta-IN"/>
+              </w:rPr>
+              <w:t>ஶ்ரவா</w:t>
+            </w:r>
+            <w:r>
+              <w:rPr>
+                <w:rFonts w:ascii="Latha" w:hAnsi="Latha" w:cs="Latha"/>
+                <w:b/>
+                <w:bCs/>
+                <w:szCs w:val="24"/>
+                <w:lang w:bidi="ta-IN"/>
+              </w:rPr>
+              <w:t>(</w:t>
+            </w:r>
+            <w:r>
+              <w:rPr>
+                <w:rFonts w:ascii="Latha" w:hAnsi="Latha" w:cs="Latha"/>
+                <w:szCs w:val="24"/>
+                <w:cs/>
+                <w:lang w:bidi="ta-IN"/>
+              </w:rPr>
+              <w:t>க்ம்</w:t>
+            </w:r>
+            <w:r>
+              <w:rPr>
+                <w:rFonts w:ascii="Latha" w:hAnsi="Latha" w:cs="Latha"/>
+                <w:b/>
+                <w:bCs/>
+                <w:szCs w:val="24"/>
+                <w:lang w:bidi="ta-IN"/>
+              </w:rPr>
+              <w:t>)</w:t>
+            </w:r>
+            <w:r>
+              <w:rPr>
+                <w:rFonts w:ascii="BRH Tamil Tab Extra" w:hAnsi="BRH Tamil Tab Extra" w:cs="Latha"/>
+                <w:b/>
+                <w:bCs/>
+                <w:szCs w:val="28"/>
+                <w:lang w:bidi="ta-IN"/>
+              </w:rPr>
+              <w:t>†</w:t>
+            </w:r>
+            <w:r>
+              <w:rPr>
+                <w:rFonts w:ascii="Latha" w:hAnsi="Latha" w:cs="Latha"/>
+                <w:szCs w:val="24"/>
+                <w:cs/>
+                <w:lang w:bidi="ta-IN"/>
+              </w:rPr>
+              <w:t xml:space="preserve">ஸி </w:t>
+            </w:r>
+            <w:r>
+              <w:rPr>
+                <w:rFonts w:ascii="Latha" w:hAnsi="Latha" w:cs="Latha"/>
+                <w:szCs w:val="24"/>
+                <w:lang w:bidi="ta-IN"/>
+              </w:rPr>
+              <w:t>||</w:t>
+            </w:r>
+          </w:p>
+          <w:p>
+            <w:pPr>
+              <w:autoSpaceDE w:val="0"/>
+              <w:autoSpaceDN w:val="0"/>
+              <w:adjustRightInd w:val="0"/>
+              <w:spacing w:before="0" w:line="240" w:lineRule="auto"/>
+              <w:rPr>
+                <w:rFonts w:cs="ar"/>
+                <w:color w:val="000000"/>
+                <w:szCs w:val="36"/>
+              </w:rPr>
+            </w:pPr>
+            <w:r>
+              <w:rPr>
+                <w:rFonts w:ascii="Latha" w:hAnsi="Latha" w:cs="Latha"/>
+                <w:szCs w:val="24"/>
+                <w:highlight w:val="yellow"/>
+                <w:cs/>
+                <w:lang w:bidi="ta-IN"/>
+              </w:rPr>
+              <w:t>ஶ்ர</w:t>
+            </w:r>
+            <w:r>
+              <w:rPr>
+                <w:rFonts w:ascii="BRH Tamil Tab Extra" w:hAnsi="BRH Tamil Tab Extra" w:cs="Latha"/>
+                <w:b/>
+                <w:bCs/>
+                <w:szCs w:val="28"/>
+                <w:highlight w:val="yellow"/>
+                <w:lang w:bidi="ta-IN"/>
+              </w:rPr>
+              <w:t>…</w:t>
+            </w:r>
+            <w:r>
+              <w:rPr>
+                <w:rFonts w:ascii="Latha" w:hAnsi="Latha" w:cs="Latha"/>
+                <w:szCs w:val="24"/>
+                <w:cs/>
+                <w:lang w:bidi="ta-IN"/>
+              </w:rPr>
+              <w:t>வா</w:t>
+            </w:r>
+            <w:r>
+              <w:rPr>
+                <w:rFonts w:ascii="BRH Tamil Tab Extra" w:hAnsi="BRH Tamil Tab Extra" w:cs="Latha"/>
+                <w:b/>
+                <w:bCs/>
+                <w:szCs w:val="28"/>
+                <w:lang w:bidi="ta-IN"/>
+              </w:rPr>
+              <w:t>…</w:t>
+            </w:r>
+            <w:r>
+              <w:rPr>
+                <w:rFonts w:ascii="Latha" w:hAnsi="Latha" w:cs="Latha"/>
+                <w:b/>
+                <w:bCs/>
+                <w:szCs w:val="24"/>
+                <w:lang w:bidi="ta-IN"/>
+              </w:rPr>
+              <w:t>(</w:t>
+            </w:r>
+            <w:r>
+              <w:rPr>
+                <w:rFonts w:ascii="Latha" w:hAnsi="Latha" w:cs="Latha"/>
+                <w:szCs w:val="24"/>
+                <w:cs/>
+                <w:lang w:bidi="ta-IN"/>
+              </w:rPr>
+              <w:t>க்ம்</w:t>
+            </w:r>
+            <w:r>
+              <w:rPr>
+                <w:rFonts w:ascii="Latha" w:hAnsi="Latha" w:cs="Latha"/>
+                <w:b/>
+                <w:bCs/>
+                <w:szCs w:val="24"/>
+                <w:lang w:bidi="ta-IN"/>
+              </w:rPr>
+              <w:t>)</w:t>
+            </w:r>
+            <w:r>
+              <w:rPr>
+                <w:rFonts w:ascii="BRH Tamil Tab Extra" w:hAnsi="BRH Tamil Tab Extra" w:cs="Latha"/>
+                <w:b/>
+                <w:bCs/>
+                <w:szCs w:val="28"/>
+                <w:lang w:bidi="ta-IN"/>
+              </w:rPr>
+              <w:t>…</w:t>
+            </w:r>
+            <w:r>
+              <w:rPr>
+                <w:rFonts w:ascii="Latha" w:hAnsi="Latha" w:cs="Latha"/>
+                <w:szCs w:val="24"/>
+                <w:cs/>
+                <w:lang w:bidi="ta-IN"/>
+              </w:rPr>
+              <w:t>ஸீதி</w:t>
+            </w:r>
+            <w:r>
+              <w:rPr>
+                <w:rFonts w:ascii="BRH Tamil Tab Extra" w:hAnsi="BRH Tamil Tab Extra" w:cs="Latha"/>
+                <w:b/>
+                <w:bCs/>
+                <w:szCs w:val="28"/>
+                <w:lang w:bidi="ta-IN"/>
+              </w:rPr>
+              <w:t>…</w:t>
+            </w:r>
+            <w:r>
+              <w:rPr>
+                <w:rFonts w:ascii="Latha" w:hAnsi="Latha" w:cs="Latha"/>
+                <w:szCs w:val="24"/>
+                <w:lang w:bidi="ta-IN"/>
+              </w:rPr>
+              <w:t xml:space="preserve"> </w:t>
+            </w:r>
+            <w:r>
+              <w:rPr>
+                <w:rFonts w:ascii="Latha" w:hAnsi="Latha" w:cs="Latha"/>
+                <w:szCs w:val="24"/>
+                <w:cs/>
+                <w:lang w:bidi="ta-IN"/>
+              </w:rPr>
+              <w:t>ஶ்ரவா</w:t>
+            </w:r>
+            <w:r>
+              <w:rPr>
+                <w:rFonts w:ascii="Latha" w:hAnsi="Latha" w:cs="Latha"/>
+                <w:b/>
+                <w:bCs/>
+                <w:szCs w:val="24"/>
+                <w:lang w:bidi="ta-IN"/>
+              </w:rPr>
+              <w:t>(</w:t>
+            </w:r>
+            <w:r>
+              <w:rPr>
+                <w:rFonts w:ascii="Latha" w:hAnsi="Latha" w:cs="Latha"/>
+                <w:szCs w:val="24"/>
+                <w:cs/>
+                <w:lang w:bidi="ta-IN"/>
+              </w:rPr>
+              <w:t>க்ம்</w:t>
+            </w:r>
+            <w:r>
+              <w:rPr>
+                <w:rFonts w:ascii="Latha" w:hAnsi="Latha" w:cs="Latha"/>
+                <w:b/>
+                <w:bCs/>
+                <w:szCs w:val="24"/>
+                <w:lang w:bidi="ta-IN"/>
+              </w:rPr>
+              <w:t>)</w:t>
+            </w:r>
+            <w:r>
+              <w:rPr>
+                <w:rFonts w:ascii="BRH Tamil Tab Extra" w:hAnsi="BRH Tamil Tab Extra" w:cs="Latha"/>
+                <w:b/>
+                <w:bCs/>
+                <w:szCs w:val="28"/>
+                <w:lang w:bidi="ta-IN"/>
+              </w:rPr>
+              <w:t>†</w:t>
+            </w:r>
+            <w:r>
+              <w:rPr>
+                <w:rFonts w:ascii="Latha" w:hAnsi="Latha" w:cs="Latha"/>
+                <w:szCs w:val="24"/>
+                <w:cs/>
+                <w:lang w:bidi="ta-IN"/>
+              </w:rPr>
+              <w:t xml:space="preserve">ஸி </w:t>
+            </w:r>
+            <w:r>
+              <w:rPr>
+                <w:rFonts w:ascii="Latha" w:hAnsi="Latha" w:cs="Latha"/>
+                <w:szCs w:val="24"/>
+                <w:lang w:bidi="ta-IN"/>
+              </w:rPr>
+              <w:t xml:space="preserve">| </w:t>
+            </w:r>
+          </w:p>
+        </w:tc>
+        <w:tc>
+          <w:tcPr>
+            <w:tcW w:w="7371" w:type="dxa"/>
+          </w:tcPr>
+          <w:p>
+            <w:pPr>
+              <w:autoSpaceDE w:val="0"/>
+              <w:autoSpaceDN w:val="0"/>
+              <w:adjustRightInd w:val="0"/>
+              <w:spacing w:before="0" w:line="240" w:lineRule="auto"/>
+              <w:rPr>
+                <w:rFonts w:ascii="Latha" w:hAnsi="Latha" w:cs="Latha"/>
+                <w:szCs w:val="24"/>
+                <w:lang w:bidi="ta-IN"/>
+              </w:rPr>
+            </w:pPr>
+            <w:r>
+              <w:rPr>
+                <w:rFonts w:ascii="Latha" w:hAnsi="Latha" w:cs="Latha"/>
+                <w:b/>
+                <w:bCs/>
+                <w:szCs w:val="24"/>
+                <w:cs/>
+                <w:lang w:bidi="ta-IN"/>
+              </w:rPr>
+              <w:t>34</w:t>
+            </w:r>
+            <w:r>
+              <w:rPr>
+                <w:rFonts w:ascii="Latha" w:hAnsi="Latha" w:cs="Latha"/>
+                <w:b/>
+                <w:bCs/>
+                <w:szCs w:val="24"/>
+                <w:cs/>
+                <w:lang w:bidi="ta-IN"/>
+              </w:rPr>
+              <w:t>)</w:t>
+            </w:r>
+            <w:r>
+              <w:rPr>
+                <w:rFonts w:ascii="Latha" w:hAnsi="Latha" w:cs="Latha"/>
+                <w:szCs w:val="24"/>
+                <w:lang w:bidi="ta-IN"/>
+              </w:rPr>
+              <w:tab/>
+            </w:r>
+            <w:r>
+              <w:rPr>
+                <w:rFonts w:ascii="Latha" w:hAnsi="Latha" w:cs="Latha"/>
+                <w:b/>
+                <w:bCs/>
+                <w:szCs w:val="24"/>
+                <w:cs/>
+                <w:lang w:bidi="ta-IN"/>
+              </w:rPr>
+              <w:t>3.4.11</w:t>
+            </w:r>
+            <w:r>
+              <w:rPr>
+                <w:rFonts w:ascii="Latha" w:hAnsi="Latha" w:cs="Latha"/>
+                <w:b/>
+                <w:bCs/>
+                <w:szCs w:val="24"/>
+                <w:lang w:bidi="ta-IN"/>
+              </w:rPr>
+              <w:t>.</w:t>
+            </w:r>
+            <w:r>
+              <w:rPr>
+                <w:rFonts w:ascii="Latha" w:hAnsi="Latha" w:cs="Latha"/>
+                <w:b/>
+                <w:bCs/>
+                <w:szCs w:val="24"/>
+                <w:cs/>
+                <w:lang w:bidi="ta-IN"/>
+              </w:rPr>
+              <w:t>1</w:t>
+            </w:r>
+            <w:r>
+              <w:rPr>
+                <w:rFonts w:ascii="Latha" w:hAnsi="Latha" w:cs="Latha"/>
+                <w:b/>
+                <w:bCs/>
+                <w:szCs w:val="24"/>
+                <w:lang w:bidi="ta-IN"/>
+              </w:rPr>
+              <w:t>(2</w:t>
+            </w:r>
+            <w:r>
+              <w:rPr>
+                <w:rFonts w:ascii="Latha" w:hAnsi="Latha" w:cs="Latha"/>
+                <w:b/>
+                <w:bCs/>
+                <w:szCs w:val="24"/>
+                <w:cs/>
+                <w:lang w:bidi="ta-IN"/>
+              </w:rPr>
+              <w:t>7</w:t>
+            </w:r>
+            <w:r>
+              <w:rPr>
+                <w:rFonts w:ascii="Latha" w:hAnsi="Latha" w:cs="Latha"/>
+                <w:b/>
+                <w:bCs/>
+                <w:szCs w:val="24"/>
+                <w:lang w:bidi="ta-IN"/>
+              </w:rPr>
+              <w:t>)</w:t>
+            </w:r>
+            <w:r>
+              <w:rPr>
+                <w:rFonts w:ascii="Latha" w:hAnsi="Latha" w:cs="Latha"/>
+                <w:szCs w:val="24"/>
+                <w:lang w:bidi="ta-IN"/>
+              </w:rPr>
+              <w:t xml:space="preserve">-  </w:t>
+            </w:r>
+            <w:r>
+              <w:rPr>
+                <w:rFonts w:ascii="Latha" w:hAnsi="Latha" w:cs="Latha"/>
+                <w:szCs w:val="24"/>
+                <w:cs/>
+                <w:lang w:bidi="ta-IN"/>
+              </w:rPr>
+              <w:t>ஶ்ரவா</w:t>
+            </w:r>
+            <w:r>
+              <w:rPr>
+                <w:rFonts w:ascii="Latha" w:hAnsi="Latha" w:cs="Latha"/>
+                <w:b/>
+                <w:bCs/>
+                <w:szCs w:val="24"/>
+                <w:lang w:bidi="ta-IN"/>
+              </w:rPr>
+              <w:t>(</w:t>
+            </w:r>
+            <w:r>
+              <w:rPr>
+                <w:rFonts w:ascii="Latha" w:hAnsi="Latha" w:cs="Latha"/>
+                <w:szCs w:val="24"/>
+                <w:cs/>
+                <w:lang w:bidi="ta-IN"/>
+              </w:rPr>
+              <w:t>க்ம்</w:t>
+            </w:r>
+            <w:r>
+              <w:rPr>
+                <w:rFonts w:ascii="Latha" w:hAnsi="Latha" w:cs="Latha"/>
+                <w:b/>
+                <w:bCs/>
+                <w:szCs w:val="24"/>
+                <w:lang w:bidi="ta-IN"/>
+              </w:rPr>
+              <w:t>)</w:t>
+            </w:r>
+            <w:r>
+              <w:rPr>
+                <w:rFonts w:ascii="BRH Tamil Tab Extra" w:hAnsi="BRH Tamil Tab Extra" w:cs="Latha"/>
+                <w:b/>
+                <w:bCs/>
+                <w:szCs w:val="28"/>
+                <w:lang w:bidi="ta-IN"/>
+              </w:rPr>
+              <w:t>†</w:t>
+            </w:r>
+            <w:r>
+              <w:rPr>
+                <w:rFonts w:ascii="Latha" w:hAnsi="Latha" w:cs="Latha"/>
+                <w:szCs w:val="24"/>
+                <w:cs/>
+                <w:lang w:bidi="ta-IN"/>
+              </w:rPr>
+              <w:t xml:space="preserve">ஸி </w:t>
+            </w:r>
+            <w:r>
+              <w:rPr>
+                <w:rFonts w:ascii="Latha" w:hAnsi="Latha" w:cs="Latha"/>
+                <w:szCs w:val="24"/>
+                <w:lang w:bidi="ta-IN"/>
+              </w:rPr>
+              <w:t>||</w:t>
+            </w:r>
+          </w:p>
+          <w:p>
+            <w:pPr>
+              <w:autoSpaceDE w:val="0"/>
+              <w:autoSpaceDN w:val="0"/>
+              <w:adjustRightInd w:val="0"/>
+              <w:spacing w:before="0" w:line="240" w:lineRule="auto"/>
+              <w:rPr>
+                <w:rFonts w:cs="ar"/>
+                <w:color w:val="000000"/>
+                <w:szCs w:val="36"/>
+              </w:rPr>
+            </w:pPr>
+            <w:r>
+              <w:rPr>
+                <w:rFonts w:ascii="Latha" w:hAnsi="Latha" w:cs="Latha"/>
+                <w:szCs w:val="24"/>
+                <w:highlight w:val="green"/>
+                <w:cs/>
+                <w:lang w:bidi="ta-IN"/>
+              </w:rPr>
+              <w:t>ஶ்ர</w:t>
+            </w:r>
+            <w:r>
+              <w:rPr>
+                <w:rFonts w:ascii="Latha" w:hAnsi="Latha" w:cs="Latha"/>
+                <w:szCs w:val="24"/>
+                <w:cs/>
+                <w:lang w:bidi="ta-IN"/>
+              </w:rPr>
+              <w:t>வா</w:t>
+            </w:r>
+            <w:r>
+              <w:rPr>
+                <w:rFonts w:ascii="BRH Tamil Tab Extra" w:hAnsi="BRH Tamil Tab Extra" w:cs="Latha"/>
+                <w:b/>
+                <w:bCs/>
+                <w:szCs w:val="28"/>
+                <w:lang w:bidi="ta-IN"/>
+              </w:rPr>
+              <w:t>…</w:t>
+            </w:r>
+            <w:r>
+              <w:rPr>
+                <w:rFonts w:ascii="Latha" w:hAnsi="Latha" w:cs="Latha"/>
+                <w:b/>
+                <w:bCs/>
+                <w:szCs w:val="24"/>
+                <w:lang w:bidi="ta-IN"/>
+              </w:rPr>
+              <w:t>(</w:t>
+            </w:r>
+            <w:r>
+              <w:rPr>
+                <w:rFonts w:ascii="Latha" w:hAnsi="Latha" w:cs="Latha"/>
+                <w:szCs w:val="24"/>
+                <w:cs/>
+                <w:lang w:bidi="ta-IN"/>
+              </w:rPr>
+              <w:t>க்ம்</w:t>
+            </w:r>
+            <w:r>
+              <w:rPr>
+                <w:rFonts w:ascii="Latha" w:hAnsi="Latha" w:cs="Latha"/>
+                <w:b/>
+                <w:bCs/>
+                <w:szCs w:val="24"/>
+                <w:lang w:bidi="ta-IN"/>
+              </w:rPr>
+              <w:t>)</w:t>
+            </w:r>
+            <w:r>
+              <w:rPr>
+                <w:rFonts w:ascii="BRH Tamil Tab Extra" w:hAnsi="BRH Tamil Tab Extra" w:cs="Latha"/>
+                <w:b/>
+                <w:bCs/>
+                <w:szCs w:val="28"/>
+                <w:lang w:bidi="ta-IN"/>
+              </w:rPr>
+              <w:t>…</w:t>
+            </w:r>
+            <w:r>
+              <w:rPr>
+                <w:rFonts w:ascii="Latha" w:hAnsi="Latha" w:cs="Latha"/>
+                <w:szCs w:val="24"/>
+                <w:cs/>
+                <w:lang w:bidi="ta-IN"/>
+              </w:rPr>
+              <w:t>ஸீதி</w:t>
+            </w:r>
+            <w:r>
+              <w:rPr>
+                <w:rFonts w:ascii="BRH Tamil Tab Extra" w:hAnsi="BRH Tamil Tab Extra" w:cs="Latha"/>
+                <w:b/>
+                <w:bCs/>
+                <w:szCs w:val="28"/>
+                <w:lang w:bidi="ta-IN"/>
+              </w:rPr>
+              <w:t>…</w:t>
+            </w:r>
+            <w:r>
+              <w:rPr>
+                <w:rFonts w:ascii="Latha" w:hAnsi="Latha" w:cs="Latha"/>
+                <w:szCs w:val="24"/>
+                <w:lang w:bidi="ta-IN"/>
+              </w:rPr>
+              <w:t xml:space="preserve"> </w:t>
+            </w:r>
+            <w:r>
+              <w:rPr>
+                <w:rFonts w:ascii="Latha" w:hAnsi="Latha" w:cs="Latha"/>
+                <w:szCs w:val="24"/>
+                <w:cs/>
+                <w:lang w:bidi="ta-IN"/>
+              </w:rPr>
+              <w:t>ஶ்ரவா</w:t>
+            </w:r>
+            <w:r>
+              <w:rPr>
+                <w:rFonts w:ascii="Latha" w:hAnsi="Latha" w:cs="Latha"/>
+                <w:b/>
+                <w:bCs/>
+                <w:szCs w:val="24"/>
+                <w:lang w:bidi="ta-IN"/>
+              </w:rPr>
+              <w:t>(</w:t>
+            </w:r>
+            <w:r>
+              <w:rPr>
+                <w:rFonts w:ascii="Latha" w:hAnsi="Latha" w:cs="Latha"/>
+                <w:szCs w:val="24"/>
+                <w:cs/>
+                <w:lang w:bidi="ta-IN"/>
+              </w:rPr>
+              <w:t>க்ம்</w:t>
+            </w:r>
+            <w:r>
+              <w:rPr>
+                <w:rFonts w:ascii="Latha" w:hAnsi="Latha" w:cs="Latha"/>
+                <w:b/>
+                <w:bCs/>
+                <w:szCs w:val="24"/>
+                <w:lang w:bidi="ta-IN"/>
+              </w:rPr>
+              <w:t>)</w:t>
+            </w:r>
+            <w:r>
+              <w:rPr>
+                <w:rFonts w:ascii="BRH Tamil Tab Extra" w:hAnsi="BRH Tamil Tab Extra" w:cs="Latha"/>
+                <w:b/>
+                <w:bCs/>
+                <w:szCs w:val="28"/>
+                <w:lang w:bidi="ta-IN"/>
+              </w:rPr>
+              <w:t>†</w:t>
+            </w:r>
+            <w:r>
+              <w:rPr>
+                <w:rFonts w:ascii="Latha" w:hAnsi="Latha" w:cs="Latha"/>
+                <w:szCs w:val="24"/>
+                <w:cs/>
+                <w:lang w:bidi="ta-IN"/>
+              </w:rPr>
+              <w:t xml:space="preserve">ஸி </w:t>
+            </w:r>
+            <w:r>
+              <w:rPr>
+                <w:rFonts w:ascii="Latha" w:hAnsi="Latha" w:cs="Latha"/>
+                <w:szCs w:val="24"/>
+                <w:lang w:bidi="ta-IN"/>
+              </w:rPr>
+              <w:t xml:space="preserve">| </w:t>
+            </w:r>
+          </w:p>
+        </w:tc>
+      </w:tr>
+      <w:tr>
+        <w:trPr>
+          <w:trHeight w:val="978"/>
+        </w:trPr>
+        <w:tc>
+          <w:tcPr>
+            <w:tcW w:w="7166" w:type="dxa"/>
+          </w:tcPr>
+          <w:p>
+            <w:pPr>
+              <w:autoSpaceDE w:val="0"/>
+              <w:autoSpaceDN w:val="0"/>
+              <w:adjustRightInd w:val="0"/>
+              <w:spacing w:before="0" w:line="240" w:lineRule="auto"/>
+              <w:rPr>
+                <w:rFonts w:ascii="Latha" w:hAnsi="Latha" w:cs="Latha"/>
+                <w:b/>
+                <w:bCs/>
+                <w:szCs w:val="24"/>
+                <w:cs/>
+                <w:lang w:bidi="ta-IN"/>
+              </w:rPr>
+            </w:pPr>
+          </w:p>
+        </w:tc>
+        <w:tc>
+          <w:tcPr>
+            <w:tcW w:w="7371" w:type="dxa"/>
+          </w:tcPr>
+          <w:p>
+            <w:pPr>
+              <w:autoSpaceDE w:val="0"/>
+              <w:autoSpaceDN w:val="0"/>
+              <w:adjustRightInd w:val="0"/>
+              <w:spacing w:before="0" w:line="240" w:lineRule="auto"/>
+              <w:rPr>
+                <w:rFonts w:ascii="Latha" w:hAnsi="Latha" w:cs="Latha"/>
+                <w:b/>
+                <w:bCs/>
+                <w:szCs w:val="24"/>
+                <w:cs/>
+                <w:lang w:bidi="ta-IN"/>
+              </w:rPr>
+            </w:pPr>
           </w:p>
         </w:tc>
       </w:tr>
@@ -3283,6 +4044,7 @@
                 <w:cs/>
                 <w:lang w:bidi="ta-IN"/>
               </w:rPr>
+              <w:lastRenderedPageBreak/>
               <w:t>15</w:t>
             </w:r>
             <w:r>
@@ -3975,7 +4737,6 @@
                 <w:cs/>
                 <w:lang w:bidi="ta-IN"/>
               </w:rPr>
-              <w:lastRenderedPageBreak/>
               <w:t>44</w:t>
             </w:r>
             <w:r>
@@ -8187,6 +8948,7 @@
                 <w:cs/>
                 <w:lang w:bidi="ta-IN"/>
               </w:rPr>
+              <w:lastRenderedPageBreak/>
               <w:t>29</w:t>
             </w:r>
             <w:r>
@@ -9715,7 +10477,6 @@
                 <w:cs/>
                 <w:lang w:bidi="ta-IN"/>
               </w:rPr>
-              <w:lastRenderedPageBreak/>
               <w:t>36</w:t>
             </w:r>
             <w:r>
@@ -13647,6 +14408,7 @@
                 <w:cs/>
                 <w:lang w:bidi="ta-IN"/>
               </w:rPr>
+              <w:lastRenderedPageBreak/>
               <w:t>36</w:t>
             </w:r>
             <w:r>
@@ -14988,7 +15750,6 @@
                 <w:cs/>
                 <w:lang w:bidi="ta-IN"/>
               </w:rPr>
-              <w:lastRenderedPageBreak/>
               <w:t>ஸூர்ய</w:t>
             </w:r>
             <w:r>
@@ -15185,7 +15946,6 @@
                 <w:cs/>
                 <w:lang w:bidi="ta-IN"/>
               </w:rPr>
-              <w:lastRenderedPageBreak/>
               <w:t>36</w:t>
             </w:r>
             <w:r>
@@ -16642,7 +17402,6 @@
                 <w:cs/>
                 <w:lang w:bidi="ta-IN"/>
               </w:rPr>
-              <w:lastRenderedPageBreak/>
               <w:t>ஸூர்ய</w:t>
             </w:r>
             <w:r>
@@ -16844,7 +17603,6 @@
                 <w:cs/>
                 <w:lang w:bidi="ta-IN"/>
               </w:rPr>
-              <w:lastRenderedPageBreak/>
               <w:t>51</w:t>
             </w:r>
             <w:r>

--- a/TS Jatai Ghanam Project/TS 3.4/TS 3.4 Jatai Tamil Corrections.docx
+++ b/TS Jatai Ghanam Project/TS 3.4/TS 3.4 Jatai Tamil Corrections.docx
@@ -1,6 +1,6 @@
 
 <file path=word/document.xml><?xml version="1.0" encoding="utf-8"?>
-<w:document xmlns:wpc="http://schemas.microsoft.com/office/word/2010/wordprocessingCanvas" xmlns:cx="http://schemas.microsoft.com/office/drawing/2014/chartex" xmlns:cx1="http://schemas.microsoft.com/office/drawing/2015/9/8/chartex" xmlns:cx2="http://schemas.microsoft.com/office/drawing/2015/10/21/chartex" xmlns:cx3="http://schemas.microsoft.com/office/drawing/2016/5/9/chartex" xmlns:cx4="http://schemas.microsoft.com/office/drawing/2016/5/10/chartex" xmlns:cx5="http://schemas.microsoft.com/office/drawing/2016/5/11/chartex" xmlns:cx6="http://schemas.microsoft.com/office/drawing/2016/5/12/chartex" xmlns:cx7="http://schemas.microsoft.com/office/drawing/2016/5/13/chartex" xmlns:cx8="http://schemas.microsoft.com/office/drawing/2016/5/14/chartex" xmlns:mc="http://schemas.openxmlformats.org/markup-compatibility/2006" xmlns:aink="http://schemas.microsoft.com/office/drawing/2016/ink" xmlns:am3d="http://schemas.microsoft.com/office/drawing/2017/model3d" xmlns:o="urn:schemas-microsoft-com:office:office" xmlns:oel="http://schemas.microsoft.com/office/2019/extlst" xmlns:r="http://schemas.openxmlformats.org/officeDocument/2006/relationships" xmlns:m="http://schemas.openxmlformats.org/officeDocument/2006/math" xmlns:v="urn:schemas-microsoft-com:vml" xmlns:wp14="http://schemas.microsoft.com/office/word/2010/wordprocessingDrawing" xmlns:wp="http://schemas.openxmlformats.org/drawingml/2006/wordprocessingDrawing" xmlns:w10="urn:schemas-microsoft-com:office:word" xmlns:w="http://schemas.openxmlformats.org/wordprocessingml/2006/main" xmlns:w14="http://schemas.microsoft.com/office/word/2010/wordml" xmlns:w15="http://schemas.microsoft.com/office/word/2012/wordml" xmlns:w16cei="http://schemas.microsoft.com/office/word/2026/wordml/cei" xmlns:w16cex="http://schemas.microsoft.com/office/word/2018/wordml/cex" xmlns:w16cid="http://schemas.microsoft.com/office/word/2016/wordml/cid" xmlns:w16="http://schemas.microsoft.com/office/word/2018/wordml" xmlns:w16du="http://schemas.microsoft.com/office/word/2023/wordml/word16du" xmlns:w16sdtdh="http://schemas.microsoft.com/office/word/2020/wordml/sdtdatahash" xmlns:w16sdtfl="http://schemas.microsoft.com/office/word/2024/wordml/sdtformatlock" xmlns:w16se="http://schemas.microsoft.com/office/word/2015/wordml/symex" xmlns:wpg="http://schemas.microsoft.com/office/word/2010/wordprocessingGroup" xmlns:wpi="http://schemas.microsoft.com/office/word/2010/wordprocessingInk" xmlns:wne="http://schemas.microsoft.com/office/word/2006/wordml" xmlns:wps="http://schemas.microsoft.com/office/word/2010/wordprocessingShape" mc:Ignorable="w14 w15 w16se w16cid w16 w16cex w16sdtdh w16sdtfl w16du wp14">
+<w:document xmlns:wpc="http://schemas.microsoft.com/office/word/2010/wordprocessingCanvas" xmlns:cx="http://schemas.microsoft.com/office/drawing/2014/chartex" xmlns:cx1="http://schemas.microsoft.com/office/drawing/2015/9/8/chartex" xmlns:cx2="http://schemas.microsoft.com/office/drawing/2015/10/21/chartex" xmlns:cx3="http://schemas.microsoft.com/office/drawing/2016/5/9/chartex" xmlns:cx4="http://schemas.microsoft.com/office/drawing/2016/5/10/chartex" xmlns:cx5="http://schemas.microsoft.com/office/drawing/2016/5/11/chartex" xmlns:cx6="http://schemas.microsoft.com/office/drawing/2016/5/12/chartex" xmlns:cx7="http://schemas.microsoft.com/office/drawing/2016/5/13/chartex" xmlns:cx8="http://schemas.microsoft.com/office/drawing/2016/5/14/chartex" xmlns:mc="http://schemas.openxmlformats.org/markup-compatibility/2006" xmlns:aink="http://schemas.microsoft.com/office/drawing/2016/ink" xmlns:am3d="http://schemas.microsoft.com/office/drawing/2017/model3d" xmlns:o="urn:schemas-microsoft-com:office:office" xmlns:oel="http://schemas.microsoft.com/office/2019/extlst" xmlns:r="http://schemas.openxmlformats.org/officeDocument/2006/relationships" xmlns:m="http://schemas.openxmlformats.org/officeDocument/2006/math" xmlns:v="urn:schemas-microsoft-com:vml" xmlns:wp14="http://schemas.microsoft.com/office/word/2010/wordprocessingDrawing" xmlns:wp="http://schemas.openxmlformats.org/drawingml/2006/wordprocessingDrawing" xmlns:w10="urn:schemas-microsoft-com:office:word" xmlns:w="http://schemas.openxmlformats.org/wordprocessingml/2006/main" xmlns:w14="http://schemas.microsoft.com/office/word/2010/wordml" xmlns:w15="http://schemas.microsoft.com/office/word/2012/wordml" xmlns:w16cex="http://schemas.microsoft.com/office/word/2018/wordml/cex" xmlns:w16cid="http://schemas.microsoft.com/office/word/2016/wordml/cid" xmlns:w16="http://schemas.microsoft.com/office/word/2018/wordml" xmlns:w16du="http://schemas.microsoft.com/office/word/2023/wordml/word16du" xmlns:w16sdtdh="http://schemas.microsoft.com/office/word/2020/wordml/sdtdatahash" xmlns:w16sdtfl="http://schemas.microsoft.com/office/word/2024/wordml/sdtformatlock" xmlns:w16se="http://schemas.microsoft.com/office/word/2015/wordml/symex" xmlns:wpg="http://schemas.microsoft.com/office/word/2010/wordprocessingGroup" xmlns:wpi="http://schemas.microsoft.com/office/word/2010/wordprocessingInk" xmlns:wne="http://schemas.microsoft.com/office/word/2006/wordml" xmlns:wps="http://schemas.microsoft.com/office/word/2010/wordprocessingShape" mc:Ignorable="w14 w15 w16se w16cid w16 w16cex w16sdtdh w16sdtfl w16du wp14">
   <w:body>
     <w:p>
       <w:pPr>
@@ -110,10 +110,9 @@
           <w:bCs/>
           <w:sz w:val="32"/>
           <w:szCs w:val="32"/>
-          <w:highlight w:val="red"/>
           <w:u w:val="single"/>
         </w:rPr>
-        <w:t>?????</w:t>
+        <w:t>31st August 2026</w:t>
       </w:r>
     </w:p>
     <w:p>
@@ -123,16 +122,14 @@
         <w:rPr>
           <w:b/>
           <w:bCs/>
-          <w:sz w:val="28"/>
-          <w:szCs w:val="32"/>
+          <w:szCs w:val="24"/>
         </w:rPr>
       </w:pPr>
       <w:r>
         <w:rPr>
           <w:b/>
           <w:bCs/>
-          <w:sz w:val="28"/>
-          <w:szCs w:val="32"/>
+          <w:szCs w:val="24"/>
         </w:rPr>
         <w:t>(ignore those which are already incorporated in your book’s version and date)</w:t>
       </w:r>
@@ -433,6 +430,14 @@
             </w:r>
             <w:r>
               <w:rPr>
+                <w:rFonts w:ascii="BRH Malayalam Extra" w:hAnsi="BRH Malayalam Extra" w:cs="BRH Devanagari Extra"/>
+                <w:color w:val="000000"/>
+                <w:szCs w:val="32"/>
+              </w:rPr>
+              <w:t>–</w:t>
+            </w:r>
+            <w:r>
+              <w:rPr>
                 <w:rFonts w:ascii="BRH Tamil Tab Extra" w:hAnsi="BRH Tamil Tab Extra" w:cs="Latha"/>
                 <w:b/>
                 <w:bCs/>
@@ -767,6 +772,14 @@
                 <w:lang w:bidi="ta-IN"/>
               </w:rPr>
               <w:t>மதி</w:t>
+            </w:r>
+            <w:r>
+              <w:rPr>
+                <w:rFonts w:ascii="BRH Malayalam Extra" w:hAnsi="BRH Malayalam Extra" w:cs="BRH Devanagari Extra"/>
+                <w:color w:val="000000"/>
+                <w:szCs w:val="32"/>
+              </w:rPr>
+              <w:t>–</w:t>
             </w:r>
             <w:r>
               <w:rPr>
@@ -1099,6 +1112,14 @@
             </w:r>
             <w:r>
               <w:rPr>
+                <w:rFonts w:ascii="BRH Malayalam Extra" w:hAnsi="BRH Malayalam Extra" w:cs="BRH Devanagari Extra"/>
+                <w:color w:val="000000"/>
+                <w:szCs w:val="32"/>
+              </w:rPr>
+              <w:t>–</w:t>
+            </w:r>
+            <w:r>
+              <w:rPr>
                 <w:rFonts w:ascii="BRH Tamil Tab Extra" w:hAnsi="BRH Tamil Tab Extra" w:cs="Latha"/>
                 <w:b/>
                 <w:bCs/>
@@ -1419,6 +1440,14 @@
                 <w:lang w:bidi="ta-IN"/>
               </w:rPr>
               <w:t>மதி</w:t>
+            </w:r>
+            <w:r>
+              <w:rPr>
+                <w:rFonts w:ascii="BRH Malayalam Extra" w:hAnsi="BRH Malayalam Extra" w:cs="BRH Devanagari Extra"/>
+                <w:color w:val="000000"/>
+                <w:szCs w:val="32"/>
+              </w:rPr>
+              <w:t>–</w:t>
             </w:r>
             <w:r>
               <w:rPr>
@@ -1769,6 +1798,14 @@
             </w:r>
             <w:r>
               <w:rPr>
+                <w:rFonts w:ascii="BRH Malayalam Extra" w:hAnsi="BRH Malayalam Extra" w:cs="BRH Devanagari Extra"/>
+                <w:color w:val="000000"/>
+                <w:szCs w:val="32"/>
+              </w:rPr>
+              <w:t>–</w:t>
+            </w:r>
+            <w:r>
+              <w:rPr>
                 <w:rFonts w:ascii="BRH Tamil Tab Extra" w:hAnsi="BRH Tamil Tab Extra" w:cs="Latha"/>
                 <w:b/>
                 <w:bCs/>
@@ -2107,6 +2144,14 @@
                 <w:lang w:bidi="ta-IN"/>
               </w:rPr>
               <w:t>மதி</w:t>
+            </w:r>
+            <w:r>
+              <w:rPr>
+                <w:rFonts w:ascii="BRH Malayalam Extra" w:hAnsi="BRH Malayalam Extra" w:cs="BRH Devanagari Extra"/>
+                <w:color w:val="000000"/>
+                <w:szCs w:val="32"/>
+              </w:rPr>
+              <w:t>–</w:t>
             </w:r>
             <w:r>
               <w:rPr>
@@ -2455,6 +2500,14 @@
             </w:r>
             <w:r>
               <w:rPr>
+                <w:rFonts w:ascii="BRH Malayalam Extra" w:hAnsi="BRH Malayalam Extra" w:cs="BRH Devanagari Extra"/>
+                <w:color w:val="000000"/>
+                <w:szCs w:val="32"/>
+              </w:rPr>
+              <w:t>–</w:t>
+            </w:r>
+            <w:r>
+              <w:rPr>
                 <w:rFonts w:ascii="BRH Tamil Tab Extra" w:hAnsi="BRH Tamil Tab Extra" w:cs="Latha"/>
                 <w:b/>
                 <w:bCs/>
@@ -2802,6 +2855,14 @@
                 <w:lang w:bidi="ta-IN"/>
               </w:rPr>
               <w:t>…</w:t>
+            </w:r>
+            <w:r>
+              <w:rPr>
+                <w:rFonts w:ascii="BRH Malayalam Extra" w:hAnsi="BRH Malayalam Extra" w:cs="BRH Devanagari Extra"/>
+                <w:color w:val="000000"/>
+                <w:szCs w:val="32"/>
+              </w:rPr>
+              <w:t>–</w:t>
             </w:r>
             <w:r>
               <w:rPr>
@@ -3140,6 +3201,14 @@
             </w:r>
             <w:r>
               <w:rPr>
+                <w:rFonts w:ascii="BRH Malayalam Extra" w:hAnsi="BRH Malayalam Extra" w:cs="BRH Devanagari Extra"/>
+                <w:color w:val="000000"/>
+                <w:szCs w:val="32"/>
+              </w:rPr>
+              <w:t>–</w:t>
+            </w:r>
+            <w:r>
+              <w:rPr>
                 <w:rFonts w:ascii="Latha" w:hAnsi="Latha" w:cs="Latha"/>
                 <w:szCs w:val="24"/>
                 <w:cs/>
@@ -3506,6 +3575,14 @@
             </w:r>
             <w:r>
               <w:rPr>
+                <w:rFonts w:ascii="BRH Malayalam Extra" w:hAnsi="BRH Malayalam Extra" w:cs="BRH Devanagari Extra"/>
+                <w:color w:val="000000"/>
+                <w:szCs w:val="32"/>
+              </w:rPr>
+              <w:t>–</w:t>
+            </w:r>
+            <w:r>
+              <w:rPr>
                 <w:rFonts w:ascii="BRH Tamil Tab Extra" w:hAnsi="BRH Tamil Tab Extra" w:cs="Latha"/>
                 <w:b/>
                 <w:bCs/>
@@ -3645,57 +3722,88 @@
               </w:rPr>
               <w:t xml:space="preserve">| </w:t>
             </w:r>
-          </w:p>
-        </w:tc>
-      </w:tr>
-      <w:tr>
-        <w:trPr>
-          <w:trHeight w:val="978"/>
-        </w:trPr>
-        <w:tc>
-          <w:tcPr>
-            <w:tcW w:w="7166" w:type="dxa"/>
-          </w:tcPr>
-          <w:p>
-            <w:pPr>
-              <w:autoSpaceDE w:val="0"/>
-              <w:autoSpaceDN w:val="0"/>
-              <w:adjustRightInd w:val="0"/>
-              <w:spacing w:before="0" w:line="240" w:lineRule="auto"/>
-              <w:rPr>
-                <w:rFonts w:ascii="Latha" w:hAnsi="Latha" w:cs="Latha"/>
-                <w:b/>
-                <w:bCs/>
-                <w:szCs w:val="24"/>
-                <w:cs/>
-                <w:lang w:bidi="ta-IN"/>
-              </w:rPr>
-            </w:pPr>
-          </w:p>
-        </w:tc>
-        <w:tc>
-          <w:tcPr>
-            <w:tcW w:w="7371" w:type="dxa"/>
-          </w:tcPr>
-          <w:p>
-            <w:pPr>
-              <w:autoSpaceDE w:val="0"/>
-              <w:autoSpaceDN w:val="0"/>
-              <w:adjustRightInd w:val="0"/>
-              <w:spacing w:before="0" w:line="240" w:lineRule="auto"/>
-              <w:rPr>
-                <w:rFonts w:ascii="Latha" w:hAnsi="Latha" w:cs="Latha"/>
-                <w:b/>
-                <w:bCs/>
-                <w:szCs w:val="24"/>
-                <w:cs/>
-                <w:lang w:bidi="ta-IN"/>
-              </w:rPr>
-            </w:pPr>
           </w:p>
         </w:tc>
       </w:tr>
     </w:tbl>
+    <w:p>
+      <w:pPr>
+        <w:spacing w:before="0" w:line="240" w:lineRule="auto"/>
+        <w:jc w:val="center"/>
+        <w:rPr>
+          <w:b/>
+          <w:bCs/>
+          <w:sz w:val="32"/>
+          <w:szCs w:val="32"/>
+          <w:u w:val="single"/>
+        </w:rPr>
+      </w:pPr>
+    </w:p>
+    <w:p>
+      <w:pPr>
+        <w:spacing w:before="0" w:line="240" w:lineRule="auto"/>
+        <w:jc w:val="center"/>
+        <w:rPr>
+          <w:b/>
+          <w:bCs/>
+          <w:sz w:val="32"/>
+          <w:szCs w:val="32"/>
+          <w:u w:val="single"/>
+        </w:rPr>
+      </w:pPr>
+    </w:p>
+    <w:p>
+      <w:pPr>
+        <w:spacing w:before="0" w:line="240" w:lineRule="auto"/>
+        <w:jc w:val="center"/>
+        <w:rPr>
+          <w:b/>
+          <w:bCs/>
+          <w:sz w:val="32"/>
+          <w:szCs w:val="32"/>
+          <w:u w:val="single"/>
+        </w:rPr>
+      </w:pPr>
+    </w:p>
+    <w:p>
+      <w:pPr>
+        <w:spacing w:before="0" w:line="240" w:lineRule="auto"/>
+        <w:jc w:val="center"/>
+        <w:rPr>
+          <w:b/>
+          <w:bCs/>
+          <w:sz w:val="32"/>
+          <w:szCs w:val="32"/>
+          <w:u w:val="single"/>
+        </w:rPr>
+      </w:pPr>
+    </w:p>
+    <w:p>
+      <w:pPr>
+        <w:spacing w:before="0" w:line="240" w:lineRule="auto"/>
+        <w:jc w:val="center"/>
+        <w:rPr>
+          <w:b/>
+          <w:bCs/>
+          <w:sz w:val="32"/>
+          <w:szCs w:val="32"/>
+          <w:u w:val="single"/>
+        </w:rPr>
+      </w:pPr>
+    </w:p>
+    <w:p>
+      <w:pPr>
+        <w:spacing w:before="0" w:line="240" w:lineRule="auto"/>
+        <w:jc w:val="center"/>
+        <w:rPr>
+          <w:b/>
+          <w:bCs/>
+          <w:sz w:val="32"/>
+          <w:szCs w:val="32"/>
+          <w:u w:val="single"/>
+        </w:rPr>
+      </w:pPr>
+    </w:p>
     <w:p>
       <w:pPr>
         <w:spacing w:before="0" w:line="240" w:lineRule="auto"/>
@@ -3755,6 +3863,7 @@
           <w:szCs w:val="32"/>
           <w:u w:val="single"/>
         </w:rPr>
+        <w:lastRenderedPageBreak/>
         <w:t xml:space="preserve">TS </w:t>
       </w:r>
       <w:r>
@@ -4044,7 +4153,6 @@
                 <w:cs/>
                 <w:lang w:bidi="ta-IN"/>
               </w:rPr>
-              <w:lastRenderedPageBreak/>
               <w:t>15</w:t>
             </w:r>
             <w:r>
@@ -7818,6 +7926,7 @@
                 <w:cs/>
                 <w:lang w:bidi="ta-IN"/>
               </w:rPr>
+              <w:lastRenderedPageBreak/>
               <w:t>த்</w:t>
             </w:r>
             <w:r>
@@ -8249,6 +8358,7 @@
                 <w:cs/>
                 <w:lang w:bidi="ta-IN"/>
               </w:rPr>
+              <w:lastRenderedPageBreak/>
               <w:t>1</w:t>
             </w:r>
             <w:r>
@@ -8512,6 +8622,7 @@
                 <w:cs/>
                 <w:lang w:bidi="ta-IN"/>
               </w:rPr>
+              <w:lastRenderedPageBreak/>
               <w:t>த்</w:t>
             </w:r>
             <w:r>
@@ -31547,6 +31658,7 @@
           <w:szCs w:val="32"/>
           <w:u w:val="single"/>
         </w:rPr>
+        <w:lastRenderedPageBreak/>
         <w:t xml:space="preserve">TS </w:t>
       </w:r>
       <w:r>
@@ -31668,7 +31780,6 @@
           <w:sz w:val="28"/>
           <w:szCs w:val="32"/>
         </w:rPr>
-        <w:lastRenderedPageBreak/>
         <w:t>(ignore those which are already incorporated in your book’s version and date)</w:t>
       </w:r>
     </w:p>
@@ -31966,7 +32077,7 @@
 </file>
 
 <file path=word/endnotes.xml><?xml version="1.0" encoding="utf-8"?>
-<w:endnotes xmlns:wpc="http://schemas.microsoft.com/office/word/2010/wordprocessingCanvas" xmlns:cx="http://schemas.microsoft.com/office/drawing/2014/chartex" xmlns:cx1="http://schemas.microsoft.com/office/drawing/2015/9/8/chartex" xmlns:cx2="http://schemas.microsoft.com/office/drawing/2015/10/21/chartex" xmlns:cx3="http://schemas.microsoft.com/office/drawing/2016/5/9/chartex" xmlns:cx4="http://schemas.microsoft.com/office/drawing/2016/5/10/chartex" xmlns:cx5="http://schemas.microsoft.com/office/drawing/2016/5/11/chartex" xmlns:cx6="http://schemas.microsoft.com/office/drawing/2016/5/12/chartex" xmlns:cx7="http://schemas.microsoft.com/office/drawing/2016/5/13/chartex" xmlns:cx8="http://schemas.microsoft.com/office/drawing/2016/5/14/chartex" xmlns:mc="http://schemas.openxmlformats.org/markup-compatibility/2006" xmlns:aink="http://schemas.microsoft.com/office/drawing/2016/ink" xmlns:am3d="http://schemas.microsoft.com/office/drawing/2017/model3d" xmlns:o="urn:schemas-microsoft-com:office:office" xmlns:oel="http://schemas.microsoft.com/office/2019/extlst" xmlns:r="http://schemas.openxmlformats.org/officeDocument/2006/relationships" xmlns:m="http://schemas.openxmlformats.org/officeDocument/2006/math" xmlns:v="urn:schemas-microsoft-com:vml" xmlns:wp14="http://schemas.microsoft.com/office/word/2010/wordprocessingDrawing" xmlns:wp="http://schemas.openxmlformats.org/drawingml/2006/wordprocessingDrawing" xmlns:w10="urn:schemas-microsoft-com:office:word" xmlns:w="http://schemas.openxmlformats.org/wordprocessingml/2006/main" xmlns:w14="http://schemas.microsoft.com/office/word/2010/wordml" xmlns:w15="http://schemas.microsoft.com/office/word/2012/wordml" xmlns:w16cei="http://schemas.microsoft.com/office/word/2026/wordml/cei" xmlns:w16cex="http://schemas.microsoft.com/office/word/2018/wordml/cex" xmlns:w16cid="http://schemas.microsoft.com/office/word/2016/wordml/cid" xmlns:w16="http://schemas.microsoft.com/office/word/2018/wordml" xmlns:w16du="http://schemas.microsoft.com/office/word/2023/wordml/word16du" xmlns:w16sdtdh="http://schemas.microsoft.com/office/word/2020/wordml/sdtdatahash" xmlns:w16sdtfl="http://schemas.microsoft.com/office/word/2024/wordml/sdtformatlock" xmlns:w16se="http://schemas.microsoft.com/office/word/2015/wordml/symex" xmlns:wpg="http://schemas.microsoft.com/office/word/2010/wordprocessingGroup" xmlns:wpi="http://schemas.microsoft.com/office/word/2010/wordprocessingInk" xmlns:wne="http://schemas.microsoft.com/office/word/2006/wordml" xmlns:wps="http://schemas.microsoft.com/office/word/2010/wordprocessingShape" mc:Ignorable="w14 w15 w16se w16cid w16 w16cex w16sdtdh w16sdtfl w16du wp14">
+<w:endnotes xmlns:wpc="http://schemas.microsoft.com/office/word/2010/wordprocessingCanvas" xmlns:cx="http://schemas.microsoft.com/office/drawing/2014/chartex" xmlns:cx1="http://schemas.microsoft.com/office/drawing/2015/9/8/chartex" xmlns:cx2="http://schemas.microsoft.com/office/drawing/2015/10/21/chartex" xmlns:cx3="http://schemas.microsoft.com/office/drawing/2016/5/9/chartex" xmlns:cx4="http://schemas.microsoft.com/office/drawing/2016/5/10/chartex" xmlns:cx5="http://schemas.microsoft.com/office/drawing/2016/5/11/chartex" xmlns:cx6="http://schemas.microsoft.com/office/drawing/2016/5/12/chartex" xmlns:cx7="http://schemas.microsoft.com/office/drawing/2016/5/13/chartex" xmlns:cx8="http://schemas.microsoft.com/office/drawing/2016/5/14/chartex" xmlns:mc="http://schemas.openxmlformats.org/markup-compatibility/2006" xmlns:aink="http://schemas.microsoft.com/office/drawing/2016/ink" xmlns:am3d="http://schemas.microsoft.com/office/drawing/2017/model3d" xmlns:o="urn:schemas-microsoft-com:office:office" xmlns:oel="http://schemas.microsoft.com/office/2019/extlst" xmlns:r="http://schemas.openxmlformats.org/officeDocument/2006/relationships" xmlns:m="http://schemas.openxmlformats.org/officeDocument/2006/math" xmlns:v="urn:schemas-microsoft-com:vml" xmlns:wp14="http://schemas.microsoft.com/office/word/2010/wordprocessingDrawing" xmlns:wp="http://schemas.openxmlformats.org/drawingml/2006/wordprocessingDrawing" xmlns:w10="urn:schemas-microsoft-com:office:word" xmlns:w="http://schemas.openxmlformats.org/wordprocessingml/2006/main" xmlns:w14="http://schemas.microsoft.com/office/word/2010/wordml" xmlns:w15="http://schemas.microsoft.com/office/word/2012/wordml" xmlns:w16cex="http://schemas.microsoft.com/office/word/2018/wordml/cex" xmlns:w16cid="http://schemas.microsoft.com/office/word/2016/wordml/cid" xmlns:w16="http://schemas.microsoft.com/office/word/2018/wordml" xmlns:w16du="http://schemas.microsoft.com/office/word/2023/wordml/word16du" xmlns:w16sdtdh="http://schemas.microsoft.com/office/word/2020/wordml/sdtdatahash" xmlns:w16sdtfl="http://schemas.microsoft.com/office/word/2024/wordml/sdtformatlock" xmlns:w16se="http://schemas.microsoft.com/office/word/2015/wordml/symex" xmlns:wpg="http://schemas.microsoft.com/office/word/2010/wordprocessingGroup" xmlns:wpi="http://schemas.microsoft.com/office/word/2010/wordprocessingInk" xmlns:wne="http://schemas.microsoft.com/office/word/2006/wordml" xmlns:wps="http://schemas.microsoft.com/office/word/2010/wordprocessingShape" mc:Ignorable="w14 w15 w16se w16cid w16 w16cex w16sdtdh w16sdtfl w16du wp14">
   <w:endnote w:type="separator" w:id="-1">
     <w:p>
       <w:pPr>
@@ -31991,7 +32102,7 @@
 </file>
 
 <file path=word/footer1.xml><?xml version="1.0" encoding="utf-8"?>
-<w:ftr xmlns:wpc="http://schemas.microsoft.com/office/word/2010/wordprocessingCanvas" xmlns:cx="http://schemas.microsoft.com/office/drawing/2014/chartex" xmlns:cx1="http://schemas.microsoft.com/office/drawing/2015/9/8/chartex" xmlns:cx2="http://schemas.microsoft.com/office/drawing/2015/10/21/chartex" xmlns:cx3="http://schemas.microsoft.com/office/drawing/2016/5/9/chartex" xmlns:cx4="http://schemas.microsoft.com/office/drawing/2016/5/10/chartex" xmlns:cx5="http://schemas.microsoft.com/office/drawing/2016/5/11/chartex" xmlns:cx6="http://schemas.microsoft.com/office/drawing/2016/5/12/chartex" xmlns:cx7="http://schemas.microsoft.com/office/drawing/2016/5/13/chartex" xmlns:cx8="http://schemas.microsoft.com/office/drawing/2016/5/14/chartex" xmlns:mc="http://schemas.openxmlformats.org/markup-compatibility/2006" xmlns:aink="http://schemas.microsoft.com/office/drawing/2016/ink" xmlns:am3d="http://schemas.microsoft.com/office/drawing/2017/model3d" xmlns:o="urn:schemas-microsoft-com:office:office" xmlns:oel="http://schemas.microsoft.com/office/2019/extlst" xmlns:r="http://schemas.openxmlformats.org/officeDocument/2006/relationships" xmlns:m="http://schemas.openxmlformats.org/officeDocument/2006/math" xmlns:v="urn:schemas-microsoft-com:vml" xmlns:wp14="http://schemas.microsoft.com/office/word/2010/wordprocessingDrawing" xmlns:wp="http://schemas.openxmlformats.org/drawingml/2006/wordprocessingDrawing" xmlns:w10="urn:schemas-microsoft-com:office:word" xmlns:w="http://schemas.openxmlformats.org/wordprocessingml/2006/main" xmlns:w14="http://schemas.microsoft.com/office/word/2010/wordml" xmlns:w15="http://schemas.microsoft.com/office/word/2012/wordml" xmlns:w16cei="http://schemas.microsoft.com/office/word/2026/wordml/cei" xmlns:w16cex="http://schemas.microsoft.com/office/word/2018/wordml/cex" xmlns:w16cid="http://schemas.microsoft.com/office/word/2016/wordml/cid" xmlns:w16="http://schemas.microsoft.com/office/word/2018/wordml" xmlns:w16du="http://schemas.microsoft.com/office/word/2023/wordml/word16du" xmlns:w16sdtdh="http://schemas.microsoft.com/office/word/2020/wordml/sdtdatahash" xmlns:w16sdtfl="http://schemas.microsoft.com/office/word/2024/wordml/sdtformatlock" xmlns:w16se="http://schemas.microsoft.com/office/word/2015/wordml/symex" xmlns:wpg="http://schemas.microsoft.com/office/word/2010/wordprocessingGroup" xmlns:wpi="http://schemas.microsoft.com/office/word/2010/wordprocessingInk" xmlns:wne="http://schemas.microsoft.com/office/word/2006/wordml" xmlns:wps="http://schemas.microsoft.com/office/word/2010/wordprocessingShape" mc:Ignorable="w14 w15 w16se w16cid w16 w16cex w16sdtdh w16sdtfl w16du wp14">
+<w:ftr xmlns:wpc="http://schemas.microsoft.com/office/word/2010/wordprocessingCanvas" xmlns:cx="http://schemas.microsoft.com/office/drawing/2014/chartex" xmlns:cx1="http://schemas.microsoft.com/office/drawing/2015/9/8/chartex" xmlns:cx2="http://schemas.microsoft.com/office/drawing/2015/10/21/chartex" xmlns:cx3="http://schemas.microsoft.com/office/drawing/2016/5/9/chartex" xmlns:cx4="http://schemas.microsoft.com/office/drawing/2016/5/10/chartex" xmlns:cx5="http://schemas.microsoft.com/office/drawing/2016/5/11/chartex" xmlns:cx6="http://schemas.microsoft.com/office/drawing/2016/5/12/chartex" xmlns:cx7="http://schemas.microsoft.com/office/drawing/2016/5/13/chartex" xmlns:cx8="http://schemas.microsoft.com/office/drawing/2016/5/14/chartex" xmlns:mc="http://schemas.openxmlformats.org/markup-compatibility/2006" xmlns:aink="http://schemas.microsoft.com/office/drawing/2016/ink" xmlns:am3d="http://schemas.microsoft.com/office/drawing/2017/model3d" xmlns:o="urn:schemas-microsoft-com:office:office" xmlns:oel="http://schemas.microsoft.com/office/2019/extlst" xmlns:r="http://schemas.openxmlformats.org/officeDocument/2006/relationships" xmlns:m="http://schemas.openxmlformats.org/officeDocument/2006/math" xmlns:v="urn:schemas-microsoft-com:vml" xmlns:wp14="http://schemas.microsoft.com/office/word/2010/wordprocessingDrawing" xmlns:wp="http://schemas.openxmlformats.org/drawingml/2006/wordprocessingDrawing" xmlns:w10="urn:schemas-microsoft-com:office:word" xmlns:w="http://schemas.openxmlformats.org/wordprocessingml/2006/main" xmlns:w14="http://schemas.microsoft.com/office/word/2010/wordml" xmlns:w15="http://schemas.microsoft.com/office/word/2012/wordml" xmlns:w16cex="http://schemas.microsoft.com/office/word/2018/wordml/cex" xmlns:w16cid="http://schemas.microsoft.com/office/word/2016/wordml/cid" xmlns:w16="http://schemas.microsoft.com/office/word/2018/wordml" xmlns:w16du="http://schemas.microsoft.com/office/word/2023/wordml/word16du" xmlns:w16sdtdh="http://schemas.microsoft.com/office/word/2020/wordml/sdtdatahash" xmlns:w16sdtfl="http://schemas.microsoft.com/office/word/2024/wordml/sdtformatlock" xmlns:w16se="http://schemas.microsoft.com/office/word/2015/wordml/symex" xmlns:wpg="http://schemas.microsoft.com/office/word/2010/wordprocessingGroup" xmlns:wpi="http://schemas.microsoft.com/office/word/2010/wordprocessingInk" xmlns:wne="http://schemas.microsoft.com/office/word/2006/wordml" xmlns:wps="http://schemas.microsoft.com/office/word/2010/wordprocessingShape" mc:Ignorable="w14 w15 w16se w16cid w16 w16cex w16sdtdh w16sdtfl w16du wp14">
   <w:p>
     <w:pPr>
       <w:pBdr>
@@ -32173,7 +32284,7 @@
 </file>
 
 <file path=word/footer2.xml><?xml version="1.0" encoding="utf-8"?>
-<w:ftr xmlns:wpc="http://schemas.microsoft.com/office/word/2010/wordprocessingCanvas" xmlns:cx="http://schemas.microsoft.com/office/drawing/2014/chartex" xmlns:cx1="http://schemas.microsoft.com/office/drawing/2015/9/8/chartex" xmlns:cx2="http://schemas.microsoft.com/office/drawing/2015/10/21/chartex" xmlns:cx3="http://schemas.microsoft.com/office/drawing/2016/5/9/chartex" xmlns:cx4="http://schemas.microsoft.com/office/drawing/2016/5/10/chartex" xmlns:cx5="http://schemas.microsoft.com/office/drawing/2016/5/11/chartex" xmlns:cx6="http://schemas.microsoft.com/office/drawing/2016/5/12/chartex" xmlns:cx7="http://schemas.microsoft.com/office/drawing/2016/5/13/chartex" xmlns:cx8="http://schemas.microsoft.com/office/drawing/2016/5/14/chartex" xmlns:mc="http://schemas.openxmlformats.org/markup-compatibility/2006" xmlns:aink="http://schemas.microsoft.com/office/drawing/2016/ink" xmlns:am3d="http://schemas.microsoft.com/office/drawing/2017/model3d" xmlns:o="urn:schemas-microsoft-com:office:office" xmlns:oel="http://schemas.microsoft.com/office/2019/extlst" xmlns:r="http://schemas.openxmlformats.org/officeDocument/2006/relationships" xmlns:m="http://schemas.openxmlformats.org/officeDocument/2006/math" xmlns:v="urn:schemas-microsoft-com:vml" xmlns:wp14="http://schemas.microsoft.com/office/word/2010/wordprocessingDrawing" xmlns:wp="http://schemas.openxmlformats.org/drawingml/2006/wordprocessingDrawing" xmlns:w10="urn:schemas-microsoft-com:office:word" xmlns:w="http://schemas.openxmlformats.org/wordprocessingml/2006/main" xmlns:w14="http://schemas.microsoft.com/office/word/2010/wordml" xmlns:w15="http://schemas.microsoft.com/office/word/2012/wordml" xmlns:w16cei="http://schemas.microsoft.com/office/word/2026/wordml/cei" xmlns:w16cex="http://schemas.microsoft.com/office/word/2018/wordml/cex" xmlns:w16cid="http://schemas.microsoft.com/office/word/2016/wordml/cid" xmlns:w16="http://schemas.microsoft.com/office/word/2018/wordml" xmlns:w16du="http://schemas.microsoft.com/office/word/2023/wordml/word16du" xmlns:w16sdtdh="http://schemas.microsoft.com/office/word/2020/wordml/sdtdatahash" xmlns:w16sdtfl="http://schemas.microsoft.com/office/word/2024/wordml/sdtformatlock" xmlns:w16se="http://schemas.microsoft.com/office/word/2015/wordml/symex" xmlns:wpg="http://schemas.microsoft.com/office/word/2010/wordprocessingGroup" xmlns:wpi="http://schemas.microsoft.com/office/word/2010/wordprocessingInk" xmlns:wne="http://schemas.microsoft.com/office/word/2006/wordml" xmlns:wps="http://schemas.microsoft.com/office/word/2010/wordprocessingShape" mc:Ignorable="w14 w15 w16se w16cid w16 w16cex w16sdtdh w16sdtfl w16du wp14">
+<w:ftr xmlns:wpc="http://schemas.microsoft.com/office/word/2010/wordprocessingCanvas" xmlns:cx="http://schemas.microsoft.com/office/drawing/2014/chartex" xmlns:cx1="http://schemas.microsoft.com/office/drawing/2015/9/8/chartex" xmlns:cx2="http://schemas.microsoft.com/office/drawing/2015/10/21/chartex" xmlns:cx3="http://schemas.microsoft.com/office/drawing/2016/5/9/chartex" xmlns:cx4="http://schemas.microsoft.com/office/drawing/2016/5/10/chartex" xmlns:cx5="http://schemas.microsoft.com/office/drawing/2016/5/11/chartex" xmlns:cx6="http://schemas.microsoft.com/office/drawing/2016/5/12/chartex" xmlns:cx7="http://schemas.microsoft.com/office/drawing/2016/5/13/chartex" xmlns:cx8="http://schemas.microsoft.com/office/drawing/2016/5/14/chartex" xmlns:mc="http://schemas.openxmlformats.org/markup-compatibility/2006" xmlns:aink="http://schemas.microsoft.com/office/drawing/2016/ink" xmlns:am3d="http://schemas.microsoft.com/office/drawing/2017/model3d" xmlns:o="urn:schemas-microsoft-com:office:office" xmlns:oel="http://schemas.microsoft.com/office/2019/extlst" xmlns:r="http://schemas.openxmlformats.org/officeDocument/2006/relationships" xmlns:m="http://schemas.openxmlformats.org/officeDocument/2006/math" xmlns:v="urn:schemas-microsoft-com:vml" xmlns:wp14="http://schemas.microsoft.com/office/word/2010/wordprocessingDrawing" xmlns:wp="http://schemas.openxmlformats.org/drawingml/2006/wordprocessingDrawing" xmlns:w10="urn:schemas-microsoft-com:office:word" xmlns:w="http://schemas.openxmlformats.org/wordprocessingml/2006/main" xmlns:w14="http://schemas.microsoft.com/office/word/2010/wordml" xmlns:w15="http://schemas.microsoft.com/office/word/2012/wordml" xmlns:w16cex="http://schemas.microsoft.com/office/word/2018/wordml/cex" xmlns:w16cid="http://schemas.microsoft.com/office/word/2016/wordml/cid" xmlns:w16="http://schemas.microsoft.com/office/word/2018/wordml" xmlns:w16du="http://schemas.microsoft.com/office/word/2023/wordml/word16du" xmlns:w16sdtdh="http://schemas.microsoft.com/office/word/2020/wordml/sdtdatahash" xmlns:w16sdtfl="http://schemas.microsoft.com/office/word/2024/wordml/sdtformatlock" xmlns:w16se="http://schemas.microsoft.com/office/word/2015/wordml/symex" xmlns:wpg="http://schemas.microsoft.com/office/word/2010/wordprocessingGroup" xmlns:wpi="http://schemas.microsoft.com/office/word/2010/wordprocessingInk" xmlns:wne="http://schemas.microsoft.com/office/word/2006/wordml" xmlns:wps="http://schemas.microsoft.com/office/word/2010/wordprocessingShape" mc:Ignorable="w14 w15 w16se w16cid w16 w16cex w16sdtdh w16sdtfl w16du wp14">
   <w:p>
     <w:pPr>
       <w:pBdr>
@@ -32393,7 +32504,7 @@
 </file>
 
 <file path=word/footnotes.xml><?xml version="1.0" encoding="utf-8"?>
-<w:footnotes xmlns:wpc="http://schemas.microsoft.com/office/word/2010/wordprocessingCanvas" xmlns:cx="http://schemas.microsoft.com/office/drawing/2014/chartex" xmlns:cx1="http://schemas.microsoft.com/office/drawing/2015/9/8/chartex" xmlns:cx2="http://schemas.microsoft.com/office/drawing/2015/10/21/chartex" xmlns:cx3="http://schemas.microsoft.com/office/drawing/2016/5/9/chartex" xmlns:cx4="http://schemas.microsoft.com/office/drawing/2016/5/10/chartex" xmlns:cx5="http://schemas.microsoft.com/office/drawing/2016/5/11/chartex" xmlns:cx6="http://schemas.microsoft.com/office/drawing/2016/5/12/chartex" xmlns:cx7="http://schemas.microsoft.com/office/drawing/2016/5/13/chartex" xmlns:cx8="http://schemas.microsoft.com/office/drawing/2016/5/14/chartex" xmlns:mc="http://schemas.openxmlformats.org/markup-compatibility/2006" xmlns:aink="http://schemas.microsoft.com/office/drawing/2016/ink" xmlns:am3d="http://schemas.microsoft.com/office/drawing/2017/model3d" xmlns:o="urn:schemas-microsoft-com:office:office" xmlns:oel="http://schemas.microsoft.com/office/2019/extlst" xmlns:r="http://schemas.openxmlformats.org/officeDocument/2006/relationships" xmlns:m="http://schemas.openxmlformats.org/officeDocument/2006/math" xmlns:v="urn:schemas-microsoft-com:vml" xmlns:wp14="http://schemas.microsoft.com/office/word/2010/wordprocessingDrawing" xmlns:wp="http://schemas.openxmlformats.org/drawingml/2006/wordprocessingDrawing" xmlns:w10="urn:schemas-microsoft-com:office:word" xmlns:w="http://schemas.openxmlformats.org/wordprocessingml/2006/main" xmlns:w14="http://schemas.microsoft.com/office/word/2010/wordml" xmlns:w15="http://schemas.microsoft.com/office/word/2012/wordml" xmlns:w16cei="http://schemas.microsoft.com/office/word/2026/wordml/cei" xmlns:w16cex="http://schemas.microsoft.com/office/word/2018/wordml/cex" xmlns:w16cid="http://schemas.microsoft.com/office/word/2016/wordml/cid" xmlns:w16="http://schemas.microsoft.com/office/word/2018/wordml" xmlns:w16du="http://schemas.microsoft.com/office/word/2023/wordml/word16du" xmlns:w16sdtdh="http://schemas.microsoft.com/office/word/2020/wordml/sdtdatahash" xmlns:w16sdtfl="http://schemas.microsoft.com/office/word/2024/wordml/sdtformatlock" xmlns:w16se="http://schemas.microsoft.com/office/word/2015/wordml/symex" xmlns:wpg="http://schemas.microsoft.com/office/word/2010/wordprocessingGroup" xmlns:wpi="http://schemas.microsoft.com/office/word/2010/wordprocessingInk" xmlns:wne="http://schemas.microsoft.com/office/word/2006/wordml" xmlns:wps="http://schemas.microsoft.com/office/word/2010/wordprocessingShape" mc:Ignorable="w14 w15 w16se w16cid w16 w16cex w16sdtdh w16sdtfl w16du wp14">
+<w:footnotes xmlns:wpc="http://schemas.microsoft.com/office/word/2010/wordprocessingCanvas" xmlns:cx="http://schemas.microsoft.com/office/drawing/2014/chartex" xmlns:cx1="http://schemas.microsoft.com/office/drawing/2015/9/8/chartex" xmlns:cx2="http://schemas.microsoft.com/office/drawing/2015/10/21/chartex" xmlns:cx3="http://schemas.microsoft.com/office/drawing/2016/5/9/chartex" xmlns:cx4="http://schemas.microsoft.com/office/drawing/2016/5/10/chartex" xmlns:cx5="http://schemas.microsoft.com/office/drawing/2016/5/11/chartex" xmlns:cx6="http://schemas.microsoft.com/office/drawing/2016/5/12/chartex" xmlns:cx7="http://schemas.microsoft.com/office/drawing/2016/5/13/chartex" xmlns:cx8="http://schemas.microsoft.com/office/drawing/2016/5/14/chartex" xmlns:mc="http://schemas.openxmlformats.org/markup-compatibility/2006" xmlns:aink="http://schemas.microsoft.com/office/drawing/2016/ink" xmlns:am3d="http://schemas.microsoft.com/office/drawing/2017/model3d" xmlns:o="urn:schemas-microsoft-com:office:office" xmlns:oel="http://schemas.microsoft.com/office/2019/extlst" xmlns:r="http://schemas.openxmlformats.org/officeDocument/2006/relationships" xmlns:m="http://schemas.openxmlformats.org/officeDocument/2006/math" xmlns:v="urn:schemas-microsoft-com:vml" xmlns:wp14="http://schemas.microsoft.com/office/word/2010/wordprocessingDrawing" xmlns:wp="http://schemas.openxmlformats.org/drawingml/2006/wordprocessingDrawing" xmlns:w10="urn:schemas-microsoft-com:office:word" xmlns:w="http://schemas.openxmlformats.org/wordprocessingml/2006/main" xmlns:w14="http://schemas.microsoft.com/office/word/2010/wordml" xmlns:w15="http://schemas.microsoft.com/office/word/2012/wordml" xmlns:w16cex="http://schemas.microsoft.com/office/word/2018/wordml/cex" xmlns:w16cid="http://schemas.microsoft.com/office/word/2016/wordml/cid" xmlns:w16="http://schemas.microsoft.com/office/word/2018/wordml" xmlns:w16du="http://schemas.microsoft.com/office/word/2023/wordml/word16du" xmlns:w16sdtdh="http://schemas.microsoft.com/office/word/2020/wordml/sdtdatahash" xmlns:w16sdtfl="http://schemas.microsoft.com/office/word/2024/wordml/sdtformatlock" xmlns:w16se="http://schemas.microsoft.com/office/word/2015/wordml/symex" xmlns:wpg="http://schemas.microsoft.com/office/word/2010/wordprocessingGroup" xmlns:wpi="http://schemas.microsoft.com/office/word/2010/wordprocessingInk" xmlns:wne="http://schemas.microsoft.com/office/word/2006/wordml" xmlns:wps="http://schemas.microsoft.com/office/word/2010/wordprocessingShape" mc:Ignorable="w14 w15 w16se w16cid w16 w16cex w16sdtdh w16sdtfl w16du wp14">
   <w:footnote w:type="separator" w:id="-1">
     <w:p>
       <w:pPr>
@@ -32418,7 +32529,7 @@
 </file>
 
 <file path=word/header1.xml><?xml version="1.0" encoding="utf-8"?>
-<w:hdr xmlns:wpc="http://schemas.microsoft.com/office/word/2010/wordprocessingCanvas" xmlns:cx="http://schemas.microsoft.com/office/drawing/2014/chartex" xmlns:cx1="http://schemas.microsoft.com/office/drawing/2015/9/8/chartex" xmlns:cx2="http://schemas.microsoft.com/office/drawing/2015/10/21/chartex" xmlns:cx3="http://schemas.microsoft.com/office/drawing/2016/5/9/chartex" xmlns:cx4="http://schemas.microsoft.com/office/drawing/2016/5/10/chartex" xmlns:cx5="http://schemas.microsoft.com/office/drawing/2016/5/11/chartex" xmlns:cx6="http://schemas.microsoft.com/office/drawing/2016/5/12/chartex" xmlns:cx7="http://schemas.microsoft.com/office/drawing/2016/5/13/chartex" xmlns:cx8="http://schemas.microsoft.com/office/drawing/2016/5/14/chartex" xmlns:mc="http://schemas.openxmlformats.org/markup-compatibility/2006" xmlns:aink="http://schemas.microsoft.com/office/drawing/2016/ink" xmlns:am3d="http://schemas.microsoft.com/office/drawing/2017/model3d" xmlns:o="urn:schemas-microsoft-com:office:office" xmlns:oel="http://schemas.microsoft.com/office/2019/extlst" xmlns:r="http://schemas.openxmlformats.org/officeDocument/2006/relationships" xmlns:m="http://schemas.openxmlformats.org/officeDocument/2006/math" xmlns:v="urn:schemas-microsoft-com:vml" xmlns:wp14="http://schemas.microsoft.com/office/word/2010/wordprocessingDrawing" xmlns:wp="http://schemas.openxmlformats.org/drawingml/2006/wordprocessingDrawing" xmlns:w10="urn:schemas-microsoft-com:office:word" xmlns:w="http://schemas.openxmlformats.org/wordprocessingml/2006/main" xmlns:w14="http://schemas.microsoft.com/office/word/2010/wordml" xmlns:w15="http://schemas.microsoft.com/office/word/2012/wordml" xmlns:w16cei="http://schemas.microsoft.com/office/word/2026/wordml/cei" xmlns:w16cex="http://schemas.microsoft.com/office/word/2018/wordml/cex" xmlns:w16cid="http://schemas.microsoft.com/office/word/2016/wordml/cid" xmlns:w16="http://schemas.microsoft.com/office/word/2018/wordml" xmlns:w16du="http://schemas.microsoft.com/office/word/2023/wordml/word16du" xmlns:w16sdtdh="http://schemas.microsoft.com/office/word/2020/wordml/sdtdatahash" xmlns:w16sdtfl="http://schemas.microsoft.com/office/word/2024/wordml/sdtformatlock" xmlns:w16se="http://schemas.microsoft.com/office/word/2015/wordml/symex" xmlns:wpg="http://schemas.microsoft.com/office/word/2010/wordprocessingGroup" xmlns:wpi="http://schemas.microsoft.com/office/word/2010/wordprocessingInk" xmlns:wne="http://schemas.microsoft.com/office/word/2006/wordml" xmlns:wps="http://schemas.microsoft.com/office/word/2010/wordprocessingShape" mc:Ignorable="w14 w15 w16se w16cid w16 w16cex w16sdtdh w16sdtfl w16du wp14">
+<w:hdr xmlns:wpc="http://schemas.microsoft.com/office/word/2010/wordprocessingCanvas" xmlns:cx="http://schemas.microsoft.com/office/drawing/2014/chartex" xmlns:cx1="http://schemas.microsoft.com/office/drawing/2015/9/8/chartex" xmlns:cx2="http://schemas.microsoft.com/office/drawing/2015/10/21/chartex" xmlns:cx3="http://schemas.microsoft.com/office/drawing/2016/5/9/chartex" xmlns:cx4="http://schemas.microsoft.com/office/drawing/2016/5/10/chartex" xmlns:cx5="http://schemas.microsoft.com/office/drawing/2016/5/11/chartex" xmlns:cx6="http://schemas.microsoft.com/office/drawing/2016/5/12/chartex" xmlns:cx7="http://schemas.microsoft.com/office/drawing/2016/5/13/chartex" xmlns:cx8="http://schemas.microsoft.com/office/drawing/2016/5/14/chartex" xmlns:mc="http://schemas.openxmlformats.org/markup-compatibility/2006" xmlns:aink="http://schemas.microsoft.com/office/drawing/2016/ink" xmlns:am3d="http://schemas.microsoft.com/office/drawing/2017/model3d" xmlns:o="urn:schemas-microsoft-com:office:office" xmlns:oel="http://schemas.microsoft.com/office/2019/extlst" xmlns:r="http://schemas.openxmlformats.org/officeDocument/2006/relationships" xmlns:m="http://schemas.openxmlformats.org/officeDocument/2006/math" xmlns:v="urn:schemas-microsoft-com:vml" xmlns:wp14="http://schemas.microsoft.com/office/word/2010/wordprocessingDrawing" xmlns:wp="http://schemas.openxmlformats.org/drawingml/2006/wordprocessingDrawing" xmlns:w10="urn:schemas-microsoft-com:office:word" xmlns:w="http://schemas.openxmlformats.org/wordprocessingml/2006/main" xmlns:w14="http://schemas.microsoft.com/office/word/2010/wordml" xmlns:w15="http://schemas.microsoft.com/office/word/2012/wordml" xmlns:w16cex="http://schemas.microsoft.com/office/word/2018/wordml/cex" xmlns:w16cid="http://schemas.microsoft.com/office/word/2016/wordml/cid" xmlns:w16="http://schemas.microsoft.com/office/word/2018/wordml" xmlns:w16du="http://schemas.microsoft.com/office/word/2023/wordml/word16du" xmlns:w16sdtdh="http://schemas.microsoft.com/office/word/2020/wordml/sdtdatahash" xmlns:w16sdtfl="http://schemas.microsoft.com/office/word/2024/wordml/sdtformatlock" xmlns:w16se="http://schemas.microsoft.com/office/word/2015/wordml/symex" xmlns:wpg="http://schemas.microsoft.com/office/word/2010/wordprocessingGroup" xmlns:wpi="http://schemas.microsoft.com/office/word/2010/wordprocessingInk" xmlns:wne="http://schemas.microsoft.com/office/word/2006/wordml" xmlns:wps="http://schemas.microsoft.com/office/word/2010/wordprocessingShape" mc:Ignorable="w14 w15 w16se w16cid w16 w16cex w16sdtdh w16sdtfl w16du wp14">
   <w:p>
     <w:pPr>
       <w:pStyle w:val="Header"/>
@@ -32439,7 +32550,7 @@
 </file>
 
 <file path=word/header2.xml><?xml version="1.0" encoding="utf-8"?>
-<w:hdr xmlns:wpc="http://schemas.microsoft.com/office/word/2010/wordprocessingCanvas" xmlns:cx="http://schemas.microsoft.com/office/drawing/2014/chartex" xmlns:cx1="http://schemas.microsoft.com/office/drawing/2015/9/8/chartex" xmlns:cx2="http://schemas.microsoft.com/office/drawing/2015/10/21/chartex" xmlns:cx3="http://schemas.microsoft.com/office/drawing/2016/5/9/chartex" xmlns:cx4="http://schemas.microsoft.com/office/drawing/2016/5/10/chartex" xmlns:cx5="http://schemas.microsoft.com/office/drawing/2016/5/11/chartex" xmlns:cx6="http://schemas.microsoft.com/office/drawing/2016/5/12/chartex" xmlns:cx7="http://schemas.microsoft.com/office/drawing/2016/5/13/chartex" xmlns:cx8="http://schemas.microsoft.com/office/drawing/2016/5/14/chartex" xmlns:mc="http://schemas.openxmlformats.org/markup-compatibility/2006" xmlns:aink="http://schemas.microsoft.com/office/drawing/2016/ink" xmlns:am3d="http://schemas.microsoft.com/office/drawing/2017/model3d" xmlns:o="urn:schemas-microsoft-com:office:office" xmlns:oel="http://schemas.microsoft.com/office/2019/extlst" xmlns:r="http://schemas.openxmlformats.org/officeDocument/2006/relationships" xmlns:m="http://schemas.openxmlformats.org/officeDocument/2006/math" xmlns:v="urn:schemas-microsoft-com:vml" xmlns:wp14="http://schemas.microsoft.com/office/word/2010/wordprocessingDrawing" xmlns:wp="http://schemas.openxmlformats.org/drawingml/2006/wordprocessingDrawing" xmlns:w10="urn:schemas-microsoft-com:office:word" xmlns:w="http://schemas.openxmlformats.org/wordprocessingml/2006/main" xmlns:w14="http://schemas.microsoft.com/office/word/2010/wordml" xmlns:w15="http://schemas.microsoft.com/office/word/2012/wordml" xmlns:w16cei="http://schemas.microsoft.com/office/word/2026/wordml/cei" xmlns:w16cex="http://schemas.microsoft.com/office/word/2018/wordml/cex" xmlns:w16cid="http://schemas.microsoft.com/office/word/2016/wordml/cid" xmlns:w16="http://schemas.microsoft.com/office/word/2018/wordml" xmlns:w16du="http://schemas.microsoft.com/office/word/2023/wordml/word16du" xmlns:w16sdtdh="http://schemas.microsoft.com/office/word/2020/wordml/sdtdatahash" xmlns:w16sdtfl="http://schemas.microsoft.com/office/word/2024/wordml/sdtformatlock" xmlns:w16se="http://schemas.microsoft.com/office/word/2015/wordml/symex" xmlns:wpg="http://schemas.microsoft.com/office/word/2010/wordprocessingGroup" xmlns:wpi="http://schemas.microsoft.com/office/word/2010/wordprocessingInk" xmlns:wne="http://schemas.microsoft.com/office/word/2006/wordml" xmlns:wps="http://schemas.microsoft.com/office/word/2010/wordprocessingShape" mc:Ignorable="w14 w15 w16se w16cid w16 w16cex w16sdtdh w16sdtfl w16du wp14">
+<w:hdr xmlns:wpc="http://schemas.microsoft.com/office/word/2010/wordprocessingCanvas" xmlns:cx="http://schemas.microsoft.com/office/drawing/2014/chartex" xmlns:cx1="http://schemas.microsoft.com/office/drawing/2015/9/8/chartex" xmlns:cx2="http://schemas.microsoft.com/office/drawing/2015/10/21/chartex" xmlns:cx3="http://schemas.microsoft.com/office/drawing/2016/5/9/chartex" xmlns:cx4="http://schemas.microsoft.com/office/drawing/2016/5/10/chartex" xmlns:cx5="http://schemas.microsoft.com/office/drawing/2016/5/11/chartex" xmlns:cx6="http://schemas.microsoft.com/office/drawing/2016/5/12/chartex" xmlns:cx7="http://schemas.microsoft.com/office/drawing/2016/5/13/chartex" xmlns:cx8="http://schemas.microsoft.com/office/drawing/2016/5/14/chartex" xmlns:mc="http://schemas.openxmlformats.org/markup-compatibility/2006" xmlns:aink="http://schemas.microsoft.com/office/drawing/2016/ink" xmlns:am3d="http://schemas.microsoft.com/office/drawing/2017/model3d" xmlns:o="urn:schemas-microsoft-com:office:office" xmlns:oel="http://schemas.microsoft.com/office/2019/extlst" xmlns:r="http://schemas.openxmlformats.org/officeDocument/2006/relationships" xmlns:m="http://schemas.openxmlformats.org/officeDocument/2006/math" xmlns:v="urn:schemas-microsoft-com:vml" xmlns:wp14="http://schemas.microsoft.com/office/word/2010/wordprocessingDrawing" xmlns:wp="http://schemas.openxmlformats.org/drawingml/2006/wordprocessingDrawing" xmlns:w10="urn:schemas-microsoft-com:office:word" xmlns:w="http://schemas.openxmlformats.org/wordprocessingml/2006/main" xmlns:w14="http://schemas.microsoft.com/office/word/2010/wordml" xmlns:w15="http://schemas.microsoft.com/office/word/2012/wordml" xmlns:w16cex="http://schemas.microsoft.com/office/word/2018/wordml/cex" xmlns:w16cid="http://schemas.microsoft.com/office/word/2016/wordml/cid" xmlns:w16="http://schemas.microsoft.com/office/word/2018/wordml" xmlns:w16du="http://schemas.microsoft.com/office/word/2023/wordml/word16du" xmlns:w16sdtdh="http://schemas.microsoft.com/office/word/2020/wordml/sdtdatahash" xmlns:w16sdtfl="http://schemas.microsoft.com/office/word/2024/wordml/sdtformatlock" xmlns:w16se="http://schemas.microsoft.com/office/word/2015/wordml/symex" xmlns:wpg="http://schemas.microsoft.com/office/word/2010/wordprocessingGroup" xmlns:wpi="http://schemas.microsoft.com/office/word/2010/wordprocessingInk" xmlns:wne="http://schemas.microsoft.com/office/word/2006/wordml" xmlns:wps="http://schemas.microsoft.com/office/word/2010/wordprocessingShape" mc:Ignorable="w14 w15 w16se w16cid w16 w16cex w16sdtdh w16sdtfl w16du wp14">
   <w:p>
     <w:pPr>
       <w:pStyle w:val="Header"/>
